--- a/GandG_YPS_DataLost/Document/CCN Product Proposed for YPS Data Lost.docx
+++ b/GandG_YPS_DataLost/Document/CCN Product Proposed for YPS Data Lost.docx
@@ -7,14 +7,10 @@
         <w:pStyle w:val="Heading1"/>
         <w:spacing w:before="0" w:line="360" w:lineRule="auto"/>
       </w:pPr>
-      <w:r>
-        <w:t xml:space="preserve">CCN Product Proposed </w:t>
-      </w:r>
-      <w:r>
-        <w:t xml:space="preserve">Step </w:t>
-      </w:r>
-      <w:r>
-        <w:t>for YPS Data Lost</w:t>
+      <w:bookmarkStart w:id="0" w:name="_Hlk222996798"/>
+      <w:bookmarkEnd w:id="0"/>
+      <w:r>
+        <w:t>CCN Product Proposed Step for YPS Data Lost</w:t>
       </w:r>
     </w:p>
     <w:p>
@@ -155,7 +151,15 @@
         <w:pStyle w:val="Heading2"/>
       </w:pPr>
       <w:r>
-        <w:t>From G&amp;G Side</w:t>
+        <w:t xml:space="preserve">From G&amp;G </w:t>
+      </w:r>
+      <w:proofErr w:type="gramStart"/>
+      <w:r>
+        <w:t>Side(</w:t>
+      </w:r>
+      <w:proofErr w:type="gramEnd"/>
+      <w:r>
+        <w:t>every request integration history)</w:t>
       </w:r>
     </w:p>
     <w:p>
@@ -170,13 +174,17 @@
       <w:r>
         <w:t xml:space="preserve">Develop a new table named </w:t>
       </w:r>
+      <w:proofErr w:type="spellStart"/>
       <w:r>
         <w:rPr>
           <w:rStyle w:val="HTMLCode"/>
           <w:rFonts w:eastAsiaTheme="majorEastAsia"/>
+          <w:b/>
+          <w:bCs/>
         </w:rPr>
         <w:t>yps_integration</w:t>
       </w:r>
+      <w:proofErr w:type="spellEnd"/>
       <w:r>
         <w:t xml:space="preserve"> with the following fields:</w:t>
       </w:r>
@@ -184,13 +192,17 @@
         <w:br/>
         <w:t xml:space="preserve">a. </w:t>
       </w:r>
+      <w:proofErr w:type="spellStart"/>
       <w:r>
         <w:rPr>
           <w:rStyle w:val="HTMLCode"/>
           <w:rFonts w:eastAsiaTheme="majorEastAsia"/>
+          <w:b/>
+          <w:bCs/>
         </w:rPr>
         <w:t>censeq</w:t>
       </w:r>
+      <w:proofErr w:type="spellEnd"/>
       <w:r>
         <w:t xml:space="preserve"> as a unique transaction key</w:t>
       </w:r>
@@ -198,24 +210,32 @@
         <w:br/>
         <w:t xml:space="preserve">b. </w:t>
       </w:r>
+      <w:proofErr w:type="spellStart"/>
       <w:r>
         <w:rPr>
           <w:rStyle w:val="HTMLCode"/>
           <w:rFonts w:eastAsiaTheme="majorEastAsia"/>
+          <w:b/>
+          <w:bCs/>
         </w:rPr>
         <w:t>transaction_frequency</w:t>
       </w:r>
+      <w:proofErr w:type="spellEnd"/>
       <w:r>
         <w:br/>
         <w:t xml:space="preserve">c. </w:t>
       </w:r>
+      <w:proofErr w:type="spellStart"/>
       <w:r>
         <w:rPr>
           <w:rStyle w:val="HTMLCode"/>
           <w:rFonts w:eastAsiaTheme="majorEastAsia"/>
+          <w:b/>
+          <w:bCs/>
         </w:rPr>
         <w:t>last_transaction_time</w:t>
       </w:r>
+      <w:proofErr w:type="spellEnd"/>
     </w:p>
     <w:p>
       <w:pPr>
@@ -229,13 +249,17 @@
       <w:r>
         <w:t xml:space="preserve">When the YPS service pushes a transaction, save the information into the </w:t>
       </w:r>
+      <w:proofErr w:type="spellStart"/>
       <w:r>
         <w:rPr>
           <w:rStyle w:val="HTMLCode"/>
           <w:rFonts w:eastAsiaTheme="majorEastAsia"/>
+          <w:b/>
+          <w:bCs/>
         </w:rPr>
         <w:t>yps_integration</w:t>
       </w:r>
+      <w:proofErr w:type="spellEnd"/>
       <w:r>
         <w:t xml:space="preserve"> table and respond with </w:t>
       </w:r>
@@ -266,13 +290,17 @@
         <w:br/>
         <w:t>a. Check whether a record already exists using the unique key (</w:t>
       </w:r>
+      <w:proofErr w:type="spellStart"/>
       <w:r>
         <w:rPr>
           <w:rStyle w:val="HTMLCode"/>
           <w:rFonts w:eastAsiaTheme="majorEastAsia"/>
+          <w:b/>
+          <w:bCs/>
         </w:rPr>
         <w:t>censeq</w:t>
       </w:r>
+      <w:proofErr w:type="spellEnd"/>
       <w:r>
         <w:t>).</w:t>
       </w:r>
@@ -280,23 +308,31 @@
         <w:br/>
         <w:t xml:space="preserve">b. If the record exists, update </w:t>
       </w:r>
+      <w:proofErr w:type="spellStart"/>
       <w:r>
         <w:rPr>
           <w:rStyle w:val="HTMLCode"/>
           <w:rFonts w:eastAsiaTheme="majorEastAsia"/>
+          <w:b/>
+          <w:bCs/>
         </w:rPr>
         <w:t>transaction_frequency</w:t>
       </w:r>
+      <w:proofErr w:type="spellEnd"/>
       <w:r>
         <w:t xml:space="preserve"> and </w:t>
       </w:r>
+      <w:proofErr w:type="spellStart"/>
       <w:r>
         <w:rPr>
           <w:rStyle w:val="HTMLCode"/>
           <w:rFonts w:eastAsiaTheme="majorEastAsia"/>
+          <w:b/>
+          <w:bCs/>
         </w:rPr>
         <w:t>last_transaction_time</w:t>
       </w:r>
+      <w:proofErr w:type="spellEnd"/>
       <w:r>
         <w:t>.</w:t>
       </w:r>
@@ -313,6 +349,488 @@
       </w:r>
       <w:r>
         <w:t xml:space="preserve"> (success code) to the YPS transaction.</w:t>
+      </w:r>
+    </w:p>
+    <w:p>
+      <w:pPr>
+        <w:pStyle w:val="NormalWeb"/>
+        <w:numPr>
+          <w:ilvl w:val="0"/>
+          <w:numId w:val="13"/>
+        </w:numPr>
+        <w:spacing w:line="360" w:lineRule="auto"/>
+      </w:pPr>
+      <w:r>
+        <w:t xml:space="preserve">Implement an </w:t>
+      </w:r>
+      <w:r>
+        <w:rPr>
+          <w:b/>
+          <w:bCs/>
+        </w:rPr>
+        <w:t>CSV</w:t>
+      </w:r>
+      <w:r>
+        <w:rPr>
+          <w:b/>
+          <w:bCs/>
+        </w:rPr>
+        <w:t xml:space="preserve"> import feature</w:t>
+      </w:r>
+      <w:r>
+        <w:t xml:space="preserve"> to synchronize failed records by inserting them into </w:t>
+      </w:r>
+      <w:proofErr w:type="spellStart"/>
+      <w:r>
+        <w:rPr>
+          <w:rStyle w:val="HTMLCode"/>
+          <w:rFonts w:eastAsiaTheme="majorEastAsia"/>
+          <w:b/>
+          <w:bCs/>
+        </w:rPr>
+        <w:t>yps_integration</w:t>
+      </w:r>
+      <w:proofErr w:type="spellEnd"/>
+      <w:r>
+        <w:t xml:space="preserve"> and processing them through the normal flow:</w:t>
+      </w:r>
+      <w:r>
+        <w:br/>
+      </w:r>
+      <w:r>
+        <w:t xml:space="preserve">a. Scheduler runs at 1:30 AM and accesses the file server according to </w:t>
+      </w:r>
+      <w:proofErr w:type="spellStart"/>
+      <w:r>
+        <w:t>application_setting</w:t>
+      </w:r>
+      <w:proofErr w:type="spellEnd"/>
+      <w:r>
+        <w:t xml:space="preserve"> table (currently G&amp;G and </w:t>
+      </w:r>
+      <w:proofErr w:type="gramStart"/>
+      <w:r>
+        <w:t>Capital</w:t>
+      </w:r>
+      <w:r>
+        <w:t xml:space="preserve"> )</w:t>
+      </w:r>
+      <w:proofErr w:type="gramEnd"/>
+      <w:r>
+        <w:t xml:space="preserve"> with </w:t>
+      </w:r>
+      <w:proofErr w:type="spellStart"/>
+      <w:r>
+        <w:rPr>
+          <w:rFonts w:ascii="Courier New" w:hAnsi="Courier New" w:cs="Courier New"/>
+          <w:b/>
+          <w:bCs/>
+        </w:rPr>
+        <w:t>settingforfailfileserver</w:t>
+      </w:r>
+      <w:proofErr w:type="spellEnd"/>
+      <w:r>
+        <w:t>.</w:t>
+      </w:r>
+    </w:p>
+    <w:p>
+      <w:pPr>
+        <w:pStyle w:val="NormalWeb"/>
+        <w:spacing w:before="0" w:beforeAutospacing="0" w:after="0" w:afterAutospacing="0" w:line="360" w:lineRule="auto"/>
+        <w:ind w:left="720"/>
+      </w:pPr>
+      <w:r>
+        <w:t>b. System must retry 3 times (15 minutes interval) for fetching the file.</w:t>
+      </w:r>
+    </w:p>
+    <w:p>
+      <w:pPr>
+        <w:pStyle w:val="NormalWeb"/>
+        <w:spacing w:before="0" w:beforeAutospacing="0" w:after="0" w:afterAutospacing="0" w:line="360" w:lineRule="auto"/>
+        <w:ind w:left="360"/>
+      </w:pPr>
+      <w:r>
+        <w:lastRenderedPageBreak/>
+        <w:t xml:space="preserve"> </w:t>
+      </w:r>
+      <w:r>
+        <w:t xml:space="preserve">c. If file access fails after 3 retries, send file access failure email by using </w:t>
+      </w:r>
+      <w:proofErr w:type="spellStart"/>
+      <w:r>
+        <w:rPr>
+          <w:rFonts w:ascii="Courier New" w:hAnsi="Courier New" w:cs="Courier New"/>
+          <w:b/>
+          <w:bCs/>
+        </w:rPr>
+        <w:t>mail_</w:t>
+      </w:r>
+      <w:r>
+        <w:rPr>
+          <w:rFonts w:ascii="Courier New" w:hAnsi="Courier New" w:cs="Courier New"/>
+          <w:b/>
+          <w:bCs/>
+        </w:rPr>
+        <w:t>template</w:t>
+      </w:r>
+      <w:proofErr w:type="spellEnd"/>
+      <w:r>
+        <w:t xml:space="preserve"> and </w:t>
+      </w:r>
+      <w:proofErr w:type="spellStart"/>
+      <w:r>
+        <w:rPr>
+          <w:rFonts w:ascii="Courier New" w:hAnsi="Courier New" w:cs="Courier New"/>
+          <w:b/>
+          <w:bCs/>
+        </w:rPr>
+        <w:t>mail_</w:t>
+      </w:r>
+      <w:r>
+        <w:rPr>
+          <w:rFonts w:ascii="Courier New" w:hAnsi="Courier New" w:cs="Courier New"/>
+          <w:b/>
+          <w:bCs/>
+        </w:rPr>
+        <w:t>participant</w:t>
+      </w:r>
+      <w:proofErr w:type="spellEnd"/>
+      <w:r>
+        <w:t xml:space="preserve"> table</w:t>
+      </w:r>
+      <w:r>
+        <w:t xml:space="preserve"> with mail data from </w:t>
+      </w:r>
+      <w:proofErr w:type="spellStart"/>
+      <w:r>
+        <w:t>application_setting</w:t>
+      </w:r>
+      <w:proofErr w:type="spellEnd"/>
+      <w:r>
+        <w:t xml:space="preserve"> table ().</w:t>
+      </w:r>
+    </w:p>
+    <w:p>
+      <w:pPr>
+        <w:pStyle w:val="NormalWeb"/>
+        <w:spacing w:before="0" w:beforeAutospacing="0" w:after="0" w:afterAutospacing="0" w:line="360" w:lineRule="auto"/>
+        <w:ind w:left="720"/>
+      </w:pPr>
+      <w:r>
+        <w:t xml:space="preserve">d. Before importing, check that the file name does not already exist in </w:t>
+      </w:r>
+      <w:proofErr w:type="spellStart"/>
+      <w:r>
+        <w:t>import_record</w:t>
+      </w:r>
+      <w:proofErr w:type="spellEnd"/>
+      <w:r>
+        <w:t xml:space="preserve"> table to avoid duplicate import.</w:t>
+      </w:r>
+    </w:p>
+    <w:p>
+      <w:pPr>
+        <w:pStyle w:val="NormalWeb"/>
+        <w:spacing w:before="0" w:beforeAutospacing="0" w:after="0" w:afterAutospacing="0" w:line="360" w:lineRule="auto"/>
+        <w:ind w:left="360"/>
+      </w:pPr>
+      <w:r>
+        <w:t xml:space="preserve">e. Build an </w:t>
+      </w:r>
+      <w:proofErr w:type="spellStart"/>
+      <w:r>
+        <w:t>import_record</w:t>
+      </w:r>
+      <w:proofErr w:type="spellEnd"/>
+      <w:r>
+        <w:t xml:space="preserve"> processing table with the following columns:</w:t>
+      </w:r>
+    </w:p>
+    <w:p>
+      <w:pPr>
+        <w:pStyle w:val="NormalWeb"/>
+        <w:spacing w:before="0" w:beforeAutospacing="0" w:after="0" w:afterAutospacing="0" w:line="360" w:lineRule="auto"/>
+        <w:ind w:left="720"/>
+      </w:pPr>
+      <w:proofErr w:type="spellStart"/>
+      <w:r>
+        <w:t>accestime</w:t>
+      </w:r>
+      <w:proofErr w:type="spellEnd"/>
+      <w:r>
+        <w:t xml:space="preserve"> to record the time when the CSV file is accessed</w:t>
+      </w:r>
+    </w:p>
+    <w:p>
+      <w:pPr>
+        <w:pStyle w:val="NormalWeb"/>
+        <w:spacing w:before="0" w:beforeAutospacing="0" w:after="0" w:afterAutospacing="0" w:line="360" w:lineRule="auto"/>
+        <w:ind w:left="720"/>
+      </w:pPr>
+      <w:proofErr w:type="spellStart"/>
+      <w:r>
+        <w:t>importstatus</w:t>
+      </w:r>
+      <w:proofErr w:type="spellEnd"/>
+      <w:r>
+        <w:t xml:space="preserve"> to record the processing state (</w:t>
+      </w:r>
+      <w:r>
+        <w:rPr>
+          <w:b/>
+          <w:bCs/>
+        </w:rPr>
+        <w:t>PROCESS / FAIL / SUCCESS</w:t>
+      </w:r>
+      <w:r>
+        <w:t>)</w:t>
+      </w:r>
+    </w:p>
+    <w:p>
+      <w:pPr>
+        <w:pStyle w:val="NormalWeb"/>
+        <w:spacing w:before="0" w:beforeAutospacing="0" w:after="0" w:afterAutospacing="0" w:line="360" w:lineRule="auto"/>
+        <w:ind w:left="360"/>
+      </w:pPr>
+      <w:r>
+        <w:t xml:space="preserve">      </w:t>
+      </w:r>
+      <w:r>
+        <w:t>retry to record the total retry count (3 times with 15 min interval)</w:t>
+      </w:r>
+    </w:p>
+    <w:p>
+      <w:pPr>
+        <w:pStyle w:val="NormalWeb"/>
+        <w:spacing w:before="0" w:beforeAutospacing="0" w:after="0" w:afterAutospacing="0" w:line="360" w:lineRule="auto"/>
+        <w:ind w:left="720"/>
+      </w:pPr>
+      <w:r>
+        <w:t>filename for the CSV file name</w:t>
+      </w:r>
+    </w:p>
+    <w:p>
+      <w:pPr>
+        <w:pStyle w:val="NormalWeb"/>
+        <w:spacing w:before="0" w:beforeAutospacing="0" w:after="0" w:afterAutospacing="0" w:line="360" w:lineRule="auto"/>
+        <w:ind w:left="720"/>
+      </w:pPr>
+      <w:proofErr w:type="spellStart"/>
+      <w:r>
+        <w:t>totaltransactions</w:t>
+      </w:r>
+      <w:proofErr w:type="spellEnd"/>
+      <w:r>
+        <w:t xml:space="preserve"> to record the number of transactions in the CSV file</w:t>
+      </w:r>
+    </w:p>
+    <w:p>
+      <w:pPr>
+        <w:pStyle w:val="NormalWeb"/>
+        <w:spacing w:before="0" w:beforeAutospacing="0" w:after="0" w:afterAutospacing="0" w:line="360" w:lineRule="auto"/>
+        <w:ind w:left="720"/>
+      </w:pPr>
+      <w:r>
+        <w:t>remark to record the processing issue details</w:t>
+      </w:r>
+    </w:p>
+    <w:p>
+      <w:pPr>
+        <w:pStyle w:val="NormalWeb"/>
+        <w:spacing w:before="0" w:beforeAutospacing="0" w:after="0" w:afterAutospacing="0" w:line="360" w:lineRule="auto"/>
+        <w:ind w:left="720"/>
+      </w:pPr>
+      <w:proofErr w:type="spellStart"/>
+      <w:r>
+        <w:t>activeSessionCount</w:t>
+      </w:r>
+      <w:proofErr w:type="spellEnd"/>
+      <w:r>
+        <w:t xml:space="preserve"> for active session which shift is still open and sale transaction is not sync</w:t>
+      </w:r>
+    </w:p>
+    <w:p>
+      <w:pPr>
+        <w:pStyle w:val="NormalWeb"/>
+        <w:spacing w:before="0" w:beforeAutospacing="0" w:after="0" w:afterAutospacing="0" w:line="360" w:lineRule="auto"/>
+        <w:ind w:left="720"/>
+      </w:pPr>
+      <w:proofErr w:type="spellStart"/>
+      <w:r>
+        <w:t>failedTxCount</w:t>
+      </w:r>
+      <w:proofErr w:type="spellEnd"/>
+      <w:r>
+        <w:t xml:space="preserve"> for transaction which is fail for doing sale transaction</w:t>
+      </w:r>
+    </w:p>
+    <w:p>
+      <w:pPr>
+        <w:pStyle w:val="NormalWeb"/>
+        <w:spacing w:before="0" w:beforeAutospacing="0" w:after="0" w:afterAutospacing="0" w:line="360" w:lineRule="auto"/>
+        <w:ind w:left="720"/>
+      </w:pPr>
+      <w:proofErr w:type="spellStart"/>
+      <w:r>
+        <w:t>isEmailSent</w:t>
+      </w:r>
+      <w:proofErr w:type="spellEnd"/>
+      <w:r>
+        <w:t xml:space="preserve"> for checking email already sent for failed transaction import</w:t>
+      </w:r>
+    </w:p>
+    <w:p>
+      <w:pPr>
+        <w:pStyle w:val="NormalWeb"/>
+        <w:spacing w:before="0" w:beforeAutospacing="0" w:after="0" w:afterAutospacing="0" w:line="360" w:lineRule="auto"/>
+        <w:ind w:left="720"/>
+      </w:pPr>
+      <w:proofErr w:type="spellStart"/>
+      <w:r>
+        <w:t>lastEmailSentAt</w:t>
+      </w:r>
+      <w:proofErr w:type="spellEnd"/>
+      <w:r>
+        <w:t xml:space="preserve"> to record last email sending time</w:t>
+      </w:r>
+    </w:p>
+    <w:p>
+      <w:pPr>
+        <w:pStyle w:val="NormalWeb"/>
+        <w:spacing w:before="0" w:beforeAutospacing="0" w:after="0" w:afterAutospacing="0" w:line="360" w:lineRule="auto"/>
+        <w:ind w:left="720"/>
+      </w:pPr>
+      <w:r>
+        <w:t xml:space="preserve">f. When import starts, insert a record into </w:t>
+      </w:r>
+      <w:proofErr w:type="spellStart"/>
+      <w:r>
+        <w:t>import_record</w:t>
+      </w:r>
+      <w:proofErr w:type="spellEnd"/>
+      <w:r>
+        <w:t xml:space="preserve"> and set </w:t>
+      </w:r>
+      <w:proofErr w:type="spellStart"/>
+      <w:r>
+        <w:t>importstatus</w:t>
+      </w:r>
+      <w:proofErr w:type="spellEnd"/>
+      <w:r>
+        <w:t xml:space="preserve"> = PROCESS.</w:t>
+      </w:r>
+    </w:p>
+    <w:p>
+      <w:pPr>
+        <w:pStyle w:val="NormalWeb"/>
+        <w:spacing w:before="0" w:beforeAutospacing="0" w:after="0" w:afterAutospacing="0" w:line="360" w:lineRule="auto"/>
+        <w:ind w:left="720"/>
+      </w:pPr>
+      <w:r>
+        <w:t xml:space="preserve">g. Insert all CSV records into </w:t>
+      </w:r>
+      <w:proofErr w:type="spellStart"/>
+      <w:r>
+        <w:t>yps_integration</w:t>
+      </w:r>
+      <w:proofErr w:type="spellEnd"/>
+      <w:r>
+        <w:t xml:space="preserve"> with </w:t>
+      </w:r>
+      <w:proofErr w:type="spellStart"/>
+      <w:r>
+        <w:t>fromOnline</w:t>
+      </w:r>
+      <w:proofErr w:type="spellEnd"/>
+      <w:r>
+        <w:t xml:space="preserve"> = false.</w:t>
+      </w:r>
+    </w:p>
+    <w:p>
+      <w:pPr>
+        <w:pStyle w:val="NormalWeb"/>
+        <w:spacing w:before="0" w:beforeAutospacing="0" w:after="0" w:afterAutospacing="0" w:line="360" w:lineRule="auto"/>
+        <w:ind w:left="360"/>
+      </w:pPr>
+      <w:r>
+        <w:t xml:space="preserve">h. If any record fails during insertion, rollback the whole import transaction and update </w:t>
+      </w:r>
+      <w:proofErr w:type="spellStart"/>
+      <w:r>
+        <w:t>importstatus</w:t>
+      </w:r>
+      <w:proofErr w:type="spellEnd"/>
+      <w:r>
+        <w:t xml:space="preserve"> = FAIL with remark.</w:t>
+      </w:r>
+    </w:p>
+    <w:p>
+      <w:pPr>
+        <w:pStyle w:val="NormalWeb"/>
+        <w:spacing w:before="0" w:beforeAutospacing="0" w:after="0" w:afterAutospacing="0" w:line="360" w:lineRule="auto"/>
+        <w:ind w:left="720"/>
+      </w:pPr>
+      <w:proofErr w:type="spellStart"/>
+      <w:r>
+        <w:t>i</w:t>
+      </w:r>
+      <w:proofErr w:type="spellEnd"/>
+      <w:r>
+        <w:t xml:space="preserve">. After inserting into </w:t>
+      </w:r>
+      <w:proofErr w:type="spellStart"/>
+      <w:r>
+        <w:t>yps_integration</w:t>
+      </w:r>
+      <w:proofErr w:type="spellEnd"/>
+      <w:r>
+        <w:t>, execute sale processing flow.</w:t>
+      </w:r>
+      <w:r>
+        <w:br/>
+        <w:t xml:space="preserve">If sale processing fails for any transaction, update that record in </w:t>
+      </w:r>
+      <w:proofErr w:type="spellStart"/>
+      <w:r>
+        <w:t>yps_integration</w:t>
+      </w:r>
+      <w:proofErr w:type="spellEnd"/>
+      <w:r>
+        <w:t xml:space="preserve"> with status = FAIL and increase </w:t>
+      </w:r>
+      <w:proofErr w:type="spellStart"/>
+      <w:r>
+        <w:t>failedTxCount</w:t>
+      </w:r>
+      <w:proofErr w:type="spellEnd"/>
+      <w:r>
+        <w:t xml:space="preserve"> in </w:t>
+      </w:r>
+      <w:proofErr w:type="spellStart"/>
+      <w:r>
+        <w:t>import_record</w:t>
+      </w:r>
+      <w:proofErr w:type="spellEnd"/>
+      <w:r>
+        <w:t>.</w:t>
+      </w:r>
+    </w:p>
+    <w:p>
+      <w:pPr>
+        <w:pStyle w:val="NormalWeb"/>
+        <w:spacing w:before="0" w:beforeAutospacing="0" w:after="0" w:afterAutospacing="0" w:line="360" w:lineRule="auto"/>
+        <w:ind w:left="720"/>
+      </w:pPr>
+      <w:r>
+        <w:t xml:space="preserve">j. After processing all transactions successfully, update </w:t>
+      </w:r>
+      <w:proofErr w:type="spellStart"/>
+      <w:r>
+        <w:t>importstatus</w:t>
+      </w:r>
+      <w:proofErr w:type="spellEnd"/>
+      <w:r>
+        <w:t xml:space="preserve"> = SUCCESS.</w:t>
       </w:r>
     </w:p>
     <w:p>
@@ -325,346 +843,480 @@
         <w:spacing w:before="0" w:beforeAutospacing="0" w:after="0" w:afterAutospacing="0" w:line="360" w:lineRule="auto"/>
       </w:pPr>
       <w:r>
-        <w:t xml:space="preserve">Implement an </w:t>
-      </w:r>
-      <w:r>
-        <w:rPr>
-          <w:b/>
-          <w:bCs/>
-        </w:rPr>
-        <w:t>Excel import feature</w:t>
-      </w:r>
-      <w:r>
-        <w:t xml:space="preserve"> to synchronize failed records by inserting them into </w:t>
-      </w:r>
-      <w:r>
-        <w:rPr>
-          <w:rStyle w:val="HTMLCode"/>
-          <w:rFonts w:eastAsiaTheme="majorEastAsia"/>
-        </w:rPr>
-        <w:t>yps_integration</w:t>
-      </w:r>
-      <w:r>
-        <w:t xml:space="preserve"> and processing them through the normal flow:</w:t>
+        <w:t xml:space="preserve">Build an </w:t>
+      </w:r>
+      <w:proofErr w:type="spellStart"/>
+      <w:r>
+        <w:t>import_session</w:t>
+      </w:r>
+      <w:proofErr w:type="spellEnd"/>
+      <w:r>
+        <w:t xml:space="preserve"> processing table with the following columns:</w:t>
       </w:r>
       <w:r>
         <w:br/>
-        <w:t xml:space="preserve">a. Access the </w:t>
-      </w:r>
-      <w:r>
-        <w:rPr>
-          <w:b/>
-          <w:bCs/>
-        </w:rPr>
-        <w:t>file server</w:t>
-      </w:r>
-      <w:r>
-        <w:t xml:space="preserve"> to retrieve the </w:t>
-      </w:r>
-      <w:r>
-        <w:rPr>
-          <w:b/>
-          <w:bCs/>
-        </w:rPr>
-        <w:t>failed</w:t>
-      </w:r>
-      <w:r>
-        <w:t xml:space="preserve"> </w:t>
-      </w:r>
-      <w:r>
-        <w:rPr>
-          <w:b/>
-          <w:bCs/>
-        </w:rPr>
-        <w:t>Excel list</w:t>
-      </w:r>
-      <w:r>
-        <w:t>.</w:t>
+        <w:t xml:space="preserve">a. </w:t>
+      </w:r>
+      <w:proofErr w:type="spellStart"/>
+      <w:r>
+        <w:t>sessionid</w:t>
+      </w:r>
+      <w:proofErr w:type="spellEnd"/>
+      <w:r>
+        <w:t xml:space="preserve"> for recording sale session</w:t>
       </w:r>
       <w:r>
         <w:br/>
         <w:t xml:space="preserve">b. </w:t>
       </w:r>
-      <w:r>
-        <w:rPr>
-          <w:b/>
-          <w:bCs/>
-        </w:rPr>
-        <w:t>Roll back</w:t>
-      </w:r>
-      <w:r>
-        <w:t xml:space="preserve"> the operation if any record from the Excel file fails to insert into the database table.</w:t>
-      </w:r>
-      <w:r>
-        <w:br/>
-      </w:r>
-      <w:r>
-        <w:lastRenderedPageBreak/>
-        <w:t>c. Use a scheduler to access the file and persist the data into the database.</w:t>
-      </w:r>
-      <w:r>
-        <w:br/>
-        <w:t xml:space="preserve">d. Build a </w:t>
-      </w:r>
-      <w:r>
-        <w:rPr>
-          <w:rStyle w:val="HTMLCode"/>
-          <w:rFonts w:eastAsiaTheme="majorEastAsia"/>
-          <w:b/>
-          <w:bCs/>
-        </w:rPr>
-        <w:t>fail_record</w:t>
-      </w:r>
-      <w:r>
-        <w:t xml:space="preserve"> processing table with the following columns:</w:t>
+      <w:proofErr w:type="spellStart"/>
+      <w:r>
+        <w:t>storeid</w:t>
+      </w:r>
+      <w:proofErr w:type="spellEnd"/>
+      <w:r>
+        <w:t xml:space="preserve"> for recording store information</w:t>
       </w:r>
     </w:p>
     <w:p>
       <w:pPr>
         <w:pStyle w:val="NormalWeb"/>
         <w:numPr>
-          <w:ilvl w:val="1"/>
+          <w:ilvl w:val="0"/>
           <w:numId w:val="13"/>
         </w:numPr>
         <w:spacing w:before="0" w:beforeAutospacing="0" w:after="0" w:afterAutospacing="0" w:line="360" w:lineRule="auto"/>
       </w:pPr>
       <w:r>
-        <w:rPr>
-          <w:rStyle w:val="HTMLCode"/>
-          <w:rFonts w:eastAsiaTheme="majorEastAsia"/>
-        </w:rPr>
-        <w:t>accestime</w:t>
-      </w:r>
-      <w:r>
-        <w:t xml:space="preserve"> to record the time when the Excel file is accessed</w:t>
+        <w:t>Shift Ending Process (7AM Scheduler):</w:t>
+      </w:r>
+    </w:p>
+    <w:p>
+      <w:pPr>
+        <w:pStyle w:val="NormalWeb"/>
+        <w:spacing w:before="0" w:beforeAutospacing="0" w:after="0" w:afterAutospacing="0" w:line="360" w:lineRule="auto"/>
+        <w:ind w:left="720"/>
+      </w:pPr>
+      <w:r>
+        <w:t>a. Scheduler runs at 7:00 AM daily.</w:t>
+      </w:r>
+    </w:p>
+    <w:p>
+      <w:pPr>
+        <w:pStyle w:val="NormalWeb"/>
+        <w:spacing w:before="0" w:beforeAutospacing="0" w:after="0" w:afterAutospacing="0" w:line="360" w:lineRule="auto"/>
+        <w:ind w:left="720"/>
+      </w:pPr>
+      <w:r>
+        <w:lastRenderedPageBreak/>
+        <w:t xml:space="preserve">b. Check </w:t>
+      </w:r>
+      <w:proofErr w:type="spellStart"/>
+      <w:r>
+        <w:t>import_record</w:t>
+      </w:r>
+      <w:proofErr w:type="spellEnd"/>
+      <w:r>
+        <w:t xml:space="preserve"> where </w:t>
+      </w:r>
+      <w:proofErr w:type="spellStart"/>
+      <w:r>
+        <w:t>activeSessionCount</w:t>
+      </w:r>
+      <w:proofErr w:type="spellEnd"/>
+      <w:r>
+        <w:t xml:space="preserve"> &gt; 0.</w:t>
+      </w:r>
+    </w:p>
+    <w:p>
+      <w:pPr>
+        <w:pStyle w:val="NormalWeb"/>
+        <w:spacing w:before="0" w:beforeAutospacing="0" w:after="0" w:afterAutospacing="0" w:line="360" w:lineRule="auto"/>
+        <w:ind w:left="720"/>
+      </w:pPr>
+      <w:r>
+        <w:t xml:space="preserve">c. For each active session, check </w:t>
+      </w:r>
+      <w:proofErr w:type="spellStart"/>
+      <w:r>
+        <w:t>SaleTransaction</w:t>
+      </w:r>
+      <w:proofErr w:type="spellEnd"/>
+      <w:r>
+        <w:t xml:space="preserve"> table where status = PROCESS and session is not closed.</w:t>
+      </w:r>
+    </w:p>
+    <w:p>
+      <w:pPr>
+        <w:pStyle w:val="NormalWeb"/>
+        <w:spacing w:before="0" w:beforeAutospacing="0" w:after="0" w:afterAutospacing="0" w:line="360" w:lineRule="auto"/>
+        <w:ind w:left="720"/>
+      </w:pPr>
+      <w:r>
+        <w:t xml:space="preserve">d. If found, close </w:t>
+      </w:r>
+      <w:proofErr w:type="spellStart"/>
+      <w:r>
+        <w:t>workshift</w:t>
+      </w:r>
+      <w:proofErr w:type="spellEnd"/>
+      <w:r>
+        <w:t xml:space="preserve"> and close import session, then decrease </w:t>
+      </w:r>
+      <w:proofErr w:type="spellStart"/>
+      <w:r>
+        <w:t>activeSessionCount</w:t>
+      </w:r>
+      <w:proofErr w:type="spellEnd"/>
+      <w:r>
+        <w:t>.</w:t>
       </w:r>
     </w:p>
     <w:p>
       <w:pPr>
         <w:pStyle w:val="NormalWeb"/>
         <w:numPr>
-          <w:ilvl w:val="1"/>
+          <w:ilvl w:val="0"/>
           <w:numId w:val="13"/>
         </w:numPr>
         <w:spacing w:before="0" w:beforeAutospacing="0" w:after="0" w:afterAutospacing="0" w:line="360" w:lineRule="auto"/>
       </w:pPr>
       <w:r>
-        <w:rPr>
-          <w:rStyle w:val="HTMLCode"/>
-          <w:rFonts w:eastAsiaTheme="majorEastAsia"/>
-        </w:rPr>
-        <w:t>processstatus</w:t>
-      </w:r>
-      <w:r>
-        <w:t xml:space="preserve"> to record the processing state (PROCESS / FAIL / SUCCESS)</w:t>
+        <w:t>Failed Transaction Email Process (7AM Scheduler):</w:t>
+      </w:r>
+    </w:p>
+    <w:p>
+      <w:pPr>
+        <w:pStyle w:val="NormalWeb"/>
+        <w:spacing w:before="0" w:beforeAutospacing="0" w:after="0" w:afterAutospacing="0" w:line="360" w:lineRule="auto"/>
+        <w:ind w:left="720"/>
+      </w:pPr>
+      <w:r>
+        <w:t xml:space="preserve">a. Scheduler checks </w:t>
+      </w:r>
+      <w:proofErr w:type="spellStart"/>
+      <w:r>
+        <w:t>import_record</w:t>
+      </w:r>
+      <w:proofErr w:type="spellEnd"/>
+      <w:r>
+        <w:t xml:space="preserve"> where </w:t>
+      </w:r>
+      <w:proofErr w:type="spellStart"/>
+      <w:r>
+        <w:t>failedTxCount</w:t>
+      </w:r>
+      <w:proofErr w:type="spellEnd"/>
+      <w:r>
+        <w:t xml:space="preserve"> &gt; 0 and </w:t>
+      </w:r>
+      <w:proofErr w:type="spellStart"/>
+      <w:r>
+        <w:t>isEmailSent</w:t>
+      </w:r>
+      <w:proofErr w:type="spellEnd"/>
+      <w:r>
+        <w:t xml:space="preserve"> = false.</w:t>
+      </w:r>
+    </w:p>
+    <w:p>
+      <w:pPr>
+        <w:pStyle w:val="NormalWeb"/>
+        <w:spacing w:before="0" w:beforeAutospacing="0" w:after="0" w:afterAutospacing="0" w:line="360" w:lineRule="auto"/>
+        <w:ind w:left="720"/>
+      </w:pPr>
+      <w:r>
+        <w:t xml:space="preserve">b. For each record, determine date </w:t>
+      </w:r>
+      <w:proofErr w:type="spellStart"/>
+      <w:proofErr w:type="gramStart"/>
+      <w:r>
+        <w:t>range:If</w:t>
+      </w:r>
+      <w:proofErr w:type="spellEnd"/>
+      <w:proofErr w:type="gramEnd"/>
+      <w:r>
+        <w:t xml:space="preserve"> </w:t>
+      </w:r>
+      <w:proofErr w:type="spellStart"/>
+      <w:r>
+        <w:t>lastEmailSentAt</w:t>
+      </w:r>
+      <w:proofErr w:type="spellEnd"/>
+      <w:r>
+        <w:t xml:space="preserve"> exists, use it as start </w:t>
+      </w:r>
+      <w:proofErr w:type="spellStart"/>
+      <w:proofErr w:type="gramStart"/>
+      <w:r>
+        <w:t>date.Otherwise</w:t>
+      </w:r>
+      <w:proofErr w:type="spellEnd"/>
+      <w:proofErr w:type="gramEnd"/>
+      <w:r>
+        <w:t xml:space="preserve"> use </w:t>
+      </w:r>
+      <w:proofErr w:type="spellStart"/>
+      <w:r>
+        <w:t>importStartAt</w:t>
+      </w:r>
+      <w:proofErr w:type="spellEnd"/>
+      <w:r>
+        <w:t xml:space="preserve"> as start date.</w:t>
+      </w:r>
+    </w:p>
+    <w:p>
+      <w:pPr>
+        <w:pStyle w:val="NormalWeb"/>
+        <w:spacing w:before="0" w:beforeAutospacing="0" w:after="0" w:afterAutospacing="0" w:line="360" w:lineRule="auto"/>
+        <w:ind w:left="720"/>
+      </w:pPr>
+      <w:r>
+        <w:t>End date is current time.</w:t>
+      </w:r>
+    </w:p>
+    <w:p>
+      <w:pPr>
+        <w:pStyle w:val="NormalWeb"/>
+        <w:spacing w:before="0" w:beforeAutospacing="0" w:after="0" w:afterAutospacing="0" w:line="360" w:lineRule="auto"/>
+        <w:ind w:left="720"/>
+      </w:pPr>
+      <w:r>
+        <w:t xml:space="preserve">c. Fetch failed records from </w:t>
+      </w:r>
+      <w:proofErr w:type="spellStart"/>
+      <w:r>
+        <w:t>yps_integration</w:t>
+      </w:r>
+      <w:proofErr w:type="spellEnd"/>
+      <w:r>
+        <w:t xml:space="preserve"> where status = FAIL and </w:t>
+      </w:r>
+      <w:proofErr w:type="spellStart"/>
+      <w:r>
+        <w:t>fromOnline</w:t>
+      </w:r>
+      <w:proofErr w:type="spellEnd"/>
+      <w:r>
+        <w:t xml:space="preserve"> = false and </w:t>
+      </w:r>
+      <w:proofErr w:type="spellStart"/>
+      <w:r>
+        <w:t>failAt</w:t>
+      </w:r>
+      <w:proofErr w:type="spellEnd"/>
+      <w:r>
+        <w:t xml:space="preserve"> between start date and current time.</w:t>
+      </w:r>
+    </w:p>
+    <w:p>
+      <w:pPr>
+        <w:pStyle w:val="NormalWeb"/>
+        <w:spacing w:before="0" w:beforeAutospacing="0" w:after="0" w:afterAutospacing="0" w:line="360" w:lineRule="auto"/>
+        <w:ind w:left="720"/>
+      </w:pPr>
+      <w:r>
+        <w:t xml:space="preserve">d. Generate CSV file and send email using </w:t>
+      </w:r>
+      <w:proofErr w:type="spellStart"/>
+      <w:r>
+        <w:t>mail_config</w:t>
+      </w:r>
+      <w:proofErr w:type="spellEnd"/>
+      <w:r>
+        <w:t xml:space="preserve"> and </w:t>
+      </w:r>
+      <w:proofErr w:type="spellStart"/>
+      <w:r>
+        <w:t>mail_template</w:t>
+      </w:r>
+      <w:proofErr w:type="spellEnd"/>
+      <w:r>
+        <w:t xml:space="preserve"> table.</w:t>
+      </w:r>
+    </w:p>
+    <w:p>
+      <w:pPr>
+        <w:pStyle w:val="NormalWeb"/>
+        <w:spacing w:before="0" w:beforeAutospacing="0" w:after="0" w:afterAutospacing="0" w:line="360" w:lineRule="auto"/>
+        <w:ind w:left="720"/>
+      </w:pPr>
+      <w:r>
+        <w:t xml:space="preserve">e. If email sending is success, update </w:t>
+      </w:r>
+      <w:proofErr w:type="spellStart"/>
+      <w:r>
+        <w:t>isEmailSent</w:t>
+      </w:r>
+      <w:proofErr w:type="spellEnd"/>
+      <w:r>
+        <w:t xml:space="preserve"> = true and </w:t>
+      </w:r>
+      <w:proofErr w:type="spellStart"/>
+      <w:r>
+        <w:t>lastEmailSentAt</w:t>
+      </w:r>
+      <w:proofErr w:type="spellEnd"/>
+      <w:r>
+        <w:t xml:space="preserve"> = current time.</w:t>
+      </w:r>
+    </w:p>
+    <w:p>
+      <w:pPr>
+        <w:pStyle w:val="NormalWeb"/>
+        <w:spacing w:before="0" w:beforeAutospacing="0" w:after="0" w:afterAutospacing="0" w:line="360" w:lineRule="auto"/>
+        <w:ind w:left="720"/>
+      </w:pPr>
+      <w:r>
+        <w:t xml:space="preserve">f. If email sending fails, do not update </w:t>
+      </w:r>
+      <w:proofErr w:type="spellStart"/>
+      <w:r>
+        <w:t>isEmailSent</w:t>
+      </w:r>
+      <w:proofErr w:type="spellEnd"/>
+      <w:r>
+        <w:t xml:space="preserve"> and </w:t>
+      </w:r>
+      <w:proofErr w:type="spellStart"/>
+      <w:r>
+        <w:t>lastEmailSentAt</w:t>
+      </w:r>
+      <w:proofErr w:type="spellEnd"/>
+      <w:r>
+        <w:t xml:space="preserve"> so that next scheduler run will retry.</w:t>
       </w:r>
     </w:p>
     <w:p>
       <w:pPr>
         <w:pStyle w:val="NormalWeb"/>
         <w:numPr>
-          <w:ilvl w:val="1"/>
+          <w:ilvl w:val="0"/>
           <w:numId w:val="13"/>
         </w:numPr>
         <w:spacing w:before="0" w:beforeAutospacing="0" w:after="0" w:afterAutospacing="0" w:line="360" w:lineRule="auto"/>
       </w:pPr>
       <w:r>
-        <w:rPr>
-          <w:rStyle w:val="HTMLCode"/>
-          <w:rFonts w:eastAsiaTheme="majorEastAsia"/>
-        </w:rPr>
-        <w:t>retry</w:t>
-      </w:r>
-      <w:r>
-        <w:t xml:space="preserve"> to record the total retry count for accessing and processing</w:t>
-      </w:r>
+        <w:t xml:space="preserve">Build </w:t>
+      </w:r>
+      <w:proofErr w:type="spellStart"/>
+      <w:r>
+        <w:t>mail_template</w:t>
+      </w:r>
+      <w:proofErr w:type="spellEnd"/>
+      <w:r>
+        <w:t xml:space="preserve"> and </w:t>
+      </w:r>
+      <w:proofErr w:type="spellStart"/>
+      <w:r>
+        <w:t>mail_participant</w:t>
+      </w:r>
+      <w:proofErr w:type="spellEnd"/>
+      <w:r>
+        <w:t xml:space="preserve"> table with the following must columns:</w:t>
+      </w:r>
+      <w:r>
+        <w:br/>
+        <w:t xml:space="preserve">a. </w:t>
+      </w:r>
+      <w:proofErr w:type="spellStart"/>
+      <w:r>
+        <w:t>templateid</w:t>
+      </w:r>
+      <w:proofErr w:type="spellEnd"/>
+      <w:r>
+        <w:t xml:space="preserve">, subject, content, </w:t>
+      </w:r>
+      <w:proofErr w:type="spellStart"/>
+      <w:r>
+        <w:t>mail_for</w:t>
+      </w:r>
+      <w:proofErr w:type="spellEnd"/>
+      <w:r>
+        <w:t xml:space="preserve"> for </w:t>
+      </w:r>
+      <w:proofErr w:type="spellStart"/>
+      <w:r>
+        <w:t>mail_template</w:t>
+      </w:r>
+      <w:proofErr w:type="spellEnd"/>
+      <w:r>
+        <w:br/>
+        <w:t xml:space="preserve">b. </w:t>
+      </w:r>
+      <w:proofErr w:type="spellStart"/>
+      <w:r>
+        <w:t>templateid</w:t>
+      </w:r>
+      <w:proofErr w:type="spellEnd"/>
+      <w:r>
+        <w:t xml:space="preserve">, </w:t>
+      </w:r>
+      <w:proofErr w:type="spellStart"/>
+      <w:r>
+        <w:t>recipient_email</w:t>
+      </w:r>
+      <w:proofErr w:type="spellEnd"/>
+      <w:r>
+        <w:t xml:space="preserve"> for </w:t>
+      </w:r>
+      <w:proofErr w:type="spellStart"/>
+      <w:r>
+        <w:t>mail_participant</w:t>
+      </w:r>
+      <w:proofErr w:type="spellEnd"/>
     </w:p>
     <w:p>
       <w:pPr>
         <w:pStyle w:val="NormalWeb"/>
-        <w:numPr>
-          <w:ilvl w:val="1"/>
-          <w:numId w:val="13"/>
-        </w:numPr>
         <w:spacing w:before="0" w:beforeAutospacing="0" w:after="0" w:afterAutospacing="0" w:line="360" w:lineRule="auto"/>
       </w:pPr>
-      <w:r>
-        <w:rPr>
-          <w:rStyle w:val="HTMLCode"/>
-          <w:rFonts w:eastAsiaTheme="majorEastAsia"/>
-        </w:rPr>
-        <w:t>filename</w:t>
-      </w:r>
-      <w:r>
-        <w:t xml:space="preserve"> for the Excel file name</w:t>
-      </w:r>
-    </w:p>
-    <w:p>
-      <w:pPr>
-        <w:pStyle w:val="NormalWeb"/>
-        <w:numPr>
-          <w:ilvl w:val="1"/>
-          <w:numId w:val="13"/>
-        </w:numPr>
-        <w:spacing w:before="0" w:beforeAutospacing="0" w:after="0" w:afterAutospacing="0" w:line="360" w:lineRule="auto"/>
-      </w:pPr>
-      <w:r>
-        <w:rPr>
-          <w:rStyle w:val="HTMLCode"/>
-          <w:rFonts w:eastAsiaTheme="majorEastAsia"/>
-        </w:rPr>
-        <w:t>totaltransactions</w:t>
-      </w:r>
-      <w:r>
-        <w:t xml:space="preserve"> to record the number of failed transactions in the Excel file</w:t>
-      </w:r>
-    </w:p>
-    <w:p>
-      <w:pPr>
-        <w:pStyle w:val="NormalWeb"/>
-        <w:numPr>
-          <w:ilvl w:val="1"/>
-          <w:numId w:val="13"/>
-        </w:numPr>
-        <w:spacing w:before="0" w:beforeAutospacing="0" w:after="0" w:afterAutospacing="0" w:line="360" w:lineRule="auto"/>
-      </w:pPr>
-      <w:r>
-        <w:rPr>
-          <w:rStyle w:val="HTMLCode"/>
-          <w:rFonts w:eastAsiaTheme="majorEastAsia"/>
-        </w:rPr>
-        <w:t>remark</w:t>
-      </w:r>
-      <w:r>
-        <w:t xml:space="preserve"> to record the processing issue details</w:t>
-      </w:r>
-      <w:r>
-        <w:br/>
-        <w:t xml:space="preserve">e. Every time the Excel file is accessed, insert a record into </w:t>
-      </w:r>
-      <w:r>
-        <w:rPr>
-          <w:rStyle w:val="HTMLCode"/>
-          <w:rFonts w:eastAsiaTheme="majorEastAsia"/>
-        </w:rPr>
-        <w:t>fail_record</w:t>
-      </w:r>
-      <w:r>
-        <w:t xml:space="preserve"> and set </w:t>
-      </w:r>
-      <w:r>
-        <w:rPr>
-          <w:rStyle w:val="HTMLCode"/>
-          <w:rFonts w:eastAsiaTheme="majorEastAsia"/>
-        </w:rPr>
-        <w:t>processstatus</w:t>
-      </w:r>
-      <w:r>
-        <w:t xml:space="preserve"> to </w:t>
-      </w:r>
       <w:r>
         <w:rPr>
           <w:rStyle w:val="Strong"/>
           <w:rFonts w:eastAsiaTheme="majorEastAsia"/>
         </w:rPr>
-        <w:t>PROCESS</w:t>
-      </w:r>
-      <w:r>
-        <w:t>.</w:t>
-      </w:r>
-      <w:r>
-        <w:br/>
-        <w:t xml:space="preserve">f. If the import succeeds, update </w:t>
-      </w:r>
-      <w:r>
-        <w:rPr>
-          <w:rStyle w:val="HTMLCode"/>
-          <w:rFonts w:eastAsiaTheme="majorEastAsia"/>
-        </w:rPr>
-        <w:t>processstatus</w:t>
-      </w:r>
-      <w:r>
-        <w:t xml:space="preserve"> to </w:t>
-      </w:r>
-      <w:r>
-        <w:rPr>
-          <w:rStyle w:val="Strong"/>
-          <w:rFonts w:eastAsiaTheme="majorEastAsia"/>
-        </w:rPr>
-        <w:t>SUCCESS</w:t>
-      </w:r>
-      <w:r>
-        <w:t xml:space="preserve">. If it fails, update </w:t>
-      </w:r>
-      <w:r>
-        <w:rPr>
-          <w:rStyle w:val="HTMLCode"/>
-          <w:rFonts w:eastAsiaTheme="majorEastAsia"/>
-        </w:rPr>
-        <w:t>processstatus</w:t>
-      </w:r>
-      <w:r>
-        <w:t xml:space="preserve"> to </w:t>
-      </w:r>
-      <w:r>
-        <w:rPr>
-          <w:rStyle w:val="Strong"/>
-          <w:rFonts w:eastAsiaTheme="majorEastAsia"/>
-        </w:rPr>
-        <w:t>FAIL</w:t>
-      </w:r>
-      <w:r>
-        <w:t xml:space="preserve"> and set </w:t>
-      </w:r>
-      <w:r>
-        <w:rPr>
-          <w:rStyle w:val="HTMLCode"/>
-          <w:rFonts w:eastAsiaTheme="majorEastAsia"/>
-        </w:rPr>
-        <w:t>remark</w:t>
-      </w:r>
-      <w:r>
-        <w:t>.</w:t>
-      </w:r>
-      <w:r>
-        <w:br/>
-        <w:t xml:space="preserve">g. After updating </w:t>
-      </w:r>
-      <w:r>
-        <w:rPr>
-          <w:rStyle w:val="HTMLCode"/>
-          <w:rFonts w:eastAsiaTheme="majorEastAsia"/>
-        </w:rPr>
-        <w:t>processstatus</w:t>
-      </w:r>
-      <w:r>
-        <w:t xml:space="preserve"> to </w:t>
-      </w:r>
-      <w:r>
-        <w:rPr>
-          <w:rStyle w:val="Strong"/>
-          <w:rFonts w:eastAsiaTheme="majorEastAsia"/>
-        </w:rPr>
-        <w:t>FAIL</w:t>
-      </w:r>
-      <w:r>
-        <w:t>, send a failure notification email.</w:t>
-      </w:r>
-    </w:p>
-    <w:p>
-      <w:pPr>
-        <w:pStyle w:val="NormalWeb"/>
-        <w:spacing w:before="0" w:beforeAutospacing="0" w:after="0" w:afterAutospacing="0" w:line="360" w:lineRule="auto"/>
-      </w:pPr>
-      <w:r>
-        <w:rPr>
-          <w:rStyle w:val="Strong"/>
-          <w:rFonts w:eastAsiaTheme="majorEastAsia"/>
-        </w:rPr>
-        <w:t>Remark:</w:t>
-      </w:r>
-      <w:r>
-        <w:t xml:space="preserve"> Transaction time must be saved as the </w:t>
+        <w:t>Remark</w:t>
+      </w:r>
+      <w:r>
+        <w:t xml:space="preserve">: Above columns are essential must columns for table and you have to add primary key, foreign key and other required columns such as </w:t>
+      </w:r>
+      <w:proofErr w:type="spellStart"/>
+      <w:r>
+        <w:t>created_at</w:t>
+      </w:r>
+      <w:proofErr w:type="spellEnd"/>
+      <w:r>
+        <w:t xml:space="preserve">, </w:t>
+      </w:r>
+      <w:proofErr w:type="spellStart"/>
+      <w:r>
+        <w:t>modified_at</w:t>
+      </w:r>
+      <w:proofErr w:type="spellEnd"/>
+      <w:r>
+        <w:t xml:space="preserve">, </w:t>
+      </w:r>
+      <w:proofErr w:type="spellStart"/>
+      <w:r>
+        <w:t>etc</w:t>
+      </w:r>
+      <w:proofErr w:type="spellEnd"/>
+      <w:r>
+        <w:t xml:space="preserve"> for processing </w:t>
+      </w:r>
+      <w:proofErr w:type="spellStart"/>
+      <w:proofErr w:type="gramStart"/>
+      <w:r>
+        <w:t>purpose.</w:t>
+      </w:r>
+      <w:r>
+        <w:t>Transaction</w:t>
+      </w:r>
+      <w:proofErr w:type="spellEnd"/>
+      <w:proofErr w:type="gramEnd"/>
+      <w:r>
+        <w:t xml:space="preserve"> time must be saved as the </w:t>
       </w:r>
       <w:r>
         <w:rPr>
@@ -684,13 +1336,27 @@
         <w:t>shift time</w:t>
       </w:r>
       <w:r>
-        <w:t xml:space="preserve"> (Excel transaction time + shift time</w:t>
-      </w:r>
-      <w:r>
-        <w:t>). Need</w:t>
-      </w:r>
-      <w:r>
-        <w:t xml:space="preserve"> to add retry attempt as 3 for accessing &amp; processing fail.</w:t>
+        <w:t xml:space="preserve"> (Excel transaction time + shift time). Need to add retry attempt as </w:t>
+      </w:r>
+      <w:r>
+        <w:rPr>
+          <w:b/>
+          <w:bCs/>
+        </w:rPr>
+        <w:t>3 times</w:t>
+      </w:r>
+      <w:r>
+        <w:t xml:space="preserve"> for accessing &amp; processing fail with </w:t>
+      </w:r>
+      <w:r>
+        <w:rPr>
+          <w:b/>
+          <w:bCs/>
+        </w:rPr>
+        <w:t>15 min</w:t>
+      </w:r>
+      <w:r>
+        <w:t xml:space="preserve"> interval.</w:t>
       </w:r>
     </w:p>
     <w:p>
@@ -719,10 +1385,7 @@
       </w:pPr>
       <w:r>
         <w:lastRenderedPageBreak/>
-        <w:t>Propose Sequence</w:t>
-      </w:r>
-      <w:r>
-        <w:t xml:space="preserve"> Diagram</w:t>
+        <w:t>Propose Sequence Diagram</w:t>
       </w:r>
     </w:p>
     <w:p>
@@ -739,6 +1402,13 @@
           <w:iCs w:val="0"/>
         </w:rPr>
         <w:t xml:space="preserve">G&amp;G Side Processing for retry </w:t>
+      </w:r>
+      <w:r>
+        <w:rPr>
+          <w:i w:val="0"/>
+          <w:iCs w:val="0"/>
+        </w:rPr>
+        <w:t>Sequence Diagram</w:t>
       </w:r>
     </w:p>
     <w:p>
@@ -755,7 +1425,7 @@
           <w:noProof/>
         </w:rPr>
         <w:drawing>
-          <wp:inline distT="0" distB="0" distL="0" distR="0">
+          <wp:inline distT="0" distB="0" distL="0" distR="0" wp14:anchorId="361D219C" wp14:editId="169F1F50">
             <wp:extent cx="5939155" cy="4533900"/>
             <wp:effectExtent l="0" t="0" r="4445" b="0"/>
             <wp:docPr id="2044375709" name="Picture 4"/>
@@ -821,29 +1491,30 @@
       </w:pPr>
       <w:r>
         <w:rPr>
-          <w:i w:val="0"/>
-          <w:iCs w:val="0"/>
+          <w:noProof/>
         </w:rPr>
         <w:lastRenderedPageBreak/>
-        <w:t>Excel Import</w:t>
-      </w:r>
-    </w:p>
-    <w:p>
-      <w:pPr>
-        <w:rPr>
-          <w:b/>
-          <w:bCs/>
-        </w:rPr>
-      </w:pPr>
-      <w:r>
-        <w:rPr>
-          <w:noProof/>
-        </w:rPr>
         <w:drawing>
-          <wp:inline distT="0" distB="0" distL="0" distR="0" wp14:anchorId="69B8BA67" wp14:editId="6ED3EE49">
-            <wp:extent cx="4010025" cy="7377113"/>
-            <wp:effectExtent l="0" t="0" r="0" b="0"/>
-            <wp:docPr id="997115123" name="Picture 3"/>
+          <wp:anchor distT="0" distB="0" distL="114300" distR="114300" simplePos="0" relativeHeight="251658240" behindDoc="1" locked="0" layoutInCell="1" allowOverlap="1">
+            <wp:simplePos x="0" y="0"/>
+            <wp:positionH relativeFrom="column">
+              <wp:posOffset>-394896</wp:posOffset>
+            </wp:positionH>
+            <wp:positionV relativeFrom="paragraph">
+              <wp:posOffset>264123</wp:posOffset>
+            </wp:positionV>
+            <wp:extent cx="6812280" cy="7960360"/>
+            <wp:effectExtent l="0" t="0" r="7620" b="2540"/>
+            <wp:wrapTight wrapText="bothSides">
+              <wp:wrapPolygon edited="0">
+                <wp:start x="0" y="0"/>
+                <wp:lineTo x="0" y="21555"/>
+                <wp:lineTo x="21564" y="21555"/>
+                <wp:lineTo x="21564" y="0"/>
+                <wp:lineTo x="0" y="0"/>
+              </wp:wrapPolygon>
+            </wp:wrapTight>
+            <wp:docPr id="1803542980" name="Picture 1"/>
             <wp:cNvGraphicFramePr>
               <a:graphicFrameLocks xmlns:a="http://schemas.openxmlformats.org/drawingml/2006/main" noChangeAspect="1"/>
             </wp:cNvGraphicFramePr>
@@ -851,13 +1522,13 @@
               <a:graphicData uri="http://schemas.openxmlformats.org/drawingml/2006/picture">
                 <pic:pic xmlns:pic="http://schemas.openxmlformats.org/drawingml/2006/picture">
                   <pic:nvPicPr>
-                    <pic:cNvPr id="0" name="Picture 3"/>
+                    <pic:cNvPr id="0" name="Picture 2"/>
                     <pic:cNvPicPr>
                       <a:picLocks noChangeAspect="1" noChangeArrowheads="1"/>
                     </pic:cNvPicPr>
                   </pic:nvPicPr>
                   <pic:blipFill>
-                    <a:blip r:embed="rId7">
+                    <a:blip r:embed="rId7" cstate="print">
                       <a:extLst>
                         <a:ext uri="{28A0092B-C50C-407E-A947-70E740481C1C}">
                           <a14:useLocalDpi xmlns:a14="http://schemas.microsoft.com/office/drawing/2010/main" val="0"/>
@@ -872,7 +1543,7 @@
                   <pic:spPr bwMode="auto">
                     <a:xfrm>
                       <a:off x="0" y="0"/>
-                      <a:ext cx="4010536" cy="7378053"/>
+                      <a:ext cx="6812280" cy="7960360"/>
                     </a:xfrm>
                     <a:prstGeom prst="rect">
                       <a:avLst/>
@@ -885,8 +1556,1301 @@
                 </pic:pic>
               </a:graphicData>
             </a:graphic>
-          </wp:inline>
+            <wp14:sizeRelH relativeFrom="page">
+              <wp14:pctWidth>0</wp14:pctWidth>
+            </wp14:sizeRelH>
+            <wp14:sizeRelV relativeFrom="page">
+              <wp14:pctHeight>0</wp14:pctHeight>
+            </wp14:sizeRelV>
+          </wp:anchor>
         </w:drawing>
+      </w:r>
+      <w:r>
+        <w:rPr>
+          <w:i w:val="0"/>
+          <w:iCs w:val="0"/>
+        </w:rPr>
+        <w:t>Excel Import</w:t>
+      </w:r>
+      <w:r>
+        <w:rPr>
+          <w:i w:val="0"/>
+          <w:iCs w:val="0"/>
+        </w:rPr>
+        <w:t xml:space="preserve"> Sequence Diagram</w:t>
+      </w:r>
+    </w:p>
+    <w:p>
+      <w:pPr>
+        <w:pStyle w:val="Heading5"/>
+        <w:rPr>
+          <w:rFonts w:eastAsiaTheme="minorHAnsi" w:cstheme="minorBidi"/>
+          <w:color w:val="auto"/>
+        </w:rPr>
+      </w:pPr>
+      <w:r>
+        <w:br w:type="page"/>
+      </w:r>
+      <w:r>
+        <w:lastRenderedPageBreak/>
+        <w:t>Scope</w:t>
+      </w:r>
+    </w:p>
+    <w:p>
+      <w:pPr>
+        <w:numPr>
+          <w:ilvl w:val="0"/>
+          <w:numId w:val="20"/>
+        </w:numPr>
+      </w:pPr>
+      <w:r>
+        <w:t>Import sales transactions from external YPS CSV files.</w:t>
+      </w:r>
+    </w:p>
+    <w:p>
+      <w:pPr>
+        <w:numPr>
+          <w:ilvl w:val="0"/>
+          <w:numId w:val="20"/>
+        </w:numPr>
+      </w:pPr>
+      <w:r>
+        <w:t>Create one Sale Header per store, containing multiple Sale Transactions.</w:t>
+      </w:r>
+    </w:p>
+    <w:p>
+      <w:pPr>
+        <w:numPr>
+          <w:ilvl w:val="0"/>
+          <w:numId w:val="20"/>
+        </w:numPr>
+      </w:pPr>
+      <w:r>
+        <w:t>Manage import sessions and track processing status.</w:t>
+      </w:r>
+    </w:p>
+    <w:p>
+      <w:pPr>
+        <w:numPr>
+          <w:ilvl w:val="0"/>
+          <w:numId w:val="20"/>
+        </w:numPr>
+      </w:pPr>
+      <w:r>
+        <w:t xml:space="preserve">Handle failed transactions and store them in the </w:t>
+      </w:r>
+      <w:proofErr w:type="spellStart"/>
+      <w:r>
+        <w:t>yps_integration</w:t>
+      </w:r>
+      <w:proofErr w:type="spellEnd"/>
+      <w:r>
+        <w:t xml:space="preserve"> table.</w:t>
+      </w:r>
+    </w:p>
+    <w:p>
+      <w:pPr>
+        <w:numPr>
+          <w:ilvl w:val="0"/>
+          <w:numId w:val="20"/>
+        </w:numPr>
+      </w:pPr>
+      <w:r>
+        <w:t xml:space="preserve">Automatically close </w:t>
+      </w:r>
+      <w:proofErr w:type="spellStart"/>
+      <w:r>
+        <w:t>workshifts</w:t>
+      </w:r>
+      <w:proofErr w:type="spellEnd"/>
+      <w:r>
+        <w:t xml:space="preserve"> via 7 AM Scheduler (runs once per day and closes shifts with status = PROCESS).</w:t>
+      </w:r>
+    </w:p>
+    <w:p>
+      <w:pPr>
+        <w:numPr>
+          <w:ilvl w:val="0"/>
+          <w:numId w:val="20"/>
+        </w:numPr>
+      </w:pPr>
+      <w:r>
+        <w:t>Send email notifications for failed transactions (once per import).</w:t>
+      </w:r>
+    </w:p>
+    <w:p>
+      <w:pPr>
+        <w:numPr>
+          <w:ilvl w:val="1"/>
+          <w:numId w:val="20"/>
+        </w:numPr>
+      </w:pPr>
+      <w:r>
+        <w:t>If email sending fails, failed data must be fetched again from the last email sent date.</w:t>
+      </w:r>
+    </w:p>
+    <w:p>
+      <w:pPr>
+        <w:rPr>
+          <w:b/>
+          <w:bCs/>
+        </w:rPr>
+      </w:pPr>
+      <w:r>
+        <w:rPr>
+          <w:b/>
+          <w:bCs/>
+        </w:rPr>
+        <w:pict>
+          <v:rect id="_x0000_i1025" style="width:0;height:1.5pt" o:hralign="center" o:hrstd="t" o:hr="t" fillcolor="#a0a0a0" stroked="f"/>
+        </w:pict>
+      </w:r>
+    </w:p>
+    <w:p>
+      <w:pPr>
+        <w:pStyle w:val="Heading5"/>
+        <w:rPr>
+          <w:rStyle w:val="Heading4Char"/>
+          <w:i w:val="0"/>
+          <w:iCs w:val="0"/>
+        </w:rPr>
+      </w:pPr>
+      <w:r>
+        <w:rPr>
+          <w:rStyle w:val="Heading4Char"/>
+          <w:i w:val="0"/>
+          <w:iCs w:val="0"/>
+        </w:rPr>
+        <w:t>Flow for File Import (1:30 AM Scheduler)</w:t>
+      </w:r>
+    </w:p>
+    <w:p>
+      <w:pPr>
+        <w:numPr>
+          <w:ilvl w:val="0"/>
+          <w:numId w:val="21"/>
+        </w:numPr>
+      </w:pPr>
+      <w:r>
+        <w:t>The Scheduler runs daily at 1:30 AM.</w:t>
+      </w:r>
+    </w:p>
+    <w:p>
+      <w:pPr>
+        <w:numPr>
+          <w:ilvl w:val="0"/>
+          <w:numId w:val="21"/>
+        </w:numPr>
+      </w:pPr>
+      <w:r>
+        <w:t xml:space="preserve">It fetches the latest file from the file server based on </w:t>
+      </w:r>
+      <w:proofErr w:type="spellStart"/>
+      <w:r>
+        <w:t>fileserver_config</w:t>
+      </w:r>
+      <w:proofErr w:type="spellEnd"/>
+      <w:r>
+        <w:t xml:space="preserve"> table.</w:t>
+      </w:r>
+    </w:p>
+    <w:p>
+      <w:pPr>
+        <w:numPr>
+          <w:ilvl w:val="1"/>
+          <w:numId w:val="21"/>
+        </w:numPr>
+      </w:pPr>
+      <w:r>
+        <w:t>Currently supports 2 configurations: G&amp;G and Capital.</w:t>
+      </w:r>
+    </w:p>
+    <w:p>
+      <w:pPr>
+        <w:numPr>
+          <w:ilvl w:val="0"/>
+          <w:numId w:val="21"/>
+        </w:numPr>
+      </w:pPr>
+      <w:r>
+        <w:t xml:space="preserve">Before importing, the system must verify that the file has not already been imported (check against </w:t>
+      </w:r>
+      <w:proofErr w:type="spellStart"/>
+      <w:r>
+        <w:t>import_record</w:t>
+      </w:r>
+      <w:proofErr w:type="spellEnd"/>
+      <w:r>
+        <w:t xml:space="preserve"> table).</w:t>
+      </w:r>
+    </w:p>
+    <w:p>
+      <w:pPr>
+        <w:numPr>
+          <w:ilvl w:val="0"/>
+          <w:numId w:val="21"/>
+        </w:numPr>
+      </w:pPr>
+      <w:r>
+        <w:t>File fetching must retry 3 times in case of failure.</w:t>
+      </w:r>
+    </w:p>
+    <w:p>
+      <w:pPr>
+        <w:numPr>
+          <w:ilvl w:val="0"/>
+          <w:numId w:val="21"/>
+        </w:numPr>
+      </w:pPr>
+      <w:r>
+        <w:t>If file fetching fails after retries:</w:t>
+      </w:r>
+    </w:p>
+    <w:p>
+      <w:pPr>
+        <w:numPr>
+          <w:ilvl w:val="1"/>
+          <w:numId w:val="21"/>
+        </w:numPr>
+      </w:pPr>
+      <w:r>
+        <w:t>Send an email notification using configuration from:</w:t>
+      </w:r>
+    </w:p>
+    <w:p>
+      <w:pPr>
+        <w:numPr>
+          <w:ilvl w:val="2"/>
+          <w:numId w:val="21"/>
+        </w:numPr>
+      </w:pPr>
+      <w:proofErr w:type="spellStart"/>
+      <w:r>
+        <w:t>mail_config</w:t>
+      </w:r>
+      <w:proofErr w:type="spellEnd"/>
+    </w:p>
+    <w:p>
+      <w:pPr>
+        <w:numPr>
+          <w:ilvl w:val="2"/>
+          <w:numId w:val="21"/>
+        </w:numPr>
+      </w:pPr>
+      <w:proofErr w:type="spellStart"/>
+      <w:r>
+        <w:t>mail_template</w:t>
+      </w:r>
+      <w:proofErr w:type="spellEnd"/>
+    </w:p>
+    <w:p>
+      <w:pPr>
+        <w:numPr>
+          <w:ilvl w:val="0"/>
+          <w:numId w:val="21"/>
+        </w:numPr>
+      </w:pPr>
+      <w:r>
+        <w:t>After successful file retrieval:</w:t>
+      </w:r>
+    </w:p>
+    <w:p>
+      <w:pPr>
+        <w:numPr>
+          <w:ilvl w:val="1"/>
+          <w:numId w:val="21"/>
+        </w:numPr>
+      </w:pPr>
+      <w:r>
+        <w:t xml:space="preserve">Insert CSV records into </w:t>
+      </w:r>
+      <w:proofErr w:type="spellStart"/>
+      <w:r>
+        <w:t>yps_integration</w:t>
+      </w:r>
+      <w:proofErr w:type="spellEnd"/>
+      <w:r>
+        <w:t xml:space="preserve"> (</w:t>
+      </w:r>
+      <w:proofErr w:type="spellStart"/>
+      <w:r>
+        <w:t>fromOnline</w:t>
+      </w:r>
+      <w:proofErr w:type="spellEnd"/>
+      <w:r>
+        <w:t xml:space="preserve"> = false).</w:t>
+      </w:r>
+    </w:p>
+    <w:p>
+      <w:pPr>
+        <w:numPr>
+          <w:ilvl w:val="0"/>
+          <w:numId w:val="21"/>
+        </w:numPr>
+      </w:pPr>
+      <w:r>
+        <w:t>Execute Sale processing:</w:t>
+      </w:r>
+    </w:p>
+    <w:p>
+      <w:pPr>
+        <w:numPr>
+          <w:ilvl w:val="1"/>
+          <w:numId w:val="21"/>
+        </w:numPr>
+      </w:pPr>
+      <w:r>
+        <w:t>If processing succeeds → normal flow.</w:t>
+      </w:r>
+    </w:p>
+    <w:p>
+      <w:pPr>
+        <w:numPr>
+          <w:ilvl w:val="1"/>
+          <w:numId w:val="21"/>
+        </w:numPr>
+      </w:pPr>
+      <w:r>
+        <w:t>If processing fails:</w:t>
+      </w:r>
+    </w:p>
+    <w:p>
+      <w:pPr>
+        <w:numPr>
+          <w:ilvl w:val="2"/>
+          <w:numId w:val="21"/>
+        </w:numPr>
+      </w:pPr>
+      <w:r>
+        <w:lastRenderedPageBreak/>
+        <w:t xml:space="preserve">Record failure in </w:t>
+      </w:r>
+      <w:proofErr w:type="spellStart"/>
+      <w:r>
+        <w:t>yps_integration</w:t>
+      </w:r>
+      <w:proofErr w:type="spellEnd"/>
+    </w:p>
+    <w:p>
+      <w:pPr>
+        <w:numPr>
+          <w:ilvl w:val="2"/>
+          <w:numId w:val="21"/>
+        </w:numPr>
+      </w:pPr>
+      <w:r>
+        <w:t xml:space="preserve">Update </w:t>
+      </w:r>
+      <w:proofErr w:type="spellStart"/>
+      <w:r>
+        <w:t>failedTxCount</w:t>
+      </w:r>
+      <w:proofErr w:type="spellEnd"/>
+      <w:r>
+        <w:t xml:space="preserve"> in </w:t>
+      </w:r>
+      <w:proofErr w:type="spellStart"/>
+      <w:r>
+        <w:t>import_record</w:t>
+      </w:r>
+      <w:proofErr w:type="spellEnd"/>
+      <w:r>
+        <w:t>.</w:t>
+      </w:r>
+    </w:p>
+    <w:p>
+      <w:pPr>
+        <w:pStyle w:val="Heading5"/>
+      </w:pPr>
+      <w:r>
+        <w:t>Flow for Shift Ending Process (7:00 AM Scheduler)</w:t>
+      </w:r>
+    </w:p>
+    <w:p>
+      <w:pPr>
+        <w:numPr>
+          <w:ilvl w:val="0"/>
+          <w:numId w:val="22"/>
+        </w:numPr>
+      </w:pPr>
+      <w:r>
+        <w:t>Scheduler runs daily at 7:00 AM.</w:t>
+      </w:r>
+    </w:p>
+    <w:p>
+      <w:pPr>
+        <w:numPr>
+          <w:ilvl w:val="0"/>
+          <w:numId w:val="22"/>
+        </w:numPr>
+      </w:pPr>
+      <w:r>
+        <w:t xml:space="preserve">Check </w:t>
+      </w:r>
+      <w:proofErr w:type="spellStart"/>
+      <w:r>
+        <w:t>import_record</w:t>
+      </w:r>
+      <w:proofErr w:type="spellEnd"/>
+      <w:r>
+        <w:t xml:space="preserve"> where </w:t>
+      </w:r>
+      <w:proofErr w:type="spellStart"/>
+      <w:r>
+        <w:t>activeSessionCount</w:t>
+      </w:r>
+      <w:proofErr w:type="spellEnd"/>
+      <w:r>
+        <w:t xml:space="preserve"> &gt; 0.</w:t>
+      </w:r>
+    </w:p>
+    <w:p>
+      <w:pPr>
+        <w:numPr>
+          <w:ilvl w:val="0"/>
+          <w:numId w:val="22"/>
+        </w:numPr>
+      </w:pPr>
+      <w:r>
+        <w:t>For each active session:</w:t>
+      </w:r>
+    </w:p>
+    <w:p>
+      <w:pPr>
+        <w:numPr>
+          <w:ilvl w:val="1"/>
+          <w:numId w:val="22"/>
+        </w:numPr>
+      </w:pPr>
+      <w:r>
+        <w:t xml:space="preserve">Check </w:t>
+      </w:r>
+      <w:proofErr w:type="spellStart"/>
+      <w:r>
+        <w:t>SaleTransaction</w:t>
+      </w:r>
+      <w:proofErr w:type="spellEnd"/>
+      <w:r>
+        <w:t xml:space="preserve"> table where:</w:t>
+      </w:r>
+    </w:p>
+    <w:p>
+      <w:pPr>
+        <w:numPr>
+          <w:ilvl w:val="2"/>
+          <w:numId w:val="22"/>
+        </w:numPr>
+      </w:pPr>
+      <w:r>
+        <w:t>status = PROCESS</w:t>
+      </w:r>
+    </w:p>
+    <w:p>
+      <w:pPr>
+        <w:numPr>
+          <w:ilvl w:val="2"/>
+          <w:numId w:val="22"/>
+        </w:numPr>
+      </w:pPr>
+      <w:r>
+        <w:t>session is not closed.</w:t>
+      </w:r>
+    </w:p>
+    <w:p>
+      <w:pPr>
+        <w:numPr>
+          <w:ilvl w:val="0"/>
+          <w:numId w:val="22"/>
+        </w:numPr>
+      </w:pPr>
+      <w:r>
+        <w:t>If found:</w:t>
+      </w:r>
+    </w:p>
+    <w:p>
+      <w:pPr>
+        <w:numPr>
+          <w:ilvl w:val="1"/>
+          <w:numId w:val="22"/>
+        </w:numPr>
+      </w:pPr>
+      <w:r>
+        <w:t xml:space="preserve">Close corresponding </w:t>
+      </w:r>
+      <w:proofErr w:type="spellStart"/>
+      <w:r>
+        <w:t>workshift</w:t>
+      </w:r>
+      <w:proofErr w:type="spellEnd"/>
+      <w:r>
+        <w:t>.</w:t>
+      </w:r>
+    </w:p>
+    <w:p>
+      <w:pPr>
+        <w:numPr>
+          <w:ilvl w:val="1"/>
+          <w:numId w:val="22"/>
+        </w:numPr>
+      </w:pPr>
+      <w:r>
+        <w:t>Close import session.</w:t>
+      </w:r>
+    </w:p>
+    <w:p>
+      <w:pPr>
+        <w:numPr>
+          <w:ilvl w:val="1"/>
+          <w:numId w:val="22"/>
+        </w:numPr>
+      </w:pPr>
+      <w:r>
+        <w:t xml:space="preserve">Decrease </w:t>
+      </w:r>
+      <w:proofErr w:type="spellStart"/>
+      <w:r>
+        <w:t>activeSessionCount</w:t>
+      </w:r>
+      <w:proofErr w:type="spellEnd"/>
+      <w:r>
+        <w:t>.</w:t>
+      </w:r>
+    </w:p>
+    <w:p>
+      <w:pPr>
+        <w:rPr>
+          <w:b/>
+          <w:bCs/>
+        </w:rPr>
+      </w:pPr>
+      <w:r>
+        <w:rPr>
+          <w:b/>
+          <w:bCs/>
+        </w:rPr>
+        <w:t>Limitation</w:t>
+      </w:r>
+    </w:p>
+    <w:p>
+      <w:pPr>
+        <w:numPr>
+          <w:ilvl w:val="0"/>
+          <w:numId w:val="23"/>
+        </w:numPr>
+      </w:pPr>
+      <w:r>
+        <w:t>The current design does not handle the scenario where:</w:t>
+      </w:r>
+    </w:p>
+    <w:p>
+      <w:pPr>
+        <w:numPr>
+          <w:ilvl w:val="1"/>
+          <w:numId w:val="23"/>
+        </w:numPr>
+      </w:pPr>
+      <w:r>
+        <w:t>Scheduler crashes during import</w:t>
+      </w:r>
+    </w:p>
+    <w:p>
+      <w:pPr>
+        <w:numPr>
+          <w:ilvl w:val="1"/>
+          <w:numId w:val="23"/>
+        </w:numPr>
+      </w:pPr>
+      <w:r>
+        <w:t>File server is down</w:t>
+      </w:r>
+    </w:p>
+    <w:p>
+      <w:pPr>
+        <w:numPr>
+          <w:ilvl w:val="1"/>
+          <w:numId w:val="23"/>
+        </w:numPr>
+      </w:pPr>
+      <w:r>
+        <w:t>System outage occurs during import time</w:t>
+      </w:r>
+    </w:p>
+    <w:p>
+      <w:r>
+        <w:t>Example scenario:</w:t>
+      </w:r>
+    </w:p>
+    <w:p>
+      <w:pPr>
+        <w:numPr>
+          <w:ilvl w:val="0"/>
+          <w:numId w:val="24"/>
+        </w:numPr>
+      </w:pPr>
+      <w:r>
+        <w:t xml:space="preserve">On </w:t>
+      </w:r>
+      <w:r>
+        <w:rPr>
+          <w:b/>
+          <w:bCs/>
+        </w:rPr>
+        <w:t>March 3</w:t>
+      </w:r>
+      <w:r>
+        <w:t>, scheduler fails or file server is down → file is not imported.</w:t>
+      </w:r>
+    </w:p>
+    <w:p>
+      <w:pPr>
+        <w:numPr>
+          <w:ilvl w:val="0"/>
+          <w:numId w:val="24"/>
+        </w:numPr>
+      </w:pPr>
+      <w:r>
+        <w:t xml:space="preserve">On </w:t>
+      </w:r>
+      <w:r>
+        <w:rPr>
+          <w:b/>
+          <w:bCs/>
+        </w:rPr>
+        <w:t>March 4</w:t>
+      </w:r>
+      <w:r>
+        <w:t>, a new file exists → system imports only March 4 file.</w:t>
+      </w:r>
+    </w:p>
+    <w:p>
+      <w:pPr>
+        <w:numPr>
+          <w:ilvl w:val="0"/>
+          <w:numId w:val="24"/>
+        </w:numPr>
+      </w:pPr>
+      <w:r>
+        <w:t xml:space="preserve">The March 3 file is missed and requires </w:t>
+      </w:r>
+      <w:r>
+        <w:rPr>
+          <w:b/>
+          <w:bCs/>
+        </w:rPr>
+        <w:t>manual intervention</w:t>
+      </w:r>
+      <w:r>
+        <w:t>.</w:t>
+      </w:r>
+    </w:p>
+    <w:p/>
+    <w:p>
+      <w:pPr>
+        <w:rPr>
+          <w:b/>
+          <w:bCs/>
+        </w:rPr>
+      </w:pPr>
+    </w:p>
+    <w:p>
+      <w:pPr>
+        <w:pStyle w:val="Heading5"/>
+      </w:pPr>
+      <w:r>
+        <w:t>Flow for Failed Check (7AM Scheduler)</w:t>
+      </w:r>
+    </w:p>
+    <w:p>
+      <w:proofErr w:type="gramStart"/>
+      <w:r>
+        <w:t>1,</w:t>
+      </w:r>
+      <w:r>
+        <w:t>Shift</w:t>
+      </w:r>
+      <w:proofErr w:type="gramEnd"/>
+      <w:r>
+        <w:t xml:space="preserve"> Scheduler will check </w:t>
+      </w:r>
+      <w:proofErr w:type="spellStart"/>
+      <w:r>
+        <w:t>import_record</w:t>
+      </w:r>
+      <w:proofErr w:type="spellEnd"/>
+      <w:r>
+        <w:t xml:space="preserve"> table where</w:t>
+      </w:r>
+      <w:r>
+        <w:br/>
+      </w:r>
+      <w:proofErr w:type="spellStart"/>
+      <w:r>
+        <w:t>failedTxCount</w:t>
+      </w:r>
+      <w:proofErr w:type="spellEnd"/>
+      <w:r>
+        <w:t xml:space="preserve"> &gt; 0 and </w:t>
+      </w:r>
+      <w:proofErr w:type="spellStart"/>
+      <w:r>
+        <w:t>isEmailSent</w:t>
+      </w:r>
+      <w:proofErr w:type="spellEnd"/>
+      <w:r>
+        <w:t xml:space="preserve"> = false.</w:t>
+      </w:r>
+    </w:p>
+    <w:p>
+      <w:proofErr w:type="gramStart"/>
+      <w:r>
+        <w:lastRenderedPageBreak/>
+        <w:t>2</w:t>
+      </w:r>
+      <w:r>
+        <w:t xml:space="preserve">  For</w:t>
+      </w:r>
+      <w:proofErr w:type="gramEnd"/>
+      <w:r>
+        <w:t xml:space="preserve"> each import record, determine date range as below:</w:t>
+      </w:r>
+    </w:p>
+    <w:p>
+      <w:pPr>
+        <w:numPr>
+          <w:ilvl w:val="0"/>
+          <w:numId w:val="25"/>
+        </w:numPr>
+      </w:pPr>
+      <w:r>
+        <w:t xml:space="preserve">If </w:t>
+      </w:r>
+      <w:proofErr w:type="spellStart"/>
+      <w:r>
+        <w:t>lastEmailSentAt</w:t>
+      </w:r>
+      <w:proofErr w:type="spellEnd"/>
+      <w:r>
+        <w:t xml:space="preserve"> is not null → use it as start date.</w:t>
+      </w:r>
+    </w:p>
+    <w:p>
+      <w:pPr>
+        <w:numPr>
+          <w:ilvl w:val="0"/>
+          <w:numId w:val="25"/>
+        </w:numPr>
+      </w:pPr>
+      <w:r>
+        <w:t xml:space="preserve">If </w:t>
+      </w:r>
+      <w:proofErr w:type="spellStart"/>
+      <w:r>
+        <w:t>lastEmailSentAt</w:t>
+      </w:r>
+      <w:proofErr w:type="spellEnd"/>
+      <w:r>
+        <w:t xml:space="preserve"> is null → use </w:t>
+      </w:r>
+      <w:proofErr w:type="spellStart"/>
+      <w:r>
+        <w:t>importStartAt</w:t>
+      </w:r>
+      <w:proofErr w:type="spellEnd"/>
+      <w:r>
+        <w:t xml:space="preserve"> as start date.</w:t>
+      </w:r>
+    </w:p>
+    <w:p>
+      <w:pPr>
+        <w:numPr>
+          <w:ilvl w:val="0"/>
+          <w:numId w:val="25"/>
+        </w:numPr>
+      </w:pPr>
+      <w:r>
+        <w:t>End date will be current time (now).</w:t>
+      </w:r>
+    </w:p>
+    <w:p>
+      <w:r>
+        <w:t>3</w:t>
+      </w:r>
+      <w:r>
+        <w:t xml:space="preserve"> Fetch failed records from </w:t>
+      </w:r>
+      <w:proofErr w:type="spellStart"/>
+      <w:r>
+        <w:t>yps_integration</w:t>
+      </w:r>
+      <w:proofErr w:type="spellEnd"/>
+      <w:r>
+        <w:t xml:space="preserve"> table where:</w:t>
+      </w:r>
+    </w:p>
+    <w:p>
+      <w:pPr>
+        <w:numPr>
+          <w:ilvl w:val="0"/>
+          <w:numId w:val="26"/>
+        </w:numPr>
+      </w:pPr>
+      <w:r>
+        <w:t>status = FAIL</w:t>
+      </w:r>
+    </w:p>
+    <w:p>
+      <w:pPr>
+        <w:numPr>
+          <w:ilvl w:val="0"/>
+          <w:numId w:val="26"/>
+        </w:numPr>
+      </w:pPr>
+      <w:proofErr w:type="spellStart"/>
+      <w:r>
+        <w:t>fromOnline</w:t>
+      </w:r>
+      <w:proofErr w:type="spellEnd"/>
+      <w:r>
+        <w:t xml:space="preserve"> = false</w:t>
+      </w:r>
+    </w:p>
+    <w:p>
+      <w:pPr>
+        <w:numPr>
+          <w:ilvl w:val="0"/>
+          <w:numId w:val="26"/>
+        </w:numPr>
+      </w:pPr>
+      <w:proofErr w:type="spellStart"/>
+      <w:r>
+        <w:t>failAt</w:t>
+      </w:r>
+      <w:proofErr w:type="spellEnd"/>
+      <w:r>
+        <w:t xml:space="preserve"> between start date and current time.</w:t>
+      </w:r>
+    </w:p>
+    <w:p>
+      <w:r>
+        <w:t>4</w:t>
+      </w:r>
+      <w:r>
+        <w:t xml:space="preserve"> Generate CSV file which contains failed transaction numbers.</w:t>
+      </w:r>
+    </w:p>
+    <w:p>
+      <w:proofErr w:type="gramStart"/>
+      <w:r>
+        <w:t>5</w:t>
+      </w:r>
+      <w:r>
+        <w:t xml:space="preserve">  Send</w:t>
+      </w:r>
+      <w:proofErr w:type="gramEnd"/>
+      <w:r>
+        <w:t xml:space="preserve"> email by using configuration from:</w:t>
+      </w:r>
+    </w:p>
+    <w:p>
+      <w:pPr>
+        <w:numPr>
+          <w:ilvl w:val="0"/>
+          <w:numId w:val="27"/>
+        </w:numPr>
+      </w:pPr>
+      <w:proofErr w:type="spellStart"/>
+      <w:r>
+        <w:t>mail_config</w:t>
+      </w:r>
+      <w:proofErr w:type="spellEnd"/>
+      <w:r>
+        <w:t xml:space="preserve"> table</w:t>
+      </w:r>
+    </w:p>
+    <w:p>
+      <w:pPr>
+        <w:numPr>
+          <w:ilvl w:val="0"/>
+          <w:numId w:val="27"/>
+        </w:numPr>
+      </w:pPr>
+      <w:proofErr w:type="spellStart"/>
+      <w:r>
+        <w:t>mail_template</w:t>
+      </w:r>
+      <w:proofErr w:type="spellEnd"/>
+      <w:r>
+        <w:t xml:space="preserve"> table</w:t>
+      </w:r>
+    </w:p>
+    <w:p>
+      <w:proofErr w:type="gramStart"/>
+      <w:r>
+        <w:t>6</w:t>
+      </w:r>
+      <w:r>
+        <w:t xml:space="preserve">  If</w:t>
+      </w:r>
+      <w:proofErr w:type="gramEnd"/>
+      <w:r>
+        <w:t xml:space="preserve"> email sending is success:</w:t>
+      </w:r>
+    </w:p>
+    <w:p>
+      <w:pPr>
+        <w:numPr>
+          <w:ilvl w:val="0"/>
+          <w:numId w:val="28"/>
+        </w:numPr>
+      </w:pPr>
+      <w:r>
+        <w:t xml:space="preserve">Update </w:t>
+      </w:r>
+      <w:proofErr w:type="spellStart"/>
+      <w:r>
+        <w:t>isEmailSent</w:t>
+      </w:r>
+      <w:proofErr w:type="spellEnd"/>
+      <w:r>
+        <w:t xml:space="preserve"> = true</w:t>
+      </w:r>
+    </w:p>
+    <w:p>
+      <w:pPr>
+        <w:numPr>
+          <w:ilvl w:val="0"/>
+          <w:numId w:val="28"/>
+        </w:numPr>
+      </w:pPr>
+      <w:r>
+        <w:t xml:space="preserve">Update </w:t>
+      </w:r>
+      <w:proofErr w:type="spellStart"/>
+      <w:r>
+        <w:t>lastEmailSentAt</w:t>
+      </w:r>
+      <w:proofErr w:type="spellEnd"/>
+      <w:r>
+        <w:t xml:space="preserve"> = now</w:t>
+      </w:r>
+    </w:p>
+    <w:p>
+      <w:r>
+        <w:t>7</w:t>
+      </w:r>
+      <w:r>
+        <w:t xml:space="preserve"> If email sending is failed:</w:t>
+      </w:r>
+    </w:p>
+    <w:p>
+      <w:pPr>
+        <w:numPr>
+          <w:ilvl w:val="0"/>
+          <w:numId w:val="29"/>
+        </w:numPr>
+      </w:pPr>
+      <w:r>
+        <w:t xml:space="preserve">Do not update </w:t>
+      </w:r>
+      <w:proofErr w:type="spellStart"/>
+      <w:r>
+        <w:t>isEmailSent</w:t>
+      </w:r>
+      <w:proofErr w:type="spellEnd"/>
+    </w:p>
+    <w:p>
+      <w:pPr>
+        <w:numPr>
+          <w:ilvl w:val="0"/>
+          <w:numId w:val="29"/>
+        </w:numPr>
+      </w:pPr>
+      <w:r>
+        <w:t xml:space="preserve">Do not update </w:t>
+      </w:r>
+      <w:proofErr w:type="spellStart"/>
+      <w:r>
+        <w:t>lastEmailSentAt</w:t>
+      </w:r>
+      <w:proofErr w:type="spellEnd"/>
+    </w:p>
+    <w:p>
+      <w:pPr>
+        <w:numPr>
+          <w:ilvl w:val="0"/>
+          <w:numId w:val="29"/>
+        </w:numPr>
+      </w:pPr>
+      <w:r>
+        <w:t>Next scheduler run will retry by using the same start date and include previous failed data.</w:t>
+      </w:r>
+    </w:p>
+    <w:p/>
+    <w:p>
+      <w:r>
+        <w:br w:type="page"/>
+      </w:r>
+    </w:p>
+    <w:p>
+      <w:pPr>
+        <w:pStyle w:val="Heading1"/>
+      </w:pPr>
+      <w:r>
+        <w:lastRenderedPageBreak/>
+        <w:t>Appendix</w:t>
+      </w:r>
+    </w:p>
+    <w:p>
+      <w:pPr>
+        <w:pStyle w:val="Heading2"/>
+      </w:pPr>
+      <w:r>
+        <w:t>Implementation Flow</w:t>
+      </w:r>
+    </w:p>
+    <w:p>
+      <w:r>
+        <w:t>1.Manual Upload</w:t>
+      </w:r>
+    </w:p>
+    <w:p>
+      <w:r>
+        <w:t>Create end point for manual upload with following criteria.</w:t>
+      </w:r>
+    </w:p>
+    <w:p>
+      <w:pPr>
+        <w:pStyle w:val="ListParagraph"/>
+        <w:numPr>
+          <w:ilvl w:val="0"/>
+          <w:numId w:val="39"/>
+        </w:numPr>
+      </w:pPr>
+      <w:r>
+        <w:t>upload file</w:t>
+      </w:r>
+      <w:r>
+        <w:t xml:space="preserve"> - handle file validation</w:t>
+      </w:r>
+    </w:p>
+    <w:p>
+      <w:pPr>
+        <w:pStyle w:val="ListParagraph"/>
+        <w:numPr>
+          <w:ilvl w:val="0"/>
+          <w:numId w:val="39"/>
+        </w:numPr>
+      </w:pPr>
+      <w:proofErr w:type="spellStart"/>
+      <w:r>
+        <w:t>checkFile</w:t>
+      </w:r>
+      <w:proofErr w:type="spellEnd"/>
+      <w:r>
+        <w:t>-</w:t>
+      </w:r>
+      <w:r>
+        <w:t>if file is not readable need to update in import record</w:t>
+      </w:r>
+    </w:p>
+    <w:p>
+      <w:pPr>
+        <w:pStyle w:val="ListParagraph"/>
+        <w:numPr>
+          <w:ilvl w:val="0"/>
+          <w:numId w:val="39"/>
+        </w:numPr>
+      </w:pPr>
+      <w:r>
+        <w:t xml:space="preserve">read data </w:t>
+      </w:r>
+      <w:r>
+        <w:t xml:space="preserve">&amp; </w:t>
+      </w:r>
+      <w:r>
+        <w:t xml:space="preserve">save to </w:t>
+      </w:r>
+      <w:proofErr w:type="spellStart"/>
+      <w:r>
+        <w:t>importrecord</w:t>
+      </w:r>
+      <w:proofErr w:type="spellEnd"/>
+      <w:r>
+        <w:t xml:space="preserve"> </w:t>
+      </w:r>
+      <w:r>
+        <w:t>table</w:t>
+      </w:r>
+    </w:p>
+    <w:p>
+      <w:pPr>
+        <w:pStyle w:val="ListParagraph"/>
+        <w:numPr>
+          <w:ilvl w:val="0"/>
+          <w:numId w:val="39"/>
+        </w:numPr>
+      </w:pPr>
+      <w:proofErr w:type="spellStart"/>
+      <w:proofErr w:type="gramStart"/>
+      <w:r>
+        <w:t>startsaleprocess</w:t>
+      </w:r>
+      <w:proofErr w:type="spellEnd"/>
+      <w:r>
+        <w:t xml:space="preserve"> </w:t>
+      </w:r>
+      <w:r>
+        <w:t xml:space="preserve"> -</w:t>
+      </w:r>
+      <w:proofErr w:type="gramEnd"/>
+      <w:r>
+        <w:t xml:space="preserve">need to update fail </w:t>
+      </w:r>
+      <w:proofErr w:type="spellStart"/>
+      <w:r>
+        <w:t>tx</w:t>
+      </w:r>
+      <w:proofErr w:type="spellEnd"/>
+      <w:r>
+        <w:t xml:space="preserve"> in import record, save session </w:t>
+      </w:r>
+      <w:r>
+        <w:t xml:space="preserve">info in </w:t>
+      </w:r>
+      <w:proofErr w:type="spellStart"/>
+      <w:r>
+        <w:t>importsession</w:t>
+      </w:r>
+      <w:proofErr w:type="spellEnd"/>
+      <w:r>
+        <w:t xml:space="preserve"> table and update active session criteria at </w:t>
+      </w:r>
+      <w:proofErr w:type="spellStart"/>
+      <w:r>
+        <w:t>importrecord</w:t>
+      </w:r>
+      <w:proofErr w:type="spellEnd"/>
+      <w:r>
+        <w:t xml:space="preserve"> table</w:t>
+      </w:r>
+    </w:p>
+    <w:p>
+      <w:r>
+        <w:t>2.Manual Shift End</w:t>
+      </w:r>
+    </w:p>
+    <w:p>
+      <w:r>
+        <w:t>Create end point for manual shift ending process with following criteria.</w:t>
+      </w:r>
+    </w:p>
+    <w:p>
+      <w:pPr>
+        <w:pStyle w:val="ListParagraph"/>
+        <w:numPr>
+          <w:ilvl w:val="0"/>
+          <w:numId w:val="40"/>
+        </w:numPr>
+      </w:pPr>
+      <w:proofErr w:type="spellStart"/>
+      <w:r>
+        <w:t>checkActiveSession</w:t>
+      </w:r>
+      <w:proofErr w:type="spellEnd"/>
+      <w:r>
+        <w:t>-fetch</w:t>
+      </w:r>
+      <w:r>
+        <w:t xml:space="preserve"> active session from import record</w:t>
+      </w:r>
+    </w:p>
+    <w:p>
+      <w:pPr>
+        <w:pStyle w:val="ListParagraph"/>
+        <w:numPr>
+          <w:ilvl w:val="0"/>
+          <w:numId w:val="40"/>
+        </w:numPr>
+      </w:pPr>
+      <w:proofErr w:type="spellStart"/>
+      <w:r>
+        <w:t>endshift</w:t>
+      </w:r>
+      <w:proofErr w:type="spellEnd"/>
+      <w:r>
+        <w:t>- process shift end by check status</w:t>
+      </w:r>
+    </w:p>
+    <w:p>
+      <w:pPr>
+        <w:pStyle w:val="ListParagraph"/>
+        <w:numPr>
+          <w:ilvl w:val="0"/>
+          <w:numId w:val="40"/>
+        </w:numPr>
+      </w:pPr>
+      <w:proofErr w:type="spellStart"/>
+      <w:r>
+        <w:t>fetchFailTx</w:t>
+      </w:r>
+      <w:proofErr w:type="spellEnd"/>
+      <w:r>
+        <w:t xml:space="preserve">-fetch fail </w:t>
+      </w:r>
+      <w:proofErr w:type="spellStart"/>
+      <w:proofErr w:type="gramStart"/>
+      <w:r>
+        <w:t>tx</w:t>
+      </w:r>
+      <w:proofErr w:type="spellEnd"/>
+      <w:r>
+        <w:t xml:space="preserve">  and</w:t>
+      </w:r>
+      <w:proofErr w:type="gramEnd"/>
+      <w:r>
+        <w:t xml:space="preserve"> response fail </w:t>
+      </w:r>
+      <w:proofErr w:type="spellStart"/>
+      <w:r>
+        <w:t>tx</w:t>
+      </w:r>
+      <w:proofErr w:type="spellEnd"/>
+      <w:r>
+        <w:t xml:space="preserve"> no if there is fail record exist.</w:t>
+      </w:r>
+    </w:p>
+    <w:p>
+      <w:r>
+        <w:t>3.Use scheduler for file importing</w:t>
+      </w:r>
+    </w:p>
+    <w:p>
+      <w:r>
+        <w:t xml:space="preserve">4.Use </w:t>
+      </w:r>
+      <w:proofErr w:type="spellStart"/>
+      <w:r>
+        <w:t>ShiftTxScheduler</w:t>
+      </w:r>
+      <w:proofErr w:type="spellEnd"/>
+      <w:r>
+        <w:t xml:space="preserve"> </w:t>
+      </w:r>
+      <w:proofErr w:type="gramStart"/>
+      <w:r>
+        <w:t>for  shift</w:t>
+      </w:r>
+      <w:proofErr w:type="gramEnd"/>
+      <w:r>
+        <w:t xml:space="preserve"> ending and send email for fail </w:t>
+      </w:r>
+      <w:proofErr w:type="spellStart"/>
+      <w:r>
+        <w:t>tx</w:t>
+      </w:r>
+      <w:proofErr w:type="spellEnd"/>
+      <w:r>
+        <w:t xml:space="preserve"> record.</w:t>
       </w:r>
     </w:p>
     <w:sectPr>
@@ -902,6 +2866,205 @@
 <file path=word/numbering.xml><?xml version="1.0" encoding="utf-8"?>
 <w:numbering xmlns:wpc="http://schemas.microsoft.com/office/word/2010/wordprocessingCanvas" xmlns:cx="http://schemas.microsoft.com/office/drawing/2014/chartex" xmlns:cx1="http://schemas.microsoft.com/office/drawing/2015/9/8/chartex" xmlns:cx2="http://schemas.microsoft.com/office/drawing/2015/10/21/chartex" xmlns:cx3="http://schemas.microsoft.com/office/drawing/2016/5/9/chartex" xmlns:cx4="http://schemas.microsoft.com/office/drawing/2016/5/10/chartex" xmlns:cx5="http://schemas.microsoft.com/office/drawing/2016/5/11/chartex" xmlns:cx6="http://schemas.microsoft.com/office/drawing/2016/5/12/chartex" xmlns:cx7="http://schemas.microsoft.com/office/drawing/2016/5/13/chartex" xmlns:cx8="http://schemas.microsoft.com/office/drawing/2016/5/14/chartex" xmlns:mc="http://schemas.openxmlformats.org/markup-compatibility/2006" xmlns:aink="http://schemas.microsoft.com/office/drawing/2016/ink" xmlns:am3d="http://schemas.microsoft.com/office/drawing/2017/model3d" xmlns:o="urn:schemas-microsoft-com:office:office" xmlns:oel="http://schemas.microsoft.com/office/2019/extlst" xmlns:r="http://schemas.openxmlformats.org/officeDocument/2006/relationships" xmlns:m="http://schemas.openxmlformats.org/officeDocument/2006/math" xmlns:v="urn:schemas-microsoft-com:vml" xmlns:wp14="http://schemas.microsoft.com/office/word/2010/wordprocessingDrawing" xmlns:wp="http://schemas.openxmlformats.org/drawingml/2006/wordprocessingDrawing" xmlns:w10="urn:schemas-microsoft-com:office:word" xmlns:w="http://schemas.openxmlformats.org/wordprocessingml/2006/main" xmlns:w14="http://schemas.microsoft.com/office/word/2010/wordml" xmlns:w15="http://schemas.microsoft.com/office/word/2012/wordml" xmlns:w16cex="http://schemas.microsoft.com/office/word/2018/wordml/cex" xmlns:w16cid="http://schemas.microsoft.com/office/word/2016/wordml/cid" xmlns:w16="http://schemas.microsoft.com/office/word/2018/wordml" xmlns:w16du="http://schemas.microsoft.com/office/word/2023/wordml/word16du" xmlns:w16sdtdh="http://schemas.microsoft.com/office/word/2020/wordml/sdtdatahash" xmlns:w16sdtfl="http://schemas.microsoft.com/office/word/2024/wordml/sdtformatlock" xmlns:w16se="http://schemas.microsoft.com/office/word/2015/wordml/symex" xmlns:wpg="http://schemas.microsoft.com/office/word/2010/wordprocessingGroup" xmlns:wpi="http://schemas.microsoft.com/office/word/2010/wordprocessingInk" xmlns:wne="http://schemas.microsoft.com/office/word/2006/wordml" xmlns:wps="http://schemas.microsoft.com/office/word/2010/wordprocessingShape" mc:Ignorable="w14 w15 w16se w16cid w16 w16cex w16sdtdh w16sdtfl w16du wp14">
   <w:abstractNum w:abstractNumId="0" w15:restartNumberingAfterBreak="0">
+    <w:nsid w:val="004211CB"/>
+    <w:multiLevelType w:val="hybridMultilevel"/>
+    <w:tmpl w:val="AFE804A6"/>
+    <w:lvl w:ilvl="0" w:tplc="0409000F">
+      <w:start w:val="1"/>
+      <w:numFmt w:val="decimal"/>
+      <w:lvlText w:val="%1."/>
+      <w:lvlJc w:val="left"/>
+      <w:pPr>
+        <w:ind w:left="720" w:hanging="360"/>
+      </w:pPr>
+    </w:lvl>
+    <w:lvl w:ilvl="1" w:tplc="04090019" w:tentative="1">
+      <w:start w:val="1"/>
+      <w:numFmt w:val="lowerLetter"/>
+      <w:lvlText w:val="%2."/>
+      <w:lvlJc w:val="left"/>
+      <w:pPr>
+        <w:ind w:left="1440" w:hanging="360"/>
+      </w:pPr>
+    </w:lvl>
+    <w:lvl w:ilvl="2" w:tplc="0409001B" w:tentative="1">
+      <w:start w:val="1"/>
+      <w:numFmt w:val="lowerRoman"/>
+      <w:lvlText w:val="%3."/>
+      <w:lvlJc w:val="right"/>
+      <w:pPr>
+        <w:ind w:left="2160" w:hanging="180"/>
+      </w:pPr>
+    </w:lvl>
+    <w:lvl w:ilvl="3" w:tplc="0409000F" w:tentative="1">
+      <w:start w:val="1"/>
+      <w:numFmt w:val="decimal"/>
+      <w:lvlText w:val="%4."/>
+      <w:lvlJc w:val="left"/>
+      <w:pPr>
+        <w:ind w:left="2880" w:hanging="360"/>
+      </w:pPr>
+    </w:lvl>
+    <w:lvl w:ilvl="4" w:tplc="04090019" w:tentative="1">
+      <w:start w:val="1"/>
+      <w:numFmt w:val="lowerLetter"/>
+      <w:lvlText w:val="%5."/>
+      <w:lvlJc w:val="left"/>
+      <w:pPr>
+        <w:ind w:left="3600" w:hanging="360"/>
+      </w:pPr>
+    </w:lvl>
+    <w:lvl w:ilvl="5" w:tplc="0409001B" w:tentative="1">
+      <w:start w:val="1"/>
+      <w:numFmt w:val="lowerRoman"/>
+      <w:lvlText w:val="%6."/>
+      <w:lvlJc w:val="right"/>
+      <w:pPr>
+        <w:ind w:left="4320" w:hanging="180"/>
+      </w:pPr>
+    </w:lvl>
+    <w:lvl w:ilvl="6" w:tplc="0409000F" w:tentative="1">
+      <w:start w:val="1"/>
+      <w:numFmt w:val="decimal"/>
+      <w:lvlText w:val="%7."/>
+      <w:lvlJc w:val="left"/>
+      <w:pPr>
+        <w:ind w:left="5040" w:hanging="360"/>
+      </w:pPr>
+    </w:lvl>
+    <w:lvl w:ilvl="7" w:tplc="04090019" w:tentative="1">
+      <w:start w:val="1"/>
+      <w:numFmt w:val="lowerLetter"/>
+      <w:lvlText w:val="%8."/>
+      <w:lvlJc w:val="left"/>
+      <w:pPr>
+        <w:ind w:left="5760" w:hanging="360"/>
+      </w:pPr>
+    </w:lvl>
+    <w:lvl w:ilvl="8" w:tplc="0409001B" w:tentative="1">
+      <w:start w:val="1"/>
+      <w:numFmt w:val="lowerRoman"/>
+      <w:lvlText w:val="%9."/>
+      <w:lvlJc w:val="right"/>
+      <w:pPr>
+        <w:ind w:left="6480" w:hanging="180"/>
+      </w:pPr>
+    </w:lvl>
+  </w:abstractNum>
+  <w:abstractNum w:abstractNumId="1" w15:restartNumberingAfterBreak="0">
+    <w:nsid w:val="02A403EB"/>
+    <w:multiLevelType w:val="multilevel"/>
+    <w:tmpl w:val="1B74B7E0"/>
+    <w:lvl w:ilvl="0">
+      <w:start w:val="7"/>
+      <w:numFmt w:val="decimal"/>
+      <w:lvlText w:val="%1."/>
+      <w:lvlJc w:val="left"/>
+      <w:pPr>
+        <w:tabs>
+          <w:tab w:val="num" w:pos="720"/>
+        </w:tabs>
+        <w:ind w:left="720" w:hanging="360"/>
+      </w:pPr>
+    </w:lvl>
+    <w:lvl w:ilvl="1" w:tentative="1">
+      <w:start w:val="1"/>
+      <w:numFmt w:val="decimal"/>
+      <w:lvlText w:val="%2."/>
+      <w:lvlJc w:val="left"/>
+      <w:pPr>
+        <w:tabs>
+          <w:tab w:val="num" w:pos="1440"/>
+        </w:tabs>
+        <w:ind w:left="1440" w:hanging="360"/>
+      </w:pPr>
+    </w:lvl>
+    <w:lvl w:ilvl="2" w:tentative="1">
+      <w:start w:val="1"/>
+      <w:numFmt w:val="decimal"/>
+      <w:lvlText w:val="%3."/>
+      <w:lvlJc w:val="left"/>
+      <w:pPr>
+        <w:tabs>
+          <w:tab w:val="num" w:pos="2160"/>
+        </w:tabs>
+        <w:ind w:left="2160" w:hanging="360"/>
+      </w:pPr>
+    </w:lvl>
+    <w:lvl w:ilvl="3" w:tentative="1">
+      <w:start w:val="1"/>
+      <w:numFmt w:val="decimal"/>
+      <w:lvlText w:val="%4."/>
+      <w:lvlJc w:val="left"/>
+      <w:pPr>
+        <w:tabs>
+          <w:tab w:val="num" w:pos="2880"/>
+        </w:tabs>
+        <w:ind w:left="2880" w:hanging="360"/>
+      </w:pPr>
+    </w:lvl>
+    <w:lvl w:ilvl="4" w:tentative="1">
+      <w:start w:val="1"/>
+      <w:numFmt w:val="decimal"/>
+      <w:lvlText w:val="%5."/>
+      <w:lvlJc w:val="left"/>
+      <w:pPr>
+        <w:tabs>
+          <w:tab w:val="num" w:pos="3600"/>
+        </w:tabs>
+        <w:ind w:left="3600" w:hanging="360"/>
+      </w:pPr>
+    </w:lvl>
+    <w:lvl w:ilvl="5" w:tentative="1">
+      <w:start w:val="1"/>
+      <w:numFmt w:val="decimal"/>
+      <w:lvlText w:val="%6."/>
+      <w:lvlJc w:val="left"/>
+      <w:pPr>
+        <w:tabs>
+          <w:tab w:val="num" w:pos="4320"/>
+        </w:tabs>
+        <w:ind w:left="4320" w:hanging="360"/>
+      </w:pPr>
+    </w:lvl>
+    <w:lvl w:ilvl="6" w:tentative="1">
+      <w:start w:val="1"/>
+      <w:numFmt w:val="decimal"/>
+      <w:lvlText w:val="%7."/>
+      <w:lvlJc w:val="left"/>
+      <w:pPr>
+        <w:tabs>
+          <w:tab w:val="num" w:pos="5040"/>
+        </w:tabs>
+        <w:ind w:left="5040" w:hanging="360"/>
+      </w:pPr>
+    </w:lvl>
+    <w:lvl w:ilvl="7" w:tentative="1">
+      <w:start w:val="1"/>
+      <w:numFmt w:val="decimal"/>
+      <w:lvlText w:val="%8."/>
+      <w:lvlJc w:val="left"/>
+      <w:pPr>
+        <w:tabs>
+          <w:tab w:val="num" w:pos="5760"/>
+        </w:tabs>
+        <w:ind w:left="5760" w:hanging="360"/>
+      </w:pPr>
+    </w:lvl>
+    <w:lvl w:ilvl="8" w:tentative="1">
+      <w:start w:val="1"/>
+      <w:numFmt w:val="decimal"/>
+      <w:lvlText w:val="%9."/>
+      <w:lvlJc w:val="left"/>
+      <w:pPr>
+        <w:tabs>
+          <w:tab w:val="num" w:pos="6480"/>
+        </w:tabs>
+        <w:ind w:left="6480" w:hanging="360"/>
+      </w:pPr>
+    </w:lvl>
+  </w:abstractNum>
+  <w:abstractNum w:abstractNumId="2" w15:restartNumberingAfterBreak="0">
     <w:nsid w:val="0A4702A9"/>
     <w:multiLevelType w:val="hybridMultilevel"/>
     <w:tmpl w:val="93048D96"/>
@@ -990,7 +3153,7 @@
       </w:pPr>
     </w:lvl>
   </w:abstractNum>
-  <w:abstractNum w:abstractNumId="1" w15:restartNumberingAfterBreak="0">
+  <w:abstractNum w:abstractNumId="3" w15:restartNumberingAfterBreak="0">
     <w:nsid w:val="0CA53A88"/>
     <w:multiLevelType w:val="hybridMultilevel"/>
     <w:tmpl w:val="45183C24"/>
@@ -1076,7 +3239,503 @@
       </w:pPr>
     </w:lvl>
   </w:abstractNum>
-  <w:abstractNum w:abstractNumId="2" w15:restartNumberingAfterBreak="0">
+  <w:abstractNum w:abstractNumId="4" w15:restartNumberingAfterBreak="0">
+    <w:nsid w:val="0CDF69B7"/>
+    <w:multiLevelType w:val="hybridMultilevel"/>
+    <w:tmpl w:val="DDF8EE18"/>
+    <w:lvl w:ilvl="0" w:tplc="0409000F">
+      <w:start w:val="1"/>
+      <w:numFmt w:val="decimal"/>
+      <w:lvlText w:val="%1."/>
+      <w:lvlJc w:val="left"/>
+      <w:pPr>
+        <w:ind w:left="720" w:hanging="360"/>
+      </w:pPr>
+    </w:lvl>
+    <w:lvl w:ilvl="1" w:tplc="04090019" w:tentative="1">
+      <w:start w:val="1"/>
+      <w:numFmt w:val="lowerLetter"/>
+      <w:lvlText w:val="%2."/>
+      <w:lvlJc w:val="left"/>
+      <w:pPr>
+        <w:ind w:left="1440" w:hanging="360"/>
+      </w:pPr>
+    </w:lvl>
+    <w:lvl w:ilvl="2" w:tplc="0409001B" w:tentative="1">
+      <w:start w:val="1"/>
+      <w:numFmt w:val="lowerRoman"/>
+      <w:lvlText w:val="%3."/>
+      <w:lvlJc w:val="right"/>
+      <w:pPr>
+        <w:ind w:left="2160" w:hanging="180"/>
+      </w:pPr>
+    </w:lvl>
+    <w:lvl w:ilvl="3" w:tplc="0409000F" w:tentative="1">
+      <w:start w:val="1"/>
+      <w:numFmt w:val="decimal"/>
+      <w:lvlText w:val="%4."/>
+      <w:lvlJc w:val="left"/>
+      <w:pPr>
+        <w:ind w:left="2880" w:hanging="360"/>
+      </w:pPr>
+    </w:lvl>
+    <w:lvl w:ilvl="4" w:tplc="04090019" w:tentative="1">
+      <w:start w:val="1"/>
+      <w:numFmt w:val="lowerLetter"/>
+      <w:lvlText w:val="%5."/>
+      <w:lvlJc w:val="left"/>
+      <w:pPr>
+        <w:ind w:left="3600" w:hanging="360"/>
+      </w:pPr>
+    </w:lvl>
+    <w:lvl w:ilvl="5" w:tplc="0409001B" w:tentative="1">
+      <w:start w:val="1"/>
+      <w:numFmt w:val="lowerRoman"/>
+      <w:lvlText w:val="%6."/>
+      <w:lvlJc w:val="right"/>
+      <w:pPr>
+        <w:ind w:left="4320" w:hanging="180"/>
+      </w:pPr>
+    </w:lvl>
+    <w:lvl w:ilvl="6" w:tplc="0409000F" w:tentative="1">
+      <w:start w:val="1"/>
+      <w:numFmt w:val="decimal"/>
+      <w:lvlText w:val="%7."/>
+      <w:lvlJc w:val="left"/>
+      <w:pPr>
+        <w:ind w:left="5040" w:hanging="360"/>
+      </w:pPr>
+    </w:lvl>
+    <w:lvl w:ilvl="7" w:tplc="04090019" w:tentative="1">
+      <w:start w:val="1"/>
+      <w:numFmt w:val="lowerLetter"/>
+      <w:lvlText w:val="%8."/>
+      <w:lvlJc w:val="left"/>
+      <w:pPr>
+        <w:ind w:left="5760" w:hanging="360"/>
+      </w:pPr>
+    </w:lvl>
+    <w:lvl w:ilvl="8" w:tplc="0409001B" w:tentative="1">
+      <w:start w:val="1"/>
+      <w:numFmt w:val="lowerRoman"/>
+      <w:lvlText w:val="%9."/>
+      <w:lvlJc w:val="right"/>
+      <w:pPr>
+        <w:ind w:left="6480" w:hanging="180"/>
+      </w:pPr>
+    </w:lvl>
+  </w:abstractNum>
+  <w:abstractNum w:abstractNumId="5" w15:restartNumberingAfterBreak="0">
+    <w:nsid w:val="0EA32719"/>
+    <w:multiLevelType w:val="hybridMultilevel"/>
+    <w:tmpl w:val="243A2F38"/>
+    <w:lvl w:ilvl="0" w:tplc="0409000F">
+      <w:start w:val="1"/>
+      <w:numFmt w:val="decimal"/>
+      <w:lvlText w:val="%1."/>
+      <w:lvlJc w:val="left"/>
+      <w:pPr>
+        <w:ind w:left="720" w:hanging="360"/>
+      </w:pPr>
+    </w:lvl>
+    <w:lvl w:ilvl="1" w:tplc="04090019" w:tentative="1">
+      <w:start w:val="1"/>
+      <w:numFmt w:val="lowerLetter"/>
+      <w:lvlText w:val="%2."/>
+      <w:lvlJc w:val="left"/>
+      <w:pPr>
+        <w:ind w:left="1440" w:hanging="360"/>
+      </w:pPr>
+    </w:lvl>
+    <w:lvl w:ilvl="2" w:tplc="0409001B" w:tentative="1">
+      <w:start w:val="1"/>
+      <w:numFmt w:val="lowerRoman"/>
+      <w:lvlText w:val="%3."/>
+      <w:lvlJc w:val="right"/>
+      <w:pPr>
+        <w:ind w:left="2160" w:hanging="180"/>
+      </w:pPr>
+    </w:lvl>
+    <w:lvl w:ilvl="3" w:tplc="0409000F" w:tentative="1">
+      <w:start w:val="1"/>
+      <w:numFmt w:val="decimal"/>
+      <w:lvlText w:val="%4."/>
+      <w:lvlJc w:val="left"/>
+      <w:pPr>
+        <w:ind w:left="2880" w:hanging="360"/>
+      </w:pPr>
+    </w:lvl>
+    <w:lvl w:ilvl="4" w:tplc="04090019" w:tentative="1">
+      <w:start w:val="1"/>
+      <w:numFmt w:val="lowerLetter"/>
+      <w:lvlText w:val="%5."/>
+      <w:lvlJc w:val="left"/>
+      <w:pPr>
+        <w:ind w:left="3600" w:hanging="360"/>
+      </w:pPr>
+    </w:lvl>
+    <w:lvl w:ilvl="5" w:tplc="0409001B" w:tentative="1">
+      <w:start w:val="1"/>
+      <w:numFmt w:val="lowerRoman"/>
+      <w:lvlText w:val="%6."/>
+      <w:lvlJc w:val="right"/>
+      <w:pPr>
+        <w:ind w:left="4320" w:hanging="180"/>
+      </w:pPr>
+    </w:lvl>
+    <w:lvl w:ilvl="6" w:tplc="0409000F" w:tentative="1">
+      <w:start w:val="1"/>
+      <w:numFmt w:val="decimal"/>
+      <w:lvlText w:val="%7."/>
+      <w:lvlJc w:val="left"/>
+      <w:pPr>
+        <w:ind w:left="5040" w:hanging="360"/>
+      </w:pPr>
+    </w:lvl>
+    <w:lvl w:ilvl="7" w:tplc="04090019" w:tentative="1">
+      <w:start w:val="1"/>
+      <w:numFmt w:val="lowerLetter"/>
+      <w:lvlText w:val="%8."/>
+      <w:lvlJc w:val="left"/>
+      <w:pPr>
+        <w:ind w:left="5760" w:hanging="360"/>
+      </w:pPr>
+    </w:lvl>
+    <w:lvl w:ilvl="8" w:tplc="0409001B" w:tentative="1">
+      <w:start w:val="1"/>
+      <w:numFmt w:val="lowerRoman"/>
+      <w:lvlText w:val="%9."/>
+      <w:lvlJc w:val="right"/>
+      <w:pPr>
+        <w:ind w:left="6480" w:hanging="180"/>
+      </w:pPr>
+    </w:lvl>
+  </w:abstractNum>
+  <w:abstractNum w:abstractNumId="6" w15:restartNumberingAfterBreak="0">
+    <w:nsid w:val="11911B1E"/>
+    <w:multiLevelType w:val="hybridMultilevel"/>
+    <w:tmpl w:val="091E2A66"/>
+    <w:lvl w:ilvl="0" w:tplc="0409000F">
+      <w:start w:val="1"/>
+      <w:numFmt w:val="decimal"/>
+      <w:lvlText w:val="%1."/>
+      <w:lvlJc w:val="left"/>
+      <w:pPr>
+        <w:ind w:left="720" w:hanging="360"/>
+      </w:pPr>
+    </w:lvl>
+    <w:lvl w:ilvl="1" w:tplc="04090019" w:tentative="1">
+      <w:start w:val="1"/>
+      <w:numFmt w:val="lowerLetter"/>
+      <w:lvlText w:val="%2."/>
+      <w:lvlJc w:val="left"/>
+      <w:pPr>
+        <w:ind w:left="1440" w:hanging="360"/>
+      </w:pPr>
+    </w:lvl>
+    <w:lvl w:ilvl="2" w:tplc="0409001B" w:tentative="1">
+      <w:start w:val="1"/>
+      <w:numFmt w:val="lowerRoman"/>
+      <w:lvlText w:val="%3."/>
+      <w:lvlJc w:val="right"/>
+      <w:pPr>
+        <w:ind w:left="2160" w:hanging="180"/>
+      </w:pPr>
+    </w:lvl>
+    <w:lvl w:ilvl="3" w:tplc="0409000F" w:tentative="1">
+      <w:start w:val="1"/>
+      <w:numFmt w:val="decimal"/>
+      <w:lvlText w:val="%4."/>
+      <w:lvlJc w:val="left"/>
+      <w:pPr>
+        <w:ind w:left="2880" w:hanging="360"/>
+      </w:pPr>
+    </w:lvl>
+    <w:lvl w:ilvl="4" w:tplc="04090019" w:tentative="1">
+      <w:start w:val="1"/>
+      <w:numFmt w:val="lowerLetter"/>
+      <w:lvlText w:val="%5."/>
+      <w:lvlJc w:val="left"/>
+      <w:pPr>
+        <w:ind w:left="3600" w:hanging="360"/>
+      </w:pPr>
+    </w:lvl>
+    <w:lvl w:ilvl="5" w:tplc="0409001B" w:tentative="1">
+      <w:start w:val="1"/>
+      <w:numFmt w:val="lowerRoman"/>
+      <w:lvlText w:val="%6."/>
+      <w:lvlJc w:val="right"/>
+      <w:pPr>
+        <w:ind w:left="4320" w:hanging="180"/>
+      </w:pPr>
+    </w:lvl>
+    <w:lvl w:ilvl="6" w:tplc="0409000F" w:tentative="1">
+      <w:start w:val="1"/>
+      <w:numFmt w:val="decimal"/>
+      <w:lvlText w:val="%7."/>
+      <w:lvlJc w:val="left"/>
+      <w:pPr>
+        <w:ind w:left="5040" w:hanging="360"/>
+      </w:pPr>
+    </w:lvl>
+    <w:lvl w:ilvl="7" w:tplc="04090019" w:tentative="1">
+      <w:start w:val="1"/>
+      <w:numFmt w:val="lowerLetter"/>
+      <w:lvlText w:val="%8."/>
+      <w:lvlJc w:val="left"/>
+      <w:pPr>
+        <w:ind w:left="5760" w:hanging="360"/>
+      </w:pPr>
+    </w:lvl>
+    <w:lvl w:ilvl="8" w:tplc="0409001B" w:tentative="1">
+      <w:start w:val="1"/>
+      <w:numFmt w:val="lowerRoman"/>
+      <w:lvlText w:val="%9."/>
+      <w:lvlJc w:val="right"/>
+      <w:pPr>
+        <w:ind w:left="6480" w:hanging="180"/>
+      </w:pPr>
+    </w:lvl>
+  </w:abstractNum>
+  <w:abstractNum w:abstractNumId="7" w15:restartNumberingAfterBreak="0">
+    <w:nsid w:val="16D93CF8"/>
+    <w:multiLevelType w:val="multilevel"/>
+    <w:tmpl w:val="7E62D774"/>
+    <w:lvl w:ilvl="0">
+      <w:start w:val="1"/>
+      <w:numFmt w:val="bullet"/>
+      <w:lvlText w:val=""/>
+      <w:lvlJc w:val="left"/>
+      <w:pPr>
+        <w:tabs>
+          <w:tab w:val="num" w:pos="720"/>
+        </w:tabs>
+        <w:ind w:left="720" w:hanging="360"/>
+      </w:pPr>
+      <w:rPr>
+        <w:rFonts w:ascii="Symbol" w:hAnsi="Symbol" w:hint="default"/>
+        <w:sz w:val="20"/>
+      </w:rPr>
+    </w:lvl>
+    <w:lvl w:ilvl="1" w:tentative="1">
+      <w:start w:val="1"/>
+      <w:numFmt w:val="bullet"/>
+      <w:lvlText w:val="o"/>
+      <w:lvlJc w:val="left"/>
+      <w:pPr>
+        <w:tabs>
+          <w:tab w:val="num" w:pos="1440"/>
+        </w:tabs>
+        <w:ind w:left="1440" w:hanging="360"/>
+      </w:pPr>
+      <w:rPr>
+        <w:rFonts w:ascii="Courier New" w:hAnsi="Courier New" w:hint="default"/>
+        <w:sz w:val="20"/>
+      </w:rPr>
+    </w:lvl>
+    <w:lvl w:ilvl="2" w:tentative="1">
+      <w:start w:val="1"/>
+      <w:numFmt w:val="bullet"/>
+      <w:lvlText w:val=""/>
+      <w:lvlJc w:val="left"/>
+      <w:pPr>
+        <w:tabs>
+          <w:tab w:val="num" w:pos="2160"/>
+        </w:tabs>
+        <w:ind w:left="2160" w:hanging="360"/>
+      </w:pPr>
+      <w:rPr>
+        <w:rFonts w:ascii="Wingdings" w:hAnsi="Wingdings" w:hint="default"/>
+        <w:sz w:val="20"/>
+      </w:rPr>
+    </w:lvl>
+    <w:lvl w:ilvl="3" w:tentative="1">
+      <w:start w:val="1"/>
+      <w:numFmt w:val="bullet"/>
+      <w:lvlText w:val=""/>
+      <w:lvlJc w:val="left"/>
+      <w:pPr>
+        <w:tabs>
+          <w:tab w:val="num" w:pos="2880"/>
+        </w:tabs>
+        <w:ind w:left="2880" w:hanging="360"/>
+      </w:pPr>
+      <w:rPr>
+        <w:rFonts w:ascii="Wingdings" w:hAnsi="Wingdings" w:hint="default"/>
+        <w:sz w:val="20"/>
+      </w:rPr>
+    </w:lvl>
+    <w:lvl w:ilvl="4" w:tentative="1">
+      <w:start w:val="1"/>
+      <w:numFmt w:val="bullet"/>
+      <w:lvlText w:val=""/>
+      <w:lvlJc w:val="left"/>
+      <w:pPr>
+        <w:tabs>
+          <w:tab w:val="num" w:pos="3600"/>
+        </w:tabs>
+        <w:ind w:left="3600" w:hanging="360"/>
+      </w:pPr>
+      <w:rPr>
+        <w:rFonts w:ascii="Wingdings" w:hAnsi="Wingdings" w:hint="default"/>
+        <w:sz w:val="20"/>
+      </w:rPr>
+    </w:lvl>
+    <w:lvl w:ilvl="5" w:tentative="1">
+      <w:start w:val="1"/>
+      <w:numFmt w:val="bullet"/>
+      <w:lvlText w:val=""/>
+      <w:lvlJc w:val="left"/>
+      <w:pPr>
+        <w:tabs>
+          <w:tab w:val="num" w:pos="4320"/>
+        </w:tabs>
+        <w:ind w:left="4320" w:hanging="360"/>
+      </w:pPr>
+      <w:rPr>
+        <w:rFonts w:ascii="Wingdings" w:hAnsi="Wingdings" w:hint="default"/>
+        <w:sz w:val="20"/>
+      </w:rPr>
+    </w:lvl>
+    <w:lvl w:ilvl="6" w:tentative="1">
+      <w:start w:val="1"/>
+      <w:numFmt w:val="bullet"/>
+      <w:lvlText w:val=""/>
+      <w:lvlJc w:val="left"/>
+      <w:pPr>
+        <w:tabs>
+          <w:tab w:val="num" w:pos="5040"/>
+        </w:tabs>
+        <w:ind w:left="5040" w:hanging="360"/>
+      </w:pPr>
+      <w:rPr>
+        <w:rFonts w:ascii="Wingdings" w:hAnsi="Wingdings" w:hint="default"/>
+        <w:sz w:val="20"/>
+      </w:rPr>
+    </w:lvl>
+    <w:lvl w:ilvl="7" w:tentative="1">
+      <w:start w:val="1"/>
+      <w:numFmt w:val="bullet"/>
+      <w:lvlText w:val=""/>
+      <w:lvlJc w:val="left"/>
+      <w:pPr>
+        <w:tabs>
+          <w:tab w:val="num" w:pos="5760"/>
+        </w:tabs>
+        <w:ind w:left="5760" w:hanging="360"/>
+      </w:pPr>
+      <w:rPr>
+        <w:rFonts w:ascii="Wingdings" w:hAnsi="Wingdings" w:hint="default"/>
+        <w:sz w:val="20"/>
+      </w:rPr>
+    </w:lvl>
+    <w:lvl w:ilvl="8" w:tentative="1">
+      <w:start w:val="1"/>
+      <w:numFmt w:val="bullet"/>
+      <w:lvlText w:val=""/>
+      <w:lvlJc w:val="left"/>
+      <w:pPr>
+        <w:tabs>
+          <w:tab w:val="num" w:pos="6480"/>
+        </w:tabs>
+        <w:ind w:left="6480" w:hanging="360"/>
+      </w:pPr>
+      <w:rPr>
+        <w:rFonts w:ascii="Wingdings" w:hAnsi="Wingdings" w:hint="default"/>
+        <w:sz w:val="20"/>
+      </w:rPr>
+    </w:lvl>
+  </w:abstractNum>
+  <w:abstractNum w:abstractNumId="8" w15:restartNumberingAfterBreak="0">
+    <w:nsid w:val="19116966"/>
+    <w:multiLevelType w:val="hybridMultilevel"/>
+    <w:tmpl w:val="646E3DB0"/>
+    <w:lvl w:ilvl="0" w:tplc="0409000F">
+      <w:start w:val="1"/>
+      <w:numFmt w:val="decimal"/>
+      <w:lvlText w:val="%1."/>
+      <w:lvlJc w:val="left"/>
+      <w:pPr>
+        <w:ind w:left="720" w:hanging="360"/>
+      </w:pPr>
+      <w:rPr>
+        <w:rFonts w:hint="default"/>
+      </w:rPr>
+    </w:lvl>
+    <w:lvl w:ilvl="1" w:tplc="04090019" w:tentative="1">
+      <w:start w:val="1"/>
+      <w:numFmt w:val="lowerLetter"/>
+      <w:lvlText w:val="%2."/>
+      <w:lvlJc w:val="left"/>
+      <w:pPr>
+        <w:ind w:left="1440" w:hanging="360"/>
+      </w:pPr>
+    </w:lvl>
+    <w:lvl w:ilvl="2" w:tplc="0409001B" w:tentative="1">
+      <w:start w:val="1"/>
+      <w:numFmt w:val="lowerRoman"/>
+      <w:lvlText w:val="%3."/>
+      <w:lvlJc w:val="right"/>
+      <w:pPr>
+        <w:ind w:left="2160" w:hanging="180"/>
+      </w:pPr>
+    </w:lvl>
+    <w:lvl w:ilvl="3" w:tplc="0409000F" w:tentative="1">
+      <w:start w:val="1"/>
+      <w:numFmt w:val="decimal"/>
+      <w:lvlText w:val="%4."/>
+      <w:lvlJc w:val="left"/>
+      <w:pPr>
+        <w:ind w:left="2880" w:hanging="360"/>
+      </w:pPr>
+    </w:lvl>
+    <w:lvl w:ilvl="4" w:tplc="04090019" w:tentative="1">
+      <w:start w:val="1"/>
+      <w:numFmt w:val="lowerLetter"/>
+      <w:lvlText w:val="%5."/>
+      <w:lvlJc w:val="left"/>
+      <w:pPr>
+        <w:ind w:left="3600" w:hanging="360"/>
+      </w:pPr>
+    </w:lvl>
+    <w:lvl w:ilvl="5" w:tplc="0409001B" w:tentative="1">
+      <w:start w:val="1"/>
+      <w:numFmt w:val="lowerRoman"/>
+      <w:lvlText w:val="%6."/>
+      <w:lvlJc w:val="right"/>
+      <w:pPr>
+        <w:ind w:left="4320" w:hanging="180"/>
+      </w:pPr>
+    </w:lvl>
+    <w:lvl w:ilvl="6" w:tplc="0409000F" w:tentative="1">
+      <w:start w:val="1"/>
+      <w:numFmt w:val="decimal"/>
+      <w:lvlText w:val="%7."/>
+      <w:lvlJc w:val="left"/>
+      <w:pPr>
+        <w:ind w:left="5040" w:hanging="360"/>
+      </w:pPr>
+    </w:lvl>
+    <w:lvl w:ilvl="7" w:tplc="04090019" w:tentative="1">
+      <w:start w:val="1"/>
+      <w:numFmt w:val="lowerLetter"/>
+      <w:lvlText w:val="%8."/>
+      <w:lvlJc w:val="left"/>
+      <w:pPr>
+        <w:ind w:left="5760" w:hanging="360"/>
+      </w:pPr>
+    </w:lvl>
+    <w:lvl w:ilvl="8" w:tplc="0409001B" w:tentative="1">
+      <w:start w:val="1"/>
+      <w:numFmt w:val="lowerRoman"/>
+      <w:lvlText w:val="%9."/>
+      <w:lvlJc w:val="right"/>
+      <w:pPr>
+        <w:ind w:left="6480" w:hanging="180"/>
+      </w:pPr>
+    </w:lvl>
+  </w:abstractNum>
+  <w:abstractNum w:abstractNumId="9" w15:restartNumberingAfterBreak="0">
     <w:nsid w:val="19EB743D"/>
     <w:multiLevelType w:val="multilevel"/>
     <w:tmpl w:val="1070D88A"/>
@@ -1193,7 +3852,7 @@
       </w:pPr>
     </w:lvl>
   </w:abstractNum>
-  <w:abstractNum w:abstractNumId="3" w15:restartNumberingAfterBreak="0">
+  <w:abstractNum w:abstractNumId="10" w15:restartNumberingAfterBreak="0">
     <w:nsid w:val="1A7126DE"/>
     <w:multiLevelType w:val="hybridMultilevel"/>
     <w:tmpl w:val="9596401A"/>
@@ -1279,7 +3938,7 @@
       </w:pPr>
     </w:lvl>
   </w:abstractNum>
-  <w:abstractNum w:abstractNumId="4" w15:restartNumberingAfterBreak="0">
+  <w:abstractNum w:abstractNumId="11" w15:restartNumberingAfterBreak="0">
     <w:nsid w:val="1D87732F"/>
     <w:multiLevelType w:val="multilevel"/>
     <w:tmpl w:val="24841D6E"/>
@@ -1396,7 +4055,565 @@
       </w:pPr>
     </w:lvl>
   </w:abstractNum>
-  <w:abstractNum w:abstractNumId="5" w15:restartNumberingAfterBreak="0">
+  <w:abstractNum w:abstractNumId="12" w15:restartNumberingAfterBreak="0">
+    <w:nsid w:val="26217AC7"/>
+    <w:multiLevelType w:val="hybridMultilevel"/>
+    <w:tmpl w:val="ED1277FE"/>
+    <w:lvl w:ilvl="0" w:tplc="0409000F">
+      <w:start w:val="1"/>
+      <w:numFmt w:val="decimal"/>
+      <w:lvlText w:val="%1."/>
+      <w:lvlJc w:val="left"/>
+      <w:pPr>
+        <w:ind w:left="720" w:hanging="360"/>
+      </w:pPr>
+    </w:lvl>
+    <w:lvl w:ilvl="1" w:tplc="04090019" w:tentative="1">
+      <w:start w:val="1"/>
+      <w:numFmt w:val="lowerLetter"/>
+      <w:lvlText w:val="%2."/>
+      <w:lvlJc w:val="left"/>
+      <w:pPr>
+        <w:ind w:left="1440" w:hanging="360"/>
+      </w:pPr>
+    </w:lvl>
+    <w:lvl w:ilvl="2" w:tplc="0409001B" w:tentative="1">
+      <w:start w:val="1"/>
+      <w:numFmt w:val="lowerRoman"/>
+      <w:lvlText w:val="%3."/>
+      <w:lvlJc w:val="right"/>
+      <w:pPr>
+        <w:ind w:left="2160" w:hanging="180"/>
+      </w:pPr>
+    </w:lvl>
+    <w:lvl w:ilvl="3" w:tplc="0409000F" w:tentative="1">
+      <w:start w:val="1"/>
+      <w:numFmt w:val="decimal"/>
+      <w:lvlText w:val="%4."/>
+      <w:lvlJc w:val="left"/>
+      <w:pPr>
+        <w:ind w:left="2880" w:hanging="360"/>
+      </w:pPr>
+    </w:lvl>
+    <w:lvl w:ilvl="4" w:tplc="04090019" w:tentative="1">
+      <w:start w:val="1"/>
+      <w:numFmt w:val="lowerLetter"/>
+      <w:lvlText w:val="%5."/>
+      <w:lvlJc w:val="left"/>
+      <w:pPr>
+        <w:ind w:left="3600" w:hanging="360"/>
+      </w:pPr>
+    </w:lvl>
+    <w:lvl w:ilvl="5" w:tplc="0409001B" w:tentative="1">
+      <w:start w:val="1"/>
+      <w:numFmt w:val="lowerRoman"/>
+      <w:lvlText w:val="%6."/>
+      <w:lvlJc w:val="right"/>
+      <w:pPr>
+        <w:ind w:left="4320" w:hanging="180"/>
+      </w:pPr>
+    </w:lvl>
+    <w:lvl w:ilvl="6" w:tplc="0409000F" w:tentative="1">
+      <w:start w:val="1"/>
+      <w:numFmt w:val="decimal"/>
+      <w:lvlText w:val="%7."/>
+      <w:lvlJc w:val="left"/>
+      <w:pPr>
+        <w:ind w:left="5040" w:hanging="360"/>
+      </w:pPr>
+    </w:lvl>
+    <w:lvl w:ilvl="7" w:tplc="04090019" w:tentative="1">
+      <w:start w:val="1"/>
+      <w:numFmt w:val="lowerLetter"/>
+      <w:lvlText w:val="%8."/>
+      <w:lvlJc w:val="left"/>
+      <w:pPr>
+        <w:ind w:left="5760" w:hanging="360"/>
+      </w:pPr>
+    </w:lvl>
+    <w:lvl w:ilvl="8" w:tplc="0409001B" w:tentative="1">
+      <w:start w:val="1"/>
+      <w:numFmt w:val="lowerRoman"/>
+      <w:lvlText w:val="%9."/>
+      <w:lvlJc w:val="right"/>
+      <w:pPr>
+        <w:ind w:left="6480" w:hanging="180"/>
+      </w:pPr>
+    </w:lvl>
+  </w:abstractNum>
+  <w:abstractNum w:abstractNumId="13" w15:restartNumberingAfterBreak="0">
+    <w:nsid w:val="268C7F3A"/>
+    <w:multiLevelType w:val="multilevel"/>
+    <w:tmpl w:val="4D180020"/>
+    <w:lvl w:ilvl="0">
+      <w:start w:val="1"/>
+      <w:numFmt w:val="decimal"/>
+      <w:lvlText w:val="%1."/>
+      <w:lvlJc w:val="left"/>
+      <w:pPr>
+        <w:tabs>
+          <w:tab w:val="num" w:pos="720"/>
+        </w:tabs>
+        <w:ind w:left="720" w:hanging="360"/>
+      </w:pPr>
+    </w:lvl>
+    <w:lvl w:ilvl="1">
+      <w:start w:val="1"/>
+      <w:numFmt w:val="bullet"/>
+      <w:lvlText w:val="o"/>
+      <w:lvlJc w:val="left"/>
+      <w:pPr>
+        <w:tabs>
+          <w:tab w:val="num" w:pos="1440"/>
+        </w:tabs>
+        <w:ind w:left="1440" w:hanging="360"/>
+      </w:pPr>
+      <w:rPr>
+        <w:rFonts w:ascii="Courier New" w:hAnsi="Courier New" w:hint="default"/>
+        <w:sz w:val="20"/>
+      </w:rPr>
+    </w:lvl>
+    <w:lvl w:ilvl="2">
+      <w:start w:val="1"/>
+      <w:numFmt w:val="bullet"/>
+      <w:lvlText w:val=""/>
+      <w:lvlJc w:val="left"/>
+      <w:pPr>
+        <w:tabs>
+          <w:tab w:val="num" w:pos="2160"/>
+        </w:tabs>
+        <w:ind w:left="2160" w:hanging="360"/>
+      </w:pPr>
+      <w:rPr>
+        <w:rFonts w:ascii="Wingdings" w:hAnsi="Wingdings" w:hint="default"/>
+        <w:sz w:val="20"/>
+      </w:rPr>
+    </w:lvl>
+    <w:lvl w:ilvl="3" w:tentative="1">
+      <w:start w:val="1"/>
+      <w:numFmt w:val="decimal"/>
+      <w:lvlText w:val="%4."/>
+      <w:lvlJc w:val="left"/>
+      <w:pPr>
+        <w:tabs>
+          <w:tab w:val="num" w:pos="2880"/>
+        </w:tabs>
+        <w:ind w:left="2880" w:hanging="360"/>
+      </w:pPr>
+    </w:lvl>
+    <w:lvl w:ilvl="4" w:tentative="1">
+      <w:start w:val="1"/>
+      <w:numFmt w:val="decimal"/>
+      <w:lvlText w:val="%5."/>
+      <w:lvlJc w:val="left"/>
+      <w:pPr>
+        <w:tabs>
+          <w:tab w:val="num" w:pos="3600"/>
+        </w:tabs>
+        <w:ind w:left="3600" w:hanging="360"/>
+      </w:pPr>
+    </w:lvl>
+    <w:lvl w:ilvl="5" w:tentative="1">
+      <w:start w:val="1"/>
+      <w:numFmt w:val="decimal"/>
+      <w:lvlText w:val="%6."/>
+      <w:lvlJc w:val="left"/>
+      <w:pPr>
+        <w:tabs>
+          <w:tab w:val="num" w:pos="4320"/>
+        </w:tabs>
+        <w:ind w:left="4320" w:hanging="360"/>
+      </w:pPr>
+    </w:lvl>
+    <w:lvl w:ilvl="6" w:tentative="1">
+      <w:start w:val="1"/>
+      <w:numFmt w:val="decimal"/>
+      <w:lvlText w:val="%7."/>
+      <w:lvlJc w:val="left"/>
+      <w:pPr>
+        <w:tabs>
+          <w:tab w:val="num" w:pos="5040"/>
+        </w:tabs>
+        <w:ind w:left="5040" w:hanging="360"/>
+      </w:pPr>
+    </w:lvl>
+    <w:lvl w:ilvl="7" w:tentative="1">
+      <w:start w:val="1"/>
+      <w:numFmt w:val="decimal"/>
+      <w:lvlText w:val="%8."/>
+      <w:lvlJc w:val="left"/>
+      <w:pPr>
+        <w:tabs>
+          <w:tab w:val="num" w:pos="5760"/>
+        </w:tabs>
+        <w:ind w:left="5760" w:hanging="360"/>
+      </w:pPr>
+    </w:lvl>
+    <w:lvl w:ilvl="8" w:tentative="1">
+      <w:start w:val="1"/>
+      <w:numFmt w:val="decimal"/>
+      <w:lvlText w:val="%9."/>
+      <w:lvlJc w:val="left"/>
+      <w:pPr>
+        <w:tabs>
+          <w:tab w:val="num" w:pos="6480"/>
+        </w:tabs>
+        <w:ind w:left="6480" w:hanging="360"/>
+      </w:pPr>
+    </w:lvl>
+  </w:abstractNum>
+  <w:abstractNum w:abstractNumId="14" w15:restartNumberingAfterBreak="0">
+    <w:nsid w:val="279B14C0"/>
+    <w:multiLevelType w:val="multilevel"/>
+    <w:tmpl w:val="8ADA428A"/>
+    <w:lvl w:ilvl="0">
+      <w:start w:val="1"/>
+      <w:numFmt w:val="bullet"/>
+      <w:lvlText w:val=""/>
+      <w:lvlJc w:val="left"/>
+      <w:pPr>
+        <w:tabs>
+          <w:tab w:val="num" w:pos="720"/>
+        </w:tabs>
+        <w:ind w:left="720" w:hanging="360"/>
+      </w:pPr>
+      <w:rPr>
+        <w:rFonts w:ascii="Symbol" w:hAnsi="Symbol" w:hint="default"/>
+        <w:sz w:val="20"/>
+      </w:rPr>
+    </w:lvl>
+    <w:lvl w:ilvl="1" w:tentative="1">
+      <w:start w:val="1"/>
+      <w:numFmt w:val="bullet"/>
+      <w:lvlText w:val="o"/>
+      <w:lvlJc w:val="left"/>
+      <w:pPr>
+        <w:tabs>
+          <w:tab w:val="num" w:pos="1440"/>
+        </w:tabs>
+        <w:ind w:left="1440" w:hanging="360"/>
+      </w:pPr>
+      <w:rPr>
+        <w:rFonts w:ascii="Courier New" w:hAnsi="Courier New" w:hint="default"/>
+        <w:sz w:val="20"/>
+      </w:rPr>
+    </w:lvl>
+    <w:lvl w:ilvl="2" w:tentative="1">
+      <w:start w:val="1"/>
+      <w:numFmt w:val="bullet"/>
+      <w:lvlText w:val=""/>
+      <w:lvlJc w:val="left"/>
+      <w:pPr>
+        <w:tabs>
+          <w:tab w:val="num" w:pos="2160"/>
+        </w:tabs>
+        <w:ind w:left="2160" w:hanging="360"/>
+      </w:pPr>
+      <w:rPr>
+        <w:rFonts w:ascii="Wingdings" w:hAnsi="Wingdings" w:hint="default"/>
+        <w:sz w:val="20"/>
+      </w:rPr>
+    </w:lvl>
+    <w:lvl w:ilvl="3" w:tentative="1">
+      <w:start w:val="1"/>
+      <w:numFmt w:val="bullet"/>
+      <w:lvlText w:val=""/>
+      <w:lvlJc w:val="left"/>
+      <w:pPr>
+        <w:tabs>
+          <w:tab w:val="num" w:pos="2880"/>
+        </w:tabs>
+        <w:ind w:left="2880" w:hanging="360"/>
+      </w:pPr>
+      <w:rPr>
+        <w:rFonts w:ascii="Wingdings" w:hAnsi="Wingdings" w:hint="default"/>
+        <w:sz w:val="20"/>
+      </w:rPr>
+    </w:lvl>
+    <w:lvl w:ilvl="4" w:tentative="1">
+      <w:start w:val="1"/>
+      <w:numFmt w:val="bullet"/>
+      <w:lvlText w:val=""/>
+      <w:lvlJc w:val="left"/>
+      <w:pPr>
+        <w:tabs>
+          <w:tab w:val="num" w:pos="3600"/>
+        </w:tabs>
+        <w:ind w:left="3600" w:hanging="360"/>
+      </w:pPr>
+      <w:rPr>
+        <w:rFonts w:ascii="Wingdings" w:hAnsi="Wingdings" w:hint="default"/>
+        <w:sz w:val="20"/>
+      </w:rPr>
+    </w:lvl>
+    <w:lvl w:ilvl="5" w:tentative="1">
+      <w:start w:val="1"/>
+      <w:numFmt w:val="bullet"/>
+      <w:lvlText w:val=""/>
+      <w:lvlJc w:val="left"/>
+      <w:pPr>
+        <w:tabs>
+          <w:tab w:val="num" w:pos="4320"/>
+        </w:tabs>
+        <w:ind w:left="4320" w:hanging="360"/>
+      </w:pPr>
+      <w:rPr>
+        <w:rFonts w:ascii="Wingdings" w:hAnsi="Wingdings" w:hint="default"/>
+        <w:sz w:val="20"/>
+      </w:rPr>
+    </w:lvl>
+    <w:lvl w:ilvl="6" w:tentative="1">
+      <w:start w:val="1"/>
+      <w:numFmt w:val="bullet"/>
+      <w:lvlText w:val=""/>
+      <w:lvlJc w:val="left"/>
+      <w:pPr>
+        <w:tabs>
+          <w:tab w:val="num" w:pos="5040"/>
+        </w:tabs>
+        <w:ind w:left="5040" w:hanging="360"/>
+      </w:pPr>
+      <w:rPr>
+        <w:rFonts w:ascii="Wingdings" w:hAnsi="Wingdings" w:hint="default"/>
+        <w:sz w:val="20"/>
+      </w:rPr>
+    </w:lvl>
+    <w:lvl w:ilvl="7" w:tentative="1">
+      <w:start w:val="1"/>
+      <w:numFmt w:val="bullet"/>
+      <w:lvlText w:val=""/>
+      <w:lvlJc w:val="left"/>
+      <w:pPr>
+        <w:tabs>
+          <w:tab w:val="num" w:pos="5760"/>
+        </w:tabs>
+        <w:ind w:left="5760" w:hanging="360"/>
+      </w:pPr>
+      <w:rPr>
+        <w:rFonts w:ascii="Wingdings" w:hAnsi="Wingdings" w:hint="default"/>
+        <w:sz w:val="20"/>
+      </w:rPr>
+    </w:lvl>
+    <w:lvl w:ilvl="8" w:tentative="1">
+      <w:start w:val="1"/>
+      <w:numFmt w:val="bullet"/>
+      <w:lvlText w:val=""/>
+      <w:lvlJc w:val="left"/>
+      <w:pPr>
+        <w:tabs>
+          <w:tab w:val="num" w:pos="6480"/>
+        </w:tabs>
+        <w:ind w:left="6480" w:hanging="360"/>
+      </w:pPr>
+      <w:rPr>
+        <w:rFonts w:ascii="Wingdings" w:hAnsi="Wingdings" w:hint="default"/>
+        <w:sz w:val="20"/>
+      </w:rPr>
+    </w:lvl>
+  </w:abstractNum>
+  <w:abstractNum w:abstractNumId="15" w15:restartNumberingAfterBreak="0">
+    <w:nsid w:val="29705B84"/>
+    <w:multiLevelType w:val="multilevel"/>
+    <w:tmpl w:val="45261AE6"/>
+    <w:lvl w:ilvl="0">
+      <w:start w:val="1"/>
+      <w:numFmt w:val="decimal"/>
+      <w:lvlText w:val="%1."/>
+      <w:lvlJc w:val="left"/>
+      <w:pPr>
+        <w:tabs>
+          <w:tab w:val="num" w:pos="720"/>
+        </w:tabs>
+        <w:ind w:left="720" w:hanging="360"/>
+      </w:pPr>
+    </w:lvl>
+    <w:lvl w:ilvl="1" w:tentative="1">
+      <w:start w:val="1"/>
+      <w:numFmt w:val="decimal"/>
+      <w:lvlText w:val="%2."/>
+      <w:lvlJc w:val="left"/>
+      <w:pPr>
+        <w:tabs>
+          <w:tab w:val="num" w:pos="1440"/>
+        </w:tabs>
+        <w:ind w:left="1440" w:hanging="360"/>
+      </w:pPr>
+    </w:lvl>
+    <w:lvl w:ilvl="2" w:tentative="1">
+      <w:start w:val="1"/>
+      <w:numFmt w:val="decimal"/>
+      <w:lvlText w:val="%3."/>
+      <w:lvlJc w:val="left"/>
+      <w:pPr>
+        <w:tabs>
+          <w:tab w:val="num" w:pos="2160"/>
+        </w:tabs>
+        <w:ind w:left="2160" w:hanging="360"/>
+      </w:pPr>
+    </w:lvl>
+    <w:lvl w:ilvl="3" w:tentative="1">
+      <w:start w:val="1"/>
+      <w:numFmt w:val="decimal"/>
+      <w:lvlText w:val="%4."/>
+      <w:lvlJc w:val="left"/>
+      <w:pPr>
+        <w:tabs>
+          <w:tab w:val="num" w:pos="2880"/>
+        </w:tabs>
+        <w:ind w:left="2880" w:hanging="360"/>
+      </w:pPr>
+    </w:lvl>
+    <w:lvl w:ilvl="4" w:tentative="1">
+      <w:start w:val="1"/>
+      <w:numFmt w:val="decimal"/>
+      <w:lvlText w:val="%5."/>
+      <w:lvlJc w:val="left"/>
+      <w:pPr>
+        <w:tabs>
+          <w:tab w:val="num" w:pos="3600"/>
+        </w:tabs>
+        <w:ind w:left="3600" w:hanging="360"/>
+      </w:pPr>
+    </w:lvl>
+    <w:lvl w:ilvl="5" w:tentative="1">
+      <w:start w:val="1"/>
+      <w:numFmt w:val="decimal"/>
+      <w:lvlText w:val="%6."/>
+      <w:lvlJc w:val="left"/>
+      <w:pPr>
+        <w:tabs>
+          <w:tab w:val="num" w:pos="4320"/>
+        </w:tabs>
+        <w:ind w:left="4320" w:hanging="360"/>
+      </w:pPr>
+    </w:lvl>
+    <w:lvl w:ilvl="6" w:tentative="1">
+      <w:start w:val="1"/>
+      <w:numFmt w:val="decimal"/>
+      <w:lvlText w:val="%7."/>
+      <w:lvlJc w:val="left"/>
+      <w:pPr>
+        <w:tabs>
+          <w:tab w:val="num" w:pos="5040"/>
+        </w:tabs>
+        <w:ind w:left="5040" w:hanging="360"/>
+      </w:pPr>
+    </w:lvl>
+    <w:lvl w:ilvl="7" w:tentative="1">
+      <w:start w:val="1"/>
+      <w:numFmt w:val="decimal"/>
+      <w:lvlText w:val="%8."/>
+      <w:lvlJc w:val="left"/>
+      <w:pPr>
+        <w:tabs>
+          <w:tab w:val="num" w:pos="5760"/>
+        </w:tabs>
+        <w:ind w:left="5760" w:hanging="360"/>
+      </w:pPr>
+    </w:lvl>
+    <w:lvl w:ilvl="8" w:tentative="1">
+      <w:start w:val="1"/>
+      <w:numFmt w:val="decimal"/>
+      <w:lvlText w:val="%9."/>
+      <w:lvlJc w:val="left"/>
+      <w:pPr>
+        <w:tabs>
+          <w:tab w:val="num" w:pos="6480"/>
+        </w:tabs>
+        <w:ind w:left="6480" w:hanging="360"/>
+      </w:pPr>
+    </w:lvl>
+  </w:abstractNum>
+  <w:abstractNum w:abstractNumId="16" w15:restartNumberingAfterBreak="0">
+    <w:nsid w:val="33D82ADC"/>
+    <w:multiLevelType w:val="hybridMultilevel"/>
+    <w:tmpl w:val="39BE76AC"/>
+    <w:lvl w:ilvl="0" w:tplc="CFE05B3A">
+      <w:start w:val="1"/>
+      <w:numFmt w:val="decimal"/>
+      <w:lvlText w:val="%1."/>
+      <w:lvlJc w:val="left"/>
+      <w:pPr>
+        <w:ind w:left="468" w:hanging="360"/>
+      </w:pPr>
+      <w:rPr>
+        <w:rFonts w:hint="default"/>
+      </w:rPr>
+    </w:lvl>
+    <w:lvl w:ilvl="1" w:tplc="04090019" w:tentative="1">
+      <w:start w:val="1"/>
+      <w:numFmt w:val="lowerLetter"/>
+      <w:lvlText w:val="%2."/>
+      <w:lvlJc w:val="left"/>
+      <w:pPr>
+        <w:ind w:left="1188" w:hanging="360"/>
+      </w:pPr>
+    </w:lvl>
+    <w:lvl w:ilvl="2" w:tplc="0409001B" w:tentative="1">
+      <w:start w:val="1"/>
+      <w:numFmt w:val="lowerRoman"/>
+      <w:lvlText w:val="%3."/>
+      <w:lvlJc w:val="right"/>
+      <w:pPr>
+        <w:ind w:left="1908" w:hanging="180"/>
+      </w:pPr>
+    </w:lvl>
+    <w:lvl w:ilvl="3" w:tplc="0409000F" w:tentative="1">
+      <w:start w:val="1"/>
+      <w:numFmt w:val="decimal"/>
+      <w:lvlText w:val="%4."/>
+      <w:lvlJc w:val="left"/>
+      <w:pPr>
+        <w:ind w:left="2628" w:hanging="360"/>
+      </w:pPr>
+    </w:lvl>
+    <w:lvl w:ilvl="4" w:tplc="04090019" w:tentative="1">
+      <w:start w:val="1"/>
+      <w:numFmt w:val="lowerLetter"/>
+      <w:lvlText w:val="%5."/>
+      <w:lvlJc w:val="left"/>
+      <w:pPr>
+        <w:ind w:left="3348" w:hanging="360"/>
+      </w:pPr>
+    </w:lvl>
+    <w:lvl w:ilvl="5" w:tplc="0409001B" w:tentative="1">
+      <w:start w:val="1"/>
+      <w:numFmt w:val="lowerRoman"/>
+      <w:lvlText w:val="%6."/>
+      <w:lvlJc w:val="right"/>
+      <w:pPr>
+        <w:ind w:left="4068" w:hanging="180"/>
+      </w:pPr>
+    </w:lvl>
+    <w:lvl w:ilvl="6" w:tplc="0409000F" w:tentative="1">
+      <w:start w:val="1"/>
+      <w:numFmt w:val="decimal"/>
+      <w:lvlText w:val="%7."/>
+      <w:lvlJc w:val="left"/>
+      <w:pPr>
+        <w:ind w:left="4788" w:hanging="360"/>
+      </w:pPr>
+    </w:lvl>
+    <w:lvl w:ilvl="7" w:tplc="04090019" w:tentative="1">
+      <w:start w:val="1"/>
+      <w:numFmt w:val="lowerLetter"/>
+      <w:lvlText w:val="%8."/>
+      <w:lvlJc w:val="left"/>
+      <w:pPr>
+        <w:ind w:left="5508" w:hanging="360"/>
+      </w:pPr>
+    </w:lvl>
+    <w:lvl w:ilvl="8" w:tplc="0409001B" w:tentative="1">
+      <w:start w:val="1"/>
+      <w:numFmt w:val="lowerRoman"/>
+      <w:lvlText w:val="%9."/>
+      <w:lvlJc w:val="right"/>
+      <w:pPr>
+        <w:ind w:left="6228" w:hanging="180"/>
+      </w:pPr>
+    </w:lvl>
+  </w:abstractNum>
+  <w:abstractNum w:abstractNumId="17" w15:restartNumberingAfterBreak="0">
     <w:nsid w:val="3D9664FD"/>
     <w:multiLevelType w:val="multilevel"/>
     <w:tmpl w:val="1608962E"/>
@@ -1509,7 +4726,7 @@
       </w:pPr>
     </w:lvl>
   </w:abstractNum>
-  <w:abstractNum w:abstractNumId="6" w15:restartNumberingAfterBreak="0">
+  <w:abstractNum w:abstractNumId="18" w15:restartNumberingAfterBreak="0">
     <w:nsid w:val="3DD375A8"/>
     <w:multiLevelType w:val="hybridMultilevel"/>
     <w:tmpl w:val="A036E808"/>
@@ -1598,7 +4815,391 @@
       </w:pPr>
     </w:lvl>
   </w:abstractNum>
-  <w:abstractNum w:abstractNumId="7" w15:restartNumberingAfterBreak="0">
+  <w:abstractNum w:abstractNumId="19" w15:restartNumberingAfterBreak="0">
+    <w:nsid w:val="3F5B40C4"/>
+    <w:multiLevelType w:val="multilevel"/>
+    <w:tmpl w:val="D97AA02A"/>
+    <w:lvl w:ilvl="0">
+      <w:start w:val="1"/>
+      <w:numFmt w:val="bullet"/>
+      <w:lvlText w:val=""/>
+      <w:lvlJc w:val="left"/>
+      <w:pPr>
+        <w:tabs>
+          <w:tab w:val="num" w:pos="720"/>
+        </w:tabs>
+        <w:ind w:left="720" w:hanging="360"/>
+      </w:pPr>
+      <w:rPr>
+        <w:rFonts w:ascii="Symbol" w:hAnsi="Symbol" w:hint="default"/>
+        <w:sz w:val="20"/>
+      </w:rPr>
+    </w:lvl>
+    <w:lvl w:ilvl="1" w:tentative="1">
+      <w:start w:val="1"/>
+      <w:numFmt w:val="bullet"/>
+      <w:lvlText w:val="o"/>
+      <w:lvlJc w:val="left"/>
+      <w:pPr>
+        <w:tabs>
+          <w:tab w:val="num" w:pos="1440"/>
+        </w:tabs>
+        <w:ind w:left="1440" w:hanging="360"/>
+      </w:pPr>
+      <w:rPr>
+        <w:rFonts w:ascii="Courier New" w:hAnsi="Courier New" w:hint="default"/>
+        <w:sz w:val="20"/>
+      </w:rPr>
+    </w:lvl>
+    <w:lvl w:ilvl="2" w:tentative="1">
+      <w:start w:val="1"/>
+      <w:numFmt w:val="bullet"/>
+      <w:lvlText w:val=""/>
+      <w:lvlJc w:val="left"/>
+      <w:pPr>
+        <w:tabs>
+          <w:tab w:val="num" w:pos="2160"/>
+        </w:tabs>
+        <w:ind w:left="2160" w:hanging="360"/>
+      </w:pPr>
+      <w:rPr>
+        <w:rFonts w:ascii="Wingdings" w:hAnsi="Wingdings" w:hint="default"/>
+        <w:sz w:val="20"/>
+      </w:rPr>
+    </w:lvl>
+    <w:lvl w:ilvl="3" w:tentative="1">
+      <w:start w:val="1"/>
+      <w:numFmt w:val="bullet"/>
+      <w:lvlText w:val=""/>
+      <w:lvlJc w:val="left"/>
+      <w:pPr>
+        <w:tabs>
+          <w:tab w:val="num" w:pos="2880"/>
+        </w:tabs>
+        <w:ind w:left="2880" w:hanging="360"/>
+      </w:pPr>
+      <w:rPr>
+        <w:rFonts w:ascii="Wingdings" w:hAnsi="Wingdings" w:hint="default"/>
+        <w:sz w:val="20"/>
+      </w:rPr>
+    </w:lvl>
+    <w:lvl w:ilvl="4" w:tentative="1">
+      <w:start w:val="1"/>
+      <w:numFmt w:val="bullet"/>
+      <w:lvlText w:val=""/>
+      <w:lvlJc w:val="left"/>
+      <w:pPr>
+        <w:tabs>
+          <w:tab w:val="num" w:pos="3600"/>
+        </w:tabs>
+        <w:ind w:left="3600" w:hanging="360"/>
+      </w:pPr>
+      <w:rPr>
+        <w:rFonts w:ascii="Wingdings" w:hAnsi="Wingdings" w:hint="default"/>
+        <w:sz w:val="20"/>
+      </w:rPr>
+    </w:lvl>
+    <w:lvl w:ilvl="5" w:tentative="1">
+      <w:start w:val="1"/>
+      <w:numFmt w:val="bullet"/>
+      <w:lvlText w:val=""/>
+      <w:lvlJc w:val="left"/>
+      <w:pPr>
+        <w:tabs>
+          <w:tab w:val="num" w:pos="4320"/>
+        </w:tabs>
+        <w:ind w:left="4320" w:hanging="360"/>
+      </w:pPr>
+      <w:rPr>
+        <w:rFonts w:ascii="Wingdings" w:hAnsi="Wingdings" w:hint="default"/>
+        <w:sz w:val="20"/>
+      </w:rPr>
+    </w:lvl>
+    <w:lvl w:ilvl="6" w:tentative="1">
+      <w:start w:val="1"/>
+      <w:numFmt w:val="bullet"/>
+      <w:lvlText w:val=""/>
+      <w:lvlJc w:val="left"/>
+      <w:pPr>
+        <w:tabs>
+          <w:tab w:val="num" w:pos="5040"/>
+        </w:tabs>
+        <w:ind w:left="5040" w:hanging="360"/>
+      </w:pPr>
+      <w:rPr>
+        <w:rFonts w:ascii="Wingdings" w:hAnsi="Wingdings" w:hint="default"/>
+        <w:sz w:val="20"/>
+      </w:rPr>
+    </w:lvl>
+    <w:lvl w:ilvl="7" w:tentative="1">
+      <w:start w:val="1"/>
+      <w:numFmt w:val="bullet"/>
+      <w:lvlText w:val=""/>
+      <w:lvlJc w:val="left"/>
+      <w:pPr>
+        <w:tabs>
+          <w:tab w:val="num" w:pos="5760"/>
+        </w:tabs>
+        <w:ind w:left="5760" w:hanging="360"/>
+      </w:pPr>
+      <w:rPr>
+        <w:rFonts w:ascii="Wingdings" w:hAnsi="Wingdings" w:hint="default"/>
+        <w:sz w:val="20"/>
+      </w:rPr>
+    </w:lvl>
+    <w:lvl w:ilvl="8" w:tentative="1">
+      <w:start w:val="1"/>
+      <w:numFmt w:val="bullet"/>
+      <w:lvlText w:val=""/>
+      <w:lvlJc w:val="left"/>
+      <w:pPr>
+        <w:tabs>
+          <w:tab w:val="num" w:pos="6480"/>
+        </w:tabs>
+        <w:ind w:left="6480" w:hanging="360"/>
+      </w:pPr>
+      <w:rPr>
+        <w:rFonts w:ascii="Wingdings" w:hAnsi="Wingdings" w:hint="default"/>
+        <w:sz w:val="20"/>
+      </w:rPr>
+    </w:lvl>
+  </w:abstractNum>
+  <w:abstractNum w:abstractNumId="20" w15:restartNumberingAfterBreak="0">
+    <w:nsid w:val="41021C06"/>
+    <w:multiLevelType w:val="hybridMultilevel"/>
+    <w:tmpl w:val="91D03C46"/>
+    <w:lvl w:ilvl="0" w:tplc="0409000F">
+      <w:start w:val="1"/>
+      <w:numFmt w:val="decimal"/>
+      <w:lvlText w:val="%1."/>
+      <w:lvlJc w:val="left"/>
+      <w:pPr>
+        <w:ind w:left="720" w:hanging="360"/>
+      </w:pPr>
+    </w:lvl>
+    <w:lvl w:ilvl="1" w:tplc="04090019" w:tentative="1">
+      <w:start w:val="1"/>
+      <w:numFmt w:val="lowerLetter"/>
+      <w:lvlText w:val="%2."/>
+      <w:lvlJc w:val="left"/>
+      <w:pPr>
+        <w:ind w:left="1440" w:hanging="360"/>
+      </w:pPr>
+    </w:lvl>
+    <w:lvl w:ilvl="2" w:tplc="0409001B" w:tentative="1">
+      <w:start w:val="1"/>
+      <w:numFmt w:val="lowerRoman"/>
+      <w:lvlText w:val="%3."/>
+      <w:lvlJc w:val="right"/>
+      <w:pPr>
+        <w:ind w:left="2160" w:hanging="180"/>
+      </w:pPr>
+    </w:lvl>
+    <w:lvl w:ilvl="3" w:tplc="0409000F" w:tentative="1">
+      <w:start w:val="1"/>
+      <w:numFmt w:val="decimal"/>
+      <w:lvlText w:val="%4."/>
+      <w:lvlJc w:val="left"/>
+      <w:pPr>
+        <w:ind w:left="2880" w:hanging="360"/>
+      </w:pPr>
+    </w:lvl>
+    <w:lvl w:ilvl="4" w:tplc="04090019" w:tentative="1">
+      <w:start w:val="1"/>
+      <w:numFmt w:val="lowerLetter"/>
+      <w:lvlText w:val="%5."/>
+      <w:lvlJc w:val="left"/>
+      <w:pPr>
+        <w:ind w:left="3600" w:hanging="360"/>
+      </w:pPr>
+    </w:lvl>
+    <w:lvl w:ilvl="5" w:tplc="0409001B" w:tentative="1">
+      <w:start w:val="1"/>
+      <w:numFmt w:val="lowerRoman"/>
+      <w:lvlText w:val="%6."/>
+      <w:lvlJc w:val="right"/>
+      <w:pPr>
+        <w:ind w:left="4320" w:hanging="180"/>
+      </w:pPr>
+    </w:lvl>
+    <w:lvl w:ilvl="6" w:tplc="0409000F" w:tentative="1">
+      <w:start w:val="1"/>
+      <w:numFmt w:val="decimal"/>
+      <w:lvlText w:val="%7."/>
+      <w:lvlJc w:val="left"/>
+      <w:pPr>
+        <w:ind w:left="5040" w:hanging="360"/>
+      </w:pPr>
+    </w:lvl>
+    <w:lvl w:ilvl="7" w:tplc="04090019" w:tentative="1">
+      <w:start w:val="1"/>
+      <w:numFmt w:val="lowerLetter"/>
+      <w:lvlText w:val="%8."/>
+      <w:lvlJc w:val="left"/>
+      <w:pPr>
+        <w:ind w:left="5760" w:hanging="360"/>
+      </w:pPr>
+    </w:lvl>
+    <w:lvl w:ilvl="8" w:tplc="0409001B" w:tentative="1">
+      <w:start w:val="1"/>
+      <w:numFmt w:val="lowerRoman"/>
+      <w:lvlText w:val="%9."/>
+      <w:lvlJc w:val="right"/>
+      <w:pPr>
+        <w:ind w:left="6480" w:hanging="180"/>
+      </w:pPr>
+    </w:lvl>
+  </w:abstractNum>
+  <w:abstractNum w:abstractNumId="21" w15:restartNumberingAfterBreak="0">
+    <w:nsid w:val="46F571E7"/>
+    <w:multiLevelType w:val="multilevel"/>
+    <w:tmpl w:val="1934336E"/>
+    <w:lvl w:ilvl="0">
+      <w:start w:val="1"/>
+      <w:numFmt w:val="bullet"/>
+      <w:lvlText w:val=""/>
+      <w:lvlJc w:val="left"/>
+      <w:pPr>
+        <w:tabs>
+          <w:tab w:val="num" w:pos="720"/>
+        </w:tabs>
+        <w:ind w:left="720" w:hanging="360"/>
+      </w:pPr>
+      <w:rPr>
+        <w:rFonts w:ascii="Symbol" w:hAnsi="Symbol" w:hint="default"/>
+        <w:sz w:val="20"/>
+      </w:rPr>
+    </w:lvl>
+    <w:lvl w:ilvl="1" w:tentative="1">
+      <w:start w:val="1"/>
+      <w:numFmt w:val="bullet"/>
+      <w:lvlText w:val="o"/>
+      <w:lvlJc w:val="left"/>
+      <w:pPr>
+        <w:tabs>
+          <w:tab w:val="num" w:pos="1440"/>
+        </w:tabs>
+        <w:ind w:left="1440" w:hanging="360"/>
+      </w:pPr>
+      <w:rPr>
+        <w:rFonts w:ascii="Courier New" w:hAnsi="Courier New" w:hint="default"/>
+        <w:sz w:val="20"/>
+      </w:rPr>
+    </w:lvl>
+    <w:lvl w:ilvl="2" w:tentative="1">
+      <w:start w:val="1"/>
+      <w:numFmt w:val="bullet"/>
+      <w:lvlText w:val=""/>
+      <w:lvlJc w:val="left"/>
+      <w:pPr>
+        <w:tabs>
+          <w:tab w:val="num" w:pos="2160"/>
+        </w:tabs>
+        <w:ind w:left="2160" w:hanging="360"/>
+      </w:pPr>
+      <w:rPr>
+        <w:rFonts w:ascii="Wingdings" w:hAnsi="Wingdings" w:hint="default"/>
+        <w:sz w:val="20"/>
+      </w:rPr>
+    </w:lvl>
+    <w:lvl w:ilvl="3" w:tentative="1">
+      <w:start w:val="1"/>
+      <w:numFmt w:val="bullet"/>
+      <w:lvlText w:val=""/>
+      <w:lvlJc w:val="left"/>
+      <w:pPr>
+        <w:tabs>
+          <w:tab w:val="num" w:pos="2880"/>
+        </w:tabs>
+        <w:ind w:left="2880" w:hanging="360"/>
+      </w:pPr>
+      <w:rPr>
+        <w:rFonts w:ascii="Wingdings" w:hAnsi="Wingdings" w:hint="default"/>
+        <w:sz w:val="20"/>
+      </w:rPr>
+    </w:lvl>
+    <w:lvl w:ilvl="4" w:tentative="1">
+      <w:start w:val="1"/>
+      <w:numFmt w:val="bullet"/>
+      <w:lvlText w:val=""/>
+      <w:lvlJc w:val="left"/>
+      <w:pPr>
+        <w:tabs>
+          <w:tab w:val="num" w:pos="3600"/>
+        </w:tabs>
+        <w:ind w:left="3600" w:hanging="360"/>
+      </w:pPr>
+      <w:rPr>
+        <w:rFonts w:ascii="Wingdings" w:hAnsi="Wingdings" w:hint="default"/>
+        <w:sz w:val="20"/>
+      </w:rPr>
+    </w:lvl>
+    <w:lvl w:ilvl="5" w:tentative="1">
+      <w:start w:val="1"/>
+      <w:numFmt w:val="bullet"/>
+      <w:lvlText w:val=""/>
+      <w:lvlJc w:val="left"/>
+      <w:pPr>
+        <w:tabs>
+          <w:tab w:val="num" w:pos="4320"/>
+        </w:tabs>
+        <w:ind w:left="4320" w:hanging="360"/>
+      </w:pPr>
+      <w:rPr>
+        <w:rFonts w:ascii="Wingdings" w:hAnsi="Wingdings" w:hint="default"/>
+        <w:sz w:val="20"/>
+      </w:rPr>
+    </w:lvl>
+    <w:lvl w:ilvl="6" w:tentative="1">
+      <w:start w:val="1"/>
+      <w:numFmt w:val="bullet"/>
+      <w:lvlText w:val=""/>
+      <w:lvlJc w:val="left"/>
+      <w:pPr>
+        <w:tabs>
+          <w:tab w:val="num" w:pos="5040"/>
+        </w:tabs>
+        <w:ind w:left="5040" w:hanging="360"/>
+      </w:pPr>
+      <w:rPr>
+        <w:rFonts w:ascii="Wingdings" w:hAnsi="Wingdings" w:hint="default"/>
+        <w:sz w:val="20"/>
+      </w:rPr>
+    </w:lvl>
+    <w:lvl w:ilvl="7" w:tentative="1">
+      <w:start w:val="1"/>
+      <w:numFmt w:val="bullet"/>
+      <w:lvlText w:val=""/>
+      <w:lvlJc w:val="left"/>
+      <w:pPr>
+        <w:tabs>
+          <w:tab w:val="num" w:pos="5760"/>
+        </w:tabs>
+        <w:ind w:left="5760" w:hanging="360"/>
+      </w:pPr>
+      <w:rPr>
+        <w:rFonts w:ascii="Wingdings" w:hAnsi="Wingdings" w:hint="default"/>
+        <w:sz w:val="20"/>
+      </w:rPr>
+    </w:lvl>
+    <w:lvl w:ilvl="8" w:tentative="1">
+      <w:start w:val="1"/>
+      <w:numFmt w:val="bullet"/>
+      <w:lvlText w:val=""/>
+      <w:lvlJc w:val="left"/>
+      <w:pPr>
+        <w:tabs>
+          <w:tab w:val="num" w:pos="6480"/>
+        </w:tabs>
+        <w:ind w:left="6480" w:hanging="360"/>
+      </w:pPr>
+      <w:rPr>
+        <w:rFonts w:ascii="Wingdings" w:hAnsi="Wingdings" w:hint="default"/>
+        <w:sz w:val="20"/>
+      </w:rPr>
+    </w:lvl>
+  </w:abstractNum>
+  <w:abstractNum w:abstractNumId="22" w15:restartNumberingAfterBreak="0">
     <w:nsid w:val="47622EA5"/>
     <w:multiLevelType w:val="hybridMultilevel"/>
     <w:tmpl w:val="DF6A6132"/>
@@ -1687,7 +5288,394 @@
       </w:pPr>
     </w:lvl>
   </w:abstractNum>
-  <w:abstractNum w:abstractNumId="8" w15:restartNumberingAfterBreak="0">
+  <w:abstractNum w:abstractNumId="23" w15:restartNumberingAfterBreak="0">
+    <w:nsid w:val="4FB05214"/>
+    <w:multiLevelType w:val="multilevel"/>
+    <w:tmpl w:val="24D69A96"/>
+    <w:lvl w:ilvl="0">
+      <w:start w:val="1"/>
+      <w:numFmt w:val="decimal"/>
+      <w:lvlText w:val="%1."/>
+      <w:lvlJc w:val="left"/>
+      <w:pPr>
+        <w:tabs>
+          <w:tab w:val="num" w:pos="720"/>
+        </w:tabs>
+        <w:ind w:left="720" w:hanging="360"/>
+      </w:pPr>
+    </w:lvl>
+    <w:lvl w:ilvl="1">
+      <w:start w:val="1"/>
+      <w:numFmt w:val="bullet"/>
+      <w:lvlText w:val="o"/>
+      <w:lvlJc w:val="left"/>
+      <w:pPr>
+        <w:tabs>
+          <w:tab w:val="num" w:pos="1440"/>
+        </w:tabs>
+        <w:ind w:left="1440" w:hanging="360"/>
+      </w:pPr>
+      <w:rPr>
+        <w:rFonts w:ascii="Courier New" w:hAnsi="Courier New" w:hint="default"/>
+        <w:sz w:val="20"/>
+      </w:rPr>
+    </w:lvl>
+    <w:lvl w:ilvl="2">
+      <w:start w:val="1"/>
+      <w:numFmt w:val="bullet"/>
+      <w:lvlText w:val=""/>
+      <w:lvlJc w:val="left"/>
+      <w:pPr>
+        <w:tabs>
+          <w:tab w:val="num" w:pos="2160"/>
+        </w:tabs>
+        <w:ind w:left="2160" w:hanging="360"/>
+      </w:pPr>
+      <w:rPr>
+        <w:rFonts w:ascii="Wingdings" w:hAnsi="Wingdings" w:hint="default"/>
+        <w:sz w:val="20"/>
+      </w:rPr>
+    </w:lvl>
+    <w:lvl w:ilvl="3" w:tentative="1">
+      <w:start w:val="1"/>
+      <w:numFmt w:val="decimal"/>
+      <w:lvlText w:val="%4."/>
+      <w:lvlJc w:val="left"/>
+      <w:pPr>
+        <w:tabs>
+          <w:tab w:val="num" w:pos="2880"/>
+        </w:tabs>
+        <w:ind w:left="2880" w:hanging="360"/>
+      </w:pPr>
+    </w:lvl>
+    <w:lvl w:ilvl="4" w:tentative="1">
+      <w:start w:val="1"/>
+      <w:numFmt w:val="decimal"/>
+      <w:lvlText w:val="%5."/>
+      <w:lvlJc w:val="left"/>
+      <w:pPr>
+        <w:tabs>
+          <w:tab w:val="num" w:pos="3600"/>
+        </w:tabs>
+        <w:ind w:left="3600" w:hanging="360"/>
+      </w:pPr>
+    </w:lvl>
+    <w:lvl w:ilvl="5" w:tentative="1">
+      <w:start w:val="1"/>
+      <w:numFmt w:val="decimal"/>
+      <w:lvlText w:val="%6."/>
+      <w:lvlJc w:val="left"/>
+      <w:pPr>
+        <w:tabs>
+          <w:tab w:val="num" w:pos="4320"/>
+        </w:tabs>
+        <w:ind w:left="4320" w:hanging="360"/>
+      </w:pPr>
+    </w:lvl>
+    <w:lvl w:ilvl="6" w:tentative="1">
+      <w:start w:val="1"/>
+      <w:numFmt w:val="decimal"/>
+      <w:lvlText w:val="%7."/>
+      <w:lvlJc w:val="left"/>
+      <w:pPr>
+        <w:tabs>
+          <w:tab w:val="num" w:pos="5040"/>
+        </w:tabs>
+        <w:ind w:left="5040" w:hanging="360"/>
+      </w:pPr>
+    </w:lvl>
+    <w:lvl w:ilvl="7" w:tentative="1">
+      <w:start w:val="1"/>
+      <w:numFmt w:val="decimal"/>
+      <w:lvlText w:val="%8."/>
+      <w:lvlJc w:val="left"/>
+      <w:pPr>
+        <w:tabs>
+          <w:tab w:val="num" w:pos="5760"/>
+        </w:tabs>
+        <w:ind w:left="5760" w:hanging="360"/>
+      </w:pPr>
+    </w:lvl>
+    <w:lvl w:ilvl="8" w:tentative="1">
+      <w:start w:val="1"/>
+      <w:numFmt w:val="decimal"/>
+      <w:lvlText w:val="%9."/>
+      <w:lvlJc w:val="left"/>
+      <w:pPr>
+        <w:tabs>
+          <w:tab w:val="num" w:pos="6480"/>
+        </w:tabs>
+        <w:ind w:left="6480" w:hanging="360"/>
+      </w:pPr>
+    </w:lvl>
+  </w:abstractNum>
+  <w:abstractNum w:abstractNumId="24" w15:restartNumberingAfterBreak="0">
+    <w:nsid w:val="50D07E73"/>
+    <w:multiLevelType w:val="multilevel"/>
+    <w:tmpl w:val="AFDE6DE6"/>
+    <w:lvl w:ilvl="0">
+      <w:start w:val="1"/>
+      <w:numFmt w:val="bullet"/>
+      <w:lvlText w:val=""/>
+      <w:lvlJc w:val="left"/>
+      <w:pPr>
+        <w:tabs>
+          <w:tab w:val="num" w:pos="720"/>
+        </w:tabs>
+        <w:ind w:left="720" w:hanging="360"/>
+      </w:pPr>
+      <w:rPr>
+        <w:rFonts w:ascii="Symbol" w:hAnsi="Symbol" w:hint="default"/>
+        <w:sz w:val="20"/>
+      </w:rPr>
+    </w:lvl>
+    <w:lvl w:ilvl="1" w:tentative="1">
+      <w:start w:val="1"/>
+      <w:numFmt w:val="bullet"/>
+      <w:lvlText w:val="o"/>
+      <w:lvlJc w:val="left"/>
+      <w:pPr>
+        <w:tabs>
+          <w:tab w:val="num" w:pos="1440"/>
+        </w:tabs>
+        <w:ind w:left="1440" w:hanging="360"/>
+      </w:pPr>
+      <w:rPr>
+        <w:rFonts w:ascii="Courier New" w:hAnsi="Courier New" w:hint="default"/>
+        <w:sz w:val="20"/>
+      </w:rPr>
+    </w:lvl>
+    <w:lvl w:ilvl="2" w:tentative="1">
+      <w:start w:val="1"/>
+      <w:numFmt w:val="bullet"/>
+      <w:lvlText w:val=""/>
+      <w:lvlJc w:val="left"/>
+      <w:pPr>
+        <w:tabs>
+          <w:tab w:val="num" w:pos="2160"/>
+        </w:tabs>
+        <w:ind w:left="2160" w:hanging="360"/>
+      </w:pPr>
+      <w:rPr>
+        <w:rFonts w:ascii="Wingdings" w:hAnsi="Wingdings" w:hint="default"/>
+        <w:sz w:val="20"/>
+      </w:rPr>
+    </w:lvl>
+    <w:lvl w:ilvl="3" w:tentative="1">
+      <w:start w:val="1"/>
+      <w:numFmt w:val="bullet"/>
+      <w:lvlText w:val=""/>
+      <w:lvlJc w:val="left"/>
+      <w:pPr>
+        <w:tabs>
+          <w:tab w:val="num" w:pos="2880"/>
+        </w:tabs>
+        <w:ind w:left="2880" w:hanging="360"/>
+      </w:pPr>
+      <w:rPr>
+        <w:rFonts w:ascii="Wingdings" w:hAnsi="Wingdings" w:hint="default"/>
+        <w:sz w:val="20"/>
+      </w:rPr>
+    </w:lvl>
+    <w:lvl w:ilvl="4" w:tentative="1">
+      <w:start w:val="1"/>
+      <w:numFmt w:val="bullet"/>
+      <w:lvlText w:val=""/>
+      <w:lvlJc w:val="left"/>
+      <w:pPr>
+        <w:tabs>
+          <w:tab w:val="num" w:pos="3600"/>
+        </w:tabs>
+        <w:ind w:left="3600" w:hanging="360"/>
+      </w:pPr>
+      <w:rPr>
+        <w:rFonts w:ascii="Wingdings" w:hAnsi="Wingdings" w:hint="default"/>
+        <w:sz w:val="20"/>
+      </w:rPr>
+    </w:lvl>
+    <w:lvl w:ilvl="5" w:tentative="1">
+      <w:start w:val="1"/>
+      <w:numFmt w:val="bullet"/>
+      <w:lvlText w:val=""/>
+      <w:lvlJc w:val="left"/>
+      <w:pPr>
+        <w:tabs>
+          <w:tab w:val="num" w:pos="4320"/>
+        </w:tabs>
+        <w:ind w:left="4320" w:hanging="360"/>
+      </w:pPr>
+      <w:rPr>
+        <w:rFonts w:ascii="Wingdings" w:hAnsi="Wingdings" w:hint="default"/>
+        <w:sz w:val="20"/>
+      </w:rPr>
+    </w:lvl>
+    <w:lvl w:ilvl="6" w:tentative="1">
+      <w:start w:val="1"/>
+      <w:numFmt w:val="bullet"/>
+      <w:lvlText w:val=""/>
+      <w:lvlJc w:val="left"/>
+      <w:pPr>
+        <w:tabs>
+          <w:tab w:val="num" w:pos="5040"/>
+        </w:tabs>
+        <w:ind w:left="5040" w:hanging="360"/>
+      </w:pPr>
+      <w:rPr>
+        <w:rFonts w:ascii="Wingdings" w:hAnsi="Wingdings" w:hint="default"/>
+        <w:sz w:val="20"/>
+      </w:rPr>
+    </w:lvl>
+    <w:lvl w:ilvl="7" w:tentative="1">
+      <w:start w:val="1"/>
+      <w:numFmt w:val="bullet"/>
+      <w:lvlText w:val=""/>
+      <w:lvlJc w:val="left"/>
+      <w:pPr>
+        <w:tabs>
+          <w:tab w:val="num" w:pos="5760"/>
+        </w:tabs>
+        <w:ind w:left="5760" w:hanging="360"/>
+      </w:pPr>
+      <w:rPr>
+        <w:rFonts w:ascii="Wingdings" w:hAnsi="Wingdings" w:hint="default"/>
+        <w:sz w:val="20"/>
+      </w:rPr>
+    </w:lvl>
+    <w:lvl w:ilvl="8" w:tentative="1">
+      <w:start w:val="1"/>
+      <w:numFmt w:val="bullet"/>
+      <w:lvlText w:val=""/>
+      <w:lvlJc w:val="left"/>
+      <w:pPr>
+        <w:tabs>
+          <w:tab w:val="num" w:pos="6480"/>
+        </w:tabs>
+        <w:ind w:left="6480" w:hanging="360"/>
+      </w:pPr>
+      <w:rPr>
+        <w:rFonts w:ascii="Wingdings" w:hAnsi="Wingdings" w:hint="default"/>
+        <w:sz w:val="20"/>
+      </w:rPr>
+    </w:lvl>
+  </w:abstractNum>
+  <w:abstractNum w:abstractNumId="25" w15:restartNumberingAfterBreak="0">
+    <w:nsid w:val="57D13558"/>
+    <w:multiLevelType w:val="multilevel"/>
+    <w:tmpl w:val="772A0A18"/>
+    <w:lvl w:ilvl="0">
+      <w:start w:val="1"/>
+      <w:numFmt w:val="decimal"/>
+      <w:lvlText w:val="%1."/>
+      <w:lvlJc w:val="left"/>
+      <w:pPr>
+        <w:tabs>
+          <w:tab w:val="num" w:pos="720"/>
+        </w:tabs>
+        <w:ind w:left="720" w:hanging="360"/>
+      </w:pPr>
+    </w:lvl>
+    <w:lvl w:ilvl="1">
+      <w:start w:val="1"/>
+      <w:numFmt w:val="bullet"/>
+      <w:lvlText w:val="o"/>
+      <w:lvlJc w:val="left"/>
+      <w:pPr>
+        <w:tabs>
+          <w:tab w:val="num" w:pos="1440"/>
+        </w:tabs>
+        <w:ind w:left="1440" w:hanging="360"/>
+      </w:pPr>
+      <w:rPr>
+        <w:rFonts w:ascii="Courier New" w:hAnsi="Courier New" w:hint="default"/>
+        <w:sz w:val="20"/>
+      </w:rPr>
+    </w:lvl>
+    <w:lvl w:ilvl="2" w:tentative="1">
+      <w:start w:val="1"/>
+      <w:numFmt w:val="decimal"/>
+      <w:lvlText w:val="%3."/>
+      <w:lvlJc w:val="left"/>
+      <w:pPr>
+        <w:tabs>
+          <w:tab w:val="num" w:pos="2160"/>
+        </w:tabs>
+        <w:ind w:left="2160" w:hanging="360"/>
+      </w:pPr>
+    </w:lvl>
+    <w:lvl w:ilvl="3" w:tentative="1">
+      <w:start w:val="1"/>
+      <w:numFmt w:val="decimal"/>
+      <w:lvlText w:val="%4."/>
+      <w:lvlJc w:val="left"/>
+      <w:pPr>
+        <w:tabs>
+          <w:tab w:val="num" w:pos="2880"/>
+        </w:tabs>
+        <w:ind w:left="2880" w:hanging="360"/>
+      </w:pPr>
+    </w:lvl>
+    <w:lvl w:ilvl="4" w:tentative="1">
+      <w:start w:val="1"/>
+      <w:numFmt w:val="decimal"/>
+      <w:lvlText w:val="%5."/>
+      <w:lvlJc w:val="left"/>
+      <w:pPr>
+        <w:tabs>
+          <w:tab w:val="num" w:pos="3600"/>
+        </w:tabs>
+        <w:ind w:left="3600" w:hanging="360"/>
+      </w:pPr>
+    </w:lvl>
+    <w:lvl w:ilvl="5" w:tentative="1">
+      <w:start w:val="1"/>
+      <w:numFmt w:val="decimal"/>
+      <w:lvlText w:val="%6."/>
+      <w:lvlJc w:val="left"/>
+      <w:pPr>
+        <w:tabs>
+          <w:tab w:val="num" w:pos="4320"/>
+        </w:tabs>
+        <w:ind w:left="4320" w:hanging="360"/>
+      </w:pPr>
+    </w:lvl>
+    <w:lvl w:ilvl="6" w:tentative="1">
+      <w:start w:val="1"/>
+      <w:numFmt w:val="decimal"/>
+      <w:lvlText w:val="%7."/>
+      <w:lvlJc w:val="left"/>
+      <w:pPr>
+        <w:tabs>
+          <w:tab w:val="num" w:pos="5040"/>
+        </w:tabs>
+        <w:ind w:left="5040" w:hanging="360"/>
+      </w:pPr>
+    </w:lvl>
+    <w:lvl w:ilvl="7" w:tentative="1">
+      <w:start w:val="1"/>
+      <w:numFmt w:val="decimal"/>
+      <w:lvlText w:val="%8."/>
+      <w:lvlJc w:val="left"/>
+      <w:pPr>
+        <w:tabs>
+          <w:tab w:val="num" w:pos="5760"/>
+        </w:tabs>
+        <w:ind w:left="5760" w:hanging="360"/>
+      </w:pPr>
+    </w:lvl>
+    <w:lvl w:ilvl="8" w:tentative="1">
+      <w:start w:val="1"/>
+      <w:numFmt w:val="decimal"/>
+      <w:lvlText w:val="%9."/>
+      <w:lvlJc w:val="left"/>
+      <w:pPr>
+        <w:tabs>
+          <w:tab w:val="num" w:pos="6480"/>
+        </w:tabs>
+        <w:ind w:left="6480" w:hanging="360"/>
+      </w:pPr>
+    </w:lvl>
+  </w:abstractNum>
+  <w:abstractNum w:abstractNumId="26" w15:restartNumberingAfterBreak="0">
     <w:nsid w:val="58FA4369"/>
     <w:multiLevelType w:val="multilevel"/>
     <w:tmpl w:val="918874F2"/>
@@ -1804,7 +5792,7 @@
       </w:pPr>
     </w:lvl>
   </w:abstractNum>
-  <w:abstractNum w:abstractNumId="9" w15:restartNumberingAfterBreak="0">
+  <w:abstractNum w:abstractNumId="27" w15:restartNumberingAfterBreak="0">
     <w:nsid w:val="60E0494C"/>
     <w:multiLevelType w:val="hybridMultilevel"/>
     <w:tmpl w:val="D11258D2"/>
@@ -1892,7 +5880,441 @@
       </w:pPr>
     </w:lvl>
   </w:abstractNum>
-  <w:abstractNum w:abstractNumId="10" w15:restartNumberingAfterBreak="0">
+  <w:abstractNum w:abstractNumId="28" w15:restartNumberingAfterBreak="0">
+    <w:nsid w:val="61094F06"/>
+    <w:multiLevelType w:val="multilevel"/>
+    <w:tmpl w:val="D2FA69DC"/>
+    <w:lvl w:ilvl="0">
+      <w:start w:val="1"/>
+      <w:numFmt w:val="bullet"/>
+      <w:lvlText w:val=""/>
+      <w:lvlJc w:val="left"/>
+      <w:pPr>
+        <w:tabs>
+          <w:tab w:val="num" w:pos="720"/>
+        </w:tabs>
+        <w:ind w:left="720" w:hanging="360"/>
+      </w:pPr>
+      <w:rPr>
+        <w:rFonts w:ascii="Symbol" w:hAnsi="Symbol" w:hint="default"/>
+        <w:sz w:val="20"/>
+      </w:rPr>
+    </w:lvl>
+    <w:lvl w:ilvl="1" w:tentative="1">
+      <w:start w:val="1"/>
+      <w:numFmt w:val="bullet"/>
+      <w:lvlText w:val="o"/>
+      <w:lvlJc w:val="left"/>
+      <w:pPr>
+        <w:tabs>
+          <w:tab w:val="num" w:pos="1440"/>
+        </w:tabs>
+        <w:ind w:left="1440" w:hanging="360"/>
+      </w:pPr>
+      <w:rPr>
+        <w:rFonts w:ascii="Courier New" w:hAnsi="Courier New" w:hint="default"/>
+        <w:sz w:val="20"/>
+      </w:rPr>
+    </w:lvl>
+    <w:lvl w:ilvl="2" w:tentative="1">
+      <w:start w:val="1"/>
+      <w:numFmt w:val="bullet"/>
+      <w:lvlText w:val=""/>
+      <w:lvlJc w:val="left"/>
+      <w:pPr>
+        <w:tabs>
+          <w:tab w:val="num" w:pos="2160"/>
+        </w:tabs>
+        <w:ind w:left="2160" w:hanging="360"/>
+      </w:pPr>
+      <w:rPr>
+        <w:rFonts w:ascii="Wingdings" w:hAnsi="Wingdings" w:hint="default"/>
+        <w:sz w:val="20"/>
+      </w:rPr>
+    </w:lvl>
+    <w:lvl w:ilvl="3" w:tentative="1">
+      <w:start w:val="1"/>
+      <w:numFmt w:val="bullet"/>
+      <w:lvlText w:val=""/>
+      <w:lvlJc w:val="left"/>
+      <w:pPr>
+        <w:tabs>
+          <w:tab w:val="num" w:pos="2880"/>
+        </w:tabs>
+        <w:ind w:left="2880" w:hanging="360"/>
+      </w:pPr>
+      <w:rPr>
+        <w:rFonts w:ascii="Wingdings" w:hAnsi="Wingdings" w:hint="default"/>
+        <w:sz w:val="20"/>
+      </w:rPr>
+    </w:lvl>
+    <w:lvl w:ilvl="4" w:tentative="1">
+      <w:start w:val="1"/>
+      <w:numFmt w:val="bullet"/>
+      <w:lvlText w:val=""/>
+      <w:lvlJc w:val="left"/>
+      <w:pPr>
+        <w:tabs>
+          <w:tab w:val="num" w:pos="3600"/>
+        </w:tabs>
+        <w:ind w:left="3600" w:hanging="360"/>
+      </w:pPr>
+      <w:rPr>
+        <w:rFonts w:ascii="Wingdings" w:hAnsi="Wingdings" w:hint="default"/>
+        <w:sz w:val="20"/>
+      </w:rPr>
+    </w:lvl>
+    <w:lvl w:ilvl="5" w:tentative="1">
+      <w:start w:val="1"/>
+      <w:numFmt w:val="bullet"/>
+      <w:lvlText w:val=""/>
+      <w:lvlJc w:val="left"/>
+      <w:pPr>
+        <w:tabs>
+          <w:tab w:val="num" w:pos="4320"/>
+        </w:tabs>
+        <w:ind w:left="4320" w:hanging="360"/>
+      </w:pPr>
+      <w:rPr>
+        <w:rFonts w:ascii="Wingdings" w:hAnsi="Wingdings" w:hint="default"/>
+        <w:sz w:val="20"/>
+      </w:rPr>
+    </w:lvl>
+    <w:lvl w:ilvl="6" w:tentative="1">
+      <w:start w:val="1"/>
+      <w:numFmt w:val="bullet"/>
+      <w:lvlText w:val=""/>
+      <w:lvlJc w:val="left"/>
+      <w:pPr>
+        <w:tabs>
+          <w:tab w:val="num" w:pos="5040"/>
+        </w:tabs>
+        <w:ind w:left="5040" w:hanging="360"/>
+      </w:pPr>
+      <w:rPr>
+        <w:rFonts w:ascii="Wingdings" w:hAnsi="Wingdings" w:hint="default"/>
+        <w:sz w:val="20"/>
+      </w:rPr>
+    </w:lvl>
+    <w:lvl w:ilvl="7" w:tentative="1">
+      <w:start w:val="1"/>
+      <w:numFmt w:val="bullet"/>
+      <w:lvlText w:val=""/>
+      <w:lvlJc w:val="left"/>
+      <w:pPr>
+        <w:tabs>
+          <w:tab w:val="num" w:pos="5760"/>
+        </w:tabs>
+        <w:ind w:left="5760" w:hanging="360"/>
+      </w:pPr>
+      <w:rPr>
+        <w:rFonts w:ascii="Wingdings" w:hAnsi="Wingdings" w:hint="default"/>
+        <w:sz w:val="20"/>
+      </w:rPr>
+    </w:lvl>
+    <w:lvl w:ilvl="8" w:tentative="1">
+      <w:start w:val="1"/>
+      <w:numFmt w:val="bullet"/>
+      <w:lvlText w:val=""/>
+      <w:lvlJc w:val="left"/>
+      <w:pPr>
+        <w:tabs>
+          <w:tab w:val="num" w:pos="6480"/>
+        </w:tabs>
+        <w:ind w:left="6480" w:hanging="360"/>
+      </w:pPr>
+      <w:rPr>
+        <w:rFonts w:ascii="Wingdings" w:hAnsi="Wingdings" w:hint="default"/>
+        <w:sz w:val="20"/>
+      </w:rPr>
+    </w:lvl>
+  </w:abstractNum>
+  <w:abstractNum w:abstractNumId="29" w15:restartNumberingAfterBreak="0">
+    <w:nsid w:val="627D3396"/>
+    <w:multiLevelType w:val="hybridMultilevel"/>
+    <w:tmpl w:val="98CC4992"/>
+    <w:lvl w:ilvl="0" w:tplc="0409000F">
+      <w:start w:val="1"/>
+      <w:numFmt w:val="decimal"/>
+      <w:lvlText w:val="%1."/>
+      <w:lvlJc w:val="left"/>
+      <w:pPr>
+        <w:ind w:left="776" w:hanging="360"/>
+      </w:pPr>
+    </w:lvl>
+    <w:lvl w:ilvl="1" w:tplc="04090019" w:tentative="1">
+      <w:start w:val="1"/>
+      <w:numFmt w:val="lowerLetter"/>
+      <w:lvlText w:val="%2."/>
+      <w:lvlJc w:val="left"/>
+      <w:pPr>
+        <w:ind w:left="1496" w:hanging="360"/>
+      </w:pPr>
+    </w:lvl>
+    <w:lvl w:ilvl="2" w:tplc="0409001B" w:tentative="1">
+      <w:start w:val="1"/>
+      <w:numFmt w:val="lowerRoman"/>
+      <w:lvlText w:val="%3."/>
+      <w:lvlJc w:val="right"/>
+      <w:pPr>
+        <w:ind w:left="2216" w:hanging="180"/>
+      </w:pPr>
+    </w:lvl>
+    <w:lvl w:ilvl="3" w:tplc="0409000F" w:tentative="1">
+      <w:start w:val="1"/>
+      <w:numFmt w:val="decimal"/>
+      <w:lvlText w:val="%4."/>
+      <w:lvlJc w:val="left"/>
+      <w:pPr>
+        <w:ind w:left="2936" w:hanging="360"/>
+      </w:pPr>
+    </w:lvl>
+    <w:lvl w:ilvl="4" w:tplc="04090019" w:tentative="1">
+      <w:start w:val="1"/>
+      <w:numFmt w:val="lowerLetter"/>
+      <w:lvlText w:val="%5."/>
+      <w:lvlJc w:val="left"/>
+      <w:pPr>
+        <w:ind w:left="3656" w:hanging="360"/>
+      </w:pPr>
+    </w:lvl>
+    <w:lvl w:ilvl="5" w:tplc="0409001B" w:tentative="1">
+      <w:start w:val="1"/>
+      <w:numFmt w:val="lowerRoman"/>
+      <w:lvlText w:val="%6."/>
+      <w:lvlJc w:val="right"/>
+      <w:pPr>
+        <w:ind w:left="4376" w:hanging="180"/>
+      </w:pPr>
+    </w:lvl>
+    <w:lvl w:ilvl="6" w:tplc="0409000F" w:tentative="1">
+      <w:start w:val="1"/>
+      <w:numFmt w:val="decimal"/>
+      <w:lvlText w:val="%7."/>
+      <w:lvlJc w:val="left"/>
+      <w:pPr>
+        <w:ind w:left="5096" w:hanging="360"/>
+      </w:pPr>
+    </w:lvl>
+    <w:lvl w:ilvl="7" w:tplc="04090019" w:tentative="1">
+      <w:start w:val="1"/>
+      <w:numFmt w:val="lowerLetter"/>
+      <w:lvlText w:val="%8."/>
+      <w:lvlJc w:val="left"/>
+      <w:pPr>
+        <w:ind w:left="5816" w:hanging="360"/>
+      </w:pPr>
+    </w:lvl>
+    <w:lvl w:ilvl="8" w:tplc="0409001B" w:tentative="1">
+      <w:start w:val="1"/>
+      <w:numFmt w:val="lowerRoman"/>
+      <w:lvlText w:val="%9."/>
+      <w:lvlJc w:val="right"/>
+      <w:pPr>
+        <w:ind w:left="6536" w:hanging="180"/>
+      </w:pPr>
+    </w:lvl>
+  </w:abstractNum>
+  <w:abstractNum w:abstractNumId="30" w15:restartNumberingAfterBreak="0">
+    <w:nsid w:val="630C1396"/>
+    <w:multiLevelType w:val="hybridMultilevel"/>
+    <w:tmpl w:val="4822A546"/>
+    <w:lvl w:ilvl="0" w:tplc="0409000F">
+      <w:start w:val="1"/>
+      <w:numFmt w:val="decimal"/>
+      <w:lvlText w:val="%1."/>
+      <w:lvlJc w:val="left"/>
+      <w:pPr>
+        <w:ind w:left="1440" w:hanging="360"/>
+      </w:pPr>
+    </w:lvl>
+    <w:lvl w:ilvl="1" w:tplc="04090019" w:tentative="1">
+      <w:start w:val="1"/>
+      <w:numFmt w:val="lowerLetter"/>
+      <w:lvlText w:val="%2."/>
+      <w:lvlJc w:val="left"/>
+      <w:pPr>
+        <w:ind w:left="2160" w:hanging="360"/>
+      </w:pPr>
+    </w:lvl>
+    <w:lvl w:ilvl="2" w:tplc="0409001B" w:tentative="1">
+      <w:start w:val="1"/>
+      <w:numFmt w:val="lowerRoman"/>
+      <w:lvlText w:val="%3."/>
+      <w:lvlJc w:val="right"/>
+      <w:pPr>
+        <w:ind w:left="2880" w:hanging="180"/>
+      </w:pPr>
+    </w:lvl>
+    <w:lvl w:ilvl="3" w:tplc="0409000F" w:tentative="1">
+      <w:start w:val="1"/>
+      <w:numFmt w:val="decimal"/>
+      <w:lvlText w:val="%4."/>
+      <w:lvlJc w:val="left"/>
+      <w:pPr>
+        <w:ind w:left="3600" w:hanging="360"/>
+      </w:pPr>
+    </w:lvl>
+    <w:lvl w:ilvl="4" w:tplc="04090019" w:tentative="1">
+      <w:start w:val="1"/>
+      <w:numFmt w:val="lowerLetter"/>
+      <w:lvlText w:val="%5."/>
+      <w:lvlJc w:val="left"/>
+      <w:pPr>
+        <w:ind w:left="4320" w:hanging="360"/>
+      </w:pPr>
+    </w:lvl>
+    <w:lvl w:ilvl="5" w:tplc="0409001B" w:tentative="1">
+      <w:start w:val="1"/>
+      <w:numFmt w:val="lowerRoman"/>
+      <w:lvlText w:val="%6."/>
+      <w:lvlJc w:val="right"/>
+      <w:pPr>
+        <w:ind w:left="5040" w:hanging="180"/>
+      </w:pPr>
+    </w:lvl>
+    <w:lvl w:ilvl="6" w:tplc="0409000F" w:tentative="1">
+      <w:start w:val="1"/>
+      <w:numFmt w:val="decimal"/>
+      <w:lvlText w:val="%7."/>
+      <w:lvlJc w:val="left"/>
+      <w:pPr>
+        <w:ind w:left="5760" w:hanging="360"/>
+      </w:pPr>
+    </w:lvl>
+    <w:lvl w:ilvl="7" w:tplc="04090019" w:tentative="1">
+      <w:start w:val="1"/>
+      <w:numFmt w:val="lowerLetter"/>
+      <w:lvlText w:val="%8."/>
+      <w:lvlJc w:val="left"/>
+      <w:pPr>
+        <w:ind w:left="6480" w:hanging="360"/>
+      </w:pPr>
+    </w:lvl>
+    <w:lvl w:ilvl="8" w:tplc="0409001B" w:tentative="1">
+      <w:start w:val="1"/>
+      <w:numFmt w:val="lowerRoman"/>
+      <w:lvlText w:val="%9."/>
+      <w:lvlJc w:val="right"/>
+      <w:pPr>
+        <w:ind w:left="7200" w:hanging="180"/>
+      </w:pPr>
+    </w:lvl>
+  </w:abstractNum>
+  <w:abstractNum w:abstractNumId="31" w15:restartNumberingAfterBreak="0">
+    <w:nsid w:val="63EA48D4"/>
+    <w:multiLevelType w:val="multilevel"/>
+    <w:tmpl w:val="4FDC09BA"/>
+    <w:lvl w:ilvl="0">
+      <w:start w:val="1"/>
+      <w:numFmt w:val="decimal"/>
+      <w:lvlText w:val="%1."/>
+      <w:lvlJc w:val="left"/>
+      <w:pPr>
+        <w:tabs>
+          <w:tab w:val="num" w:pos="720"/>
+        </w:tabs>
+        <w:ind w:left="720" w:hanging="360"/>
+      </w:pPr>
+    </w:lvl>
+    <w:lvl w:ilvl="1" w:tentative="1">
+      <w:start w:val="1"/>
+      <w:numFmt w:val="decimal"/>
+      <w:lvlText w:val="%2."/>
+      <w:lvlJc w:val="left"/>
+      <w:pPr>
+        <w:tabs>
+          <w:tab w:val="num" w:pos="1440"/>
+        </w:tabs>
+        <w:ind w:left="1440" w:hanging="360"/>
+      </w:pPr>
+    </w:lvl>
+    <w:lvl w:ilvl="2" w:tentative="1">
+      <w:start w:val="1"/>
+      <w:numFmt w:val="decimal"/>
+      <w:lvlText w:val="%3."/>
+      <w:lvlJc w:val="left"/>
+      <w:pPr>
+        <w:tabs>
+          <w:tab w:val="num" w:pos="2160"/>
+        </w:tabs>
+        <w:ind w:left="2160" w:hanging="360"/>
+      </w:pPr>
+    </w:lvl>
+    <w:lvl w:ilvl="3" w:tentative="1">
+      <w:start w:val="1"/>
+      <w:numFmt w:val="decimal"/>
+      <w:lvlText w:val="%4."/>
+      <w:lvlJc w:val="left"/>
+      <w:pPr>
+        <w:tabs>
+          <w:tab w:val="num" w:pos="2880"/>
+        </w:tabs>
+        <w:ind w:left="2880" w:hanging="360"/>
+      </w:pPr>
+    </w:lvl>
+    <w:lvl w:ilvl="4" w:tentative="1">
+      <w:start w:val="1"/>
+      <w:numFmt w:val="decimal"/>
+      <w:lvlText w:val="%5."/>
+      <w:lvlJc w:val="left"/>
+      <w:pPr>
+        <w:tabs>
+          <w:tab w:val="num" w:pos="3600"/>
+        </w:tabs>
+        <w:ind w:left="3600" w:hanging="360"/>
+      </w:pPr>
+    </w:lvl>
+    <w:lvl w:ilvl="5" w:tentative="1">
+      <w:start w:val="1"/>
+      <w:numFmt w:val="decimal"/>
+      <w:lvlText w:val="%6."/>
+      <w:lvlJc w:val="left"/>
+      <w:pPr>
+        <w:tabs>
+          <w:tab w:val="num" w:pos="4320"/>
+        </w:tabs>
+        <w:ind w:left="4320" w:hanging="360"/>
+      </w:pPr>
+    </w:lvl>
+    <w:lvl w:ilvl="6" w:tentative="1">
+      <w:start w:val="1"/>
+      <w:numFmt w:val="decimal"/>
+      <w:lvlText w:val="%7."/>
+      <w:lvlJc w:val="left"/>
+      <w:pPr>
+        <w:tabs>
+          <w:tab w:val="num" w:pos="5040"/>
+        </w:tabs>
+        <w:ind w:left="5040" w:hanging="360"/>
+      </w:pPr>
+    </w:lvl>
+    <w:lvl w:ilvl="7" w:tentative="1">
+      <w:start w:val="1"/>
+      <w:numFmt w:val="decimal"/>
+      <w:lvlText w:val="%8."/>
+      <w:lvlJc w:val="left"/>
+      <w:pPr>
+        <w:tabs>
+          <w:tab w:val="num" w:pos="5760"/>
+        </w:tabs>
+        <w:ind w:left="5760" w:hanging="360"/>
+      </w:pPr>
+    </w:lvl>
+    <w:lvl w:ilvl="8" w:tentative="1">
+      <w:start w:val="1"/>
+      <w:numFmt w:val="decimal"/>
+      <w:lvlText w:val="%9."/>
+      <w:lvlJc w:val="left"/>
+      <w:pPr>
+        <w:tabs>
+          <w:tab w:val="num" w:pos="6480"/>
+        </w:tabs>
+        <w:ind w:left="6480" w:hanging="360"/>
+      </w:pPr>
+    </w:lvl>
+  </w:abstractNum>
+  <w:abstractNum w:abstractNumId="32" w15:restartNumberingAfterBreak="0">
     <w:nsid w:val="6AEB11C3"/>
     <w:multiLevelType w:val="multilevel"/>
     <w:tmpl w:val="1D689336"/>
@@ -2009,7 +6431,233 @@
       </w:pPr>
     </w:lvl>
   </w:abstractNum>
-  <w:abstractNum w:abstractNumId="11" w15:restartNumberingAfterBreak="0">
+  <w:abstractNum w:abstractNumId="33" w15:restartNumberingAfterBreak="0">
+    <w:nsid w:val="6C622A57"/>
+    <w:multiLevelType w:val="multilevel"/>
+    <w:tmpl w:val="E7541464"/>
+    <w:lvl w:ilvl="0">
+      <w:start w:val="1"/>
+      <w:numFmt w:val="decimal"/>
+      <w:lvlText w:val="%1."/>
+      <w:lvlJc w:val="left"/>
+      <w:pPr>
+        <w:tabs>
+          <w:tab w:val="num" w:pos="720"/>
+        </w:tabs>
+        <w:ind w:left="720" w:hanging="360"/>
+      </w:pPr>
+    </w:lvl>
+    <w:lvl w:ilvl="1" w:tentative="1">
+      <w:start w:val="1"/>
+      <w:numFmt w:val="decimal"/>
+      <w:lvlText w:val="%2."/>
+      <w:lvlJc w:val="left"/>
+      <w:pPr>
+        <w:tabs>
+          <w:tab w:val="num" w:pos="1440"/>
+        </w:tabs>
+        <w:ind w:left="1440" w:hanging="360"/>
+      </w:pPr>
+    </w:lvl>
+    <w:lvl w:ilvl="2" w:tentative="1">
+      <w:start w:val="1"/>
+      <w:numFmt w:val="decimal"/>
+      <w:lvlText w:val="%3."/>
+      <w:lvlJc w:val="left"/>
+      <w:pPr>
+        <w:tabs>
+          <w:tab w:val="num" w:pos="2160"/>
+        </w:tabs>
+        <w:ind w:left="2160" w:hanging="360"/>
+      </w:pPr>
+    </w:lvl>
+    <w:lvl w:ilvl="3" w:tentative="1">
+      <w:start w:val="1"/>
+      <w:numFmt w:val="decimal"/>
+      <w:lvlText w:val="%4."/>
+      <w:lvlJc w:val="left"/>
+      <w:pPr>
+        <w:tabs>
+          <w:tab w:val="num" w:pos="2880"/>
+        </w:tabs>
+        <w:ind w:left="2880" w:hanging="360"/>
+      </w:pPr>
+    </w:lvl>
+    <w:lvl w:ilvl="4" w:tentative="1">
+      <w:start w:val="1"/>
+      <w:numFmt w:val="decimal"/>
+      <w:lvlText w:val="%5."/>
+      <w:lvlJc w:val="left"/>
+      <w:pPr>
+        <w:tabs>
+          <w:tab w:val="num" w:pos="3600"/>
+        </w:tabs>
+        <w:ind w:left="3600" w:hanging="360"/>
+      </w:pPr>
+    </w:lvl>
+    <w:lvl w:ilvl="5" w:tentative="1">
+      <w:start w:val="1"/>
+      <w:numFmt w:val="decimal"/>
+      <w:lvlText w:val="%6."/>
+      <w:lvlJc w:val="left"/>
+      <w:pPr>
+        <w:tabs>
+          <w:tab w:val="num" w:pos="4320"/>
+        </w:tabs>
+        <w:ind w:left="4320" w:hanging="360"/>
+      </w:pPr>
+    </w:lvl>
+    <w:lvl w:ilvl="6" w:tentative="1">
+      <w:start w:val="1"/>
+      <w:numFmt w:val="decimal"/>
+      <w:lvlText w:val="%7."/>
+      <w:lvlJc w:val="left"/>
+      <w:pPr>
+        <w:tabs>
+          <w:tab w:val="num" w:pos="5040"/>
+        </w:tabs>
+        <w:ind w:left="5040" w:hanging="360"/>
+      </w:pPr>
+    </w:lvl>
+    <w:lvl w:ilvl="7" w:tentative="1">
+      <w:start w:val="1"/>
+      <w:numFmt w:val="decimal"/>
+      <w:lvlText w:val="%8."/>
+      <w:lvlJc w:val="left"/>
+      <w:pPr>
+        <w:tabs>
+          <w:tab w:val="num" w:pos="5760"/>
+        </w:tabs>
+        <w:ind w:left="5760" w:hanging="360"/>
+      </w:pPr>
+    </w:lvl>
+    <w:lvl w:ilvl="8" w:tentative="1">
+      <w:start w:val="1"/>
+      <w:numFmt w:val="decimal"/>
+      <w:lvlText w:val="%9."/>
+      <w:lvlJc w:val="left"/>
+      <w:pPr>
+        <w:tabs>
+          <w:tab w:val="num" w:pos="6480"/>
+        </w:tabs>
+        <w:ind w:left="6480" w:hanging="360"/>
+      </w:pPr>
+    </w:lvl>
+  </w:abstractNum>
+  <w:abstractNum w:abstractNumId="34" w15:restartNumberingAfterBreak="0">
+    <w:nsid w:val="74331AA3"/>
+    <w:multiLevelType w:val="multilevel"/>
+    <w:tmpl w:val="0C0EE8F4"/>
+    <w:lvl w:ilvl="0">
+      <w:start w:val="8"/>
+      <w:numFmt w:val="decimal"/>
+      <w:lvlText w:val="%1."/>
+      <w:lvlJc w:val="left"/>
+      <w:pPr>
+        <w:tabs>
+          <w:tab w:val="num" w:pos="720"/>
+        </w:tabs>
+        <w:ind w:left="720" w:hanging="360"/>
+      </w:pPr>
+    </w:lvl>
+    <w:lvl w:ilvl="1" w:tentative="1">
+      <w:start w:val="1"/>
+      <w:numFmt w:val="decimal"/>
+      <w:lvlText w:val="%2."/>
+      <w:lvlJc w:val="left"/>
+      <w:pPr>
+        <w:tabs>
+          <w:tab w:val="num" w:pos="1440"/>
+        </w:tabs>
+        <w:ind w:left="1440" w:hanging="360"/>
+      </w:pPr>
+    </w:lvl>
+    <w:lvl w:ilvl="2" w:tentative="1">
+      <w:start w:val="1"/>
+      <w:numFmt w:val="decimal"/>
+      <w:lvlText w:val="%3."/>
+      <w:lvlJc w:val="left"/>
+      <w:pPr>
+        <w:tabs>
+          <w:tab w:val="num" w:pos="2160"/>
+        </w:tabs>
+        <w:ind w:left="2160" w:hanging="360"/>
+      </w:pPr>
+    </w:lvl>
+    <w:lvl w:ilvl="3" w:tentative="1">
+      <w:start w:val="1"/>
+      <w:numFmt w:val="decimal"/>
+      <w:lvlText w:val="%4."/>
+      <w:lvlJc w:val="left"/>
+      <w:pPr>
+        <w:tabs>
+          <w:tab w:val="num" w:pos="2880"/>
+        </w:tabs>
+        <w:ind w:left="2880" w:hanging="360"/>
+      </w:pPr>
+    </w:lvl>
+    <w:lvl w:ilvl="4" w:tentative="1">
+      <w:start w:val="1"/>
+      <w:numFmt w:val="decimal"/>
+      <w:lvlText w:val="%5."/>
+      <w:lvlJc w:val="left"/>
+      <w:pPr>
+        <w:tabs>
+          <w:tab w:val="num" w:pos="3600"/>
+        </w:tabs>
+        <w:ind w:left="3600" w:hanging="360"/>
+      </w:pPr>
+    </w:lvl>
+    <w:lvl w:ilvl="5" w:tentative="1">
+      <w:start w:val="1"/>
+      <w:numFmt w:val="decimal"/>
+      <w:lvlText w:val="%6."/>
+      <w:lvlJc w:val="left"/>
+      <w:pPr>
+        <w:tabs>
+          <w:tab w:val="num" w:pos="4320"/>
+        </w:tabs>
+        <w:ind w:left="4320" w:hanging="360"/>
+      </w:pPr>
+    </w:lvl>
+    <w:lvl w:ilvl="6" w:tentative="1">
+      <w:start w:val="1"/>
+      <w:numFmt w:val="decimal"/>
+      <w:lvlText w:val="%7."/>
+      <w:lvlJc w:val="left"/>
+      <w:pPr>
+        <w:tabs>
+          <w:tab w:val="num" w:pos="5040"/>
+        </w:tabs>
+        <w:ind w:left="5040" w:hanging="360"/>
+      </w:pPr>
+    </w:lvl>
+    <w:lvl w:ilvl="7" w:tentative="1">
+      <w:start w:val="1"/>
+      <w:numFmt w:val="decimal"/>
+      <w:lvlText w:val="%8."/>
+      <w:lvlJc w:val="left"/>
+      <w:pPr>
+        <w:tabs>
+          <w:tab w:val="num" w:pos="5760"/>
+        </w:tabs>
+        <w:ind w:left="5760" w:hanging="360"/>
+      </w:pPr>
+    </w:lvl>
+    <w:lvl w:ilvl="8" w:tentative="1">
+      <w:start w:val="1"/>
+      <w:numFmt w:val="decimal"/>
+      <w:lvlText w:val="%9."/>
+      <w:lvlJc w:val="left"/>
+      <w:pPr>
+        <w:tabs>
+          <w:tab w:val="num" w:pos="6480"/>
+        </w:tabs>
+        <w:ind w:left="6480" w:hanging="360"/>
+      </w:pPr>
+    </w:lvl>
+  </w:abstractNum>
+  <w:abstractNum w:abstractNumId="35" w15:restartNumberingAfterBreak="0">
     <w:nsid w:val="769465F4"/>
     <w:multiLevelType w:val="hybridMultilevel"/>
     <w:tmpl w:val="FD5C6DAE"/>
@@ -2121,7 +6769,273 @@
       </w:rPr>
     </w:lvl>
   </w:abstractNum>
-  <w:abstractNum w:abstractNumId="12" w15:restartNumberingAfterBreak="0">
+  <w:abstractNum w:abstractNumId="36" w15:restartNumberingAfterBreak="0">
+    <w:nsid w:val="77B405B1"/>
+    <w:multiLevelType w:val="multilevel"/>
+    <w:tmpl w:val="27707F44"/>
+    <w:lvl w:ilvl="0">
+      <w:start w:val="1"/>
+      <w:numFmt w:val="bullet"/>
+      <w:lvlText w:val=""/>
+      <w:lvlJc w:val="left"/>
+      <w:pPr>
+        <w:tabs>
+          <w:tab w:val="num" w:pos="720"/>
+        </w:tabs>
+        <w:ind w:left="720" w:hanging="360"/>
+      </w:pPr>
+      <w:rPr>
+        <w:rFonts w:ascii="Symbol" w:hAnsi="Symbol" w:hint="default"/>
+        <w:sz w:val="20"/>
+      </w:rPr>
+    </w:lvl>
+    <w:lvl w:ilvl="1" w:tentative="1">
+      <w:start w:val="1"/>
+      <w:numFmt w:val="bullet"/>
+      <w:lvlText w:val="o"/>
+      <w:lvlJc w:val="left"/>
+      <w:pPr>
+        <w:tabs>
+          <w:tab w:val="num" w:pos="1440"/>
+        </w:tabs>
+        <w:ind w:left="1440" w:hanging="360"/>
+      </w:pPr>
+      <w:rPr>
+        <w:rFonts w:ascii="Courier New" w:hAnsi="Courier New" w:hint="default"/>
+        <w:sz w:val="20"/>
+      </w:rPr>
+    </w:lvl>
+    <w:lvl w:ilvl="2" w:tentative="1">
+      <w:start w:val="1"/>
+      <w:numFmt w:val="bullet"/>
+      <w:lvlText w:val=""/>
+      <w:lvlJc w:val="left"/>
+      <w:pPr>
+        <w:tabs>
+          <w:tab w:val="num" w:pos="2160"/>
+        </w:tabs>
+        <w:ind w:left="2160" w:hanging="360"/>
+      </w:pPr>
+      <w:rPr>
+        <w:rFonts w:ascii="Wingdings" w:hAnsi="Wingdings" w:hint="default"/>
+        <w:sz w:val="20"/>
+      </w:rPr>
+    </w:lvl>
+    <w:lvl w:ilvl="3" w:tentative="1">
+      <w:start w:val="1"/>
+      <w:numFmt w:val="bullet"/>
+      <w:lvlText w:val=""/>
+      <w:lvlJc w:val="left"/>
+      <w:pPr>
+        <w:tabs>
+          <w:tab w:val="num" w:pos="2880"/>
+        </w:tabs>
+        <w:ind w:left="2880" w:hanging="360"/>
+      </w:pPr>
+      <w:rPr>
+        <w:rFonts w:ascii="Wingdings" w:hAnsi="Wingdings" w:hint="default"/>
+        <w:sz w:val="20"/>
+      </w:rPr>
+    </w:lvl>
+    <w:lvl w:ilvl="4" w:tentative="1">
+      <w:start w:val="1"/>
+      <w:numFmt w:val="bullet"/>
+      <w:lvlText w:val=""/>
+      <w:lvlJc w:val="left"/>
+      <w:pPr>
+        <w:tabs>
+          <w:tab w:val="num" w:pos="3600"/>
+        </w:tabs>
+        <w:ind w:left="3600" w:hanging="360"/>
+      </w:pPr>
+      <w:rPr>
+        <w:rFonts w:ascii="Wingdings" w:hAnsi="Wingdings" w:hint="default"/>
+        <w:sz w:val="20"/>
+      </w:rPr>
+    </w:lvl>
+    <w:lvl w:ilvl="5" w:tentative="1">
+      <w:start w:val="1"/>
+      <w:numFmt w:val="bullet"/>
+      <w:lvlText w:val=""/>
+      <w:lvlJc w:val="left"/>
+      <w:pPr>
+        <w:tabs>
+          <w:tab w:val="num" w:pos="4320"/>
+        </w:tabs>
+        <w:ind w:left="4320" w:hanging="360"/>
+      </w:pPr>
+      <w:rPr>
+        <w:rFonts w:ascii="Wingdings" w:hAnsi="Wingdings" w:hint="default"/>
+        <w:sz w:val="20"/>
+      </w:rPr>
+    </w:lvl>
+    <w:lvl w:ilvl="6" w:tentative="1">
+      <w:start w:val="1"/>
+      <w:numFmt w:val="bullet"/>
+      <w:lvlText w:val=""/>
+      <w:lvlJc w:val="left"/>
+      <w:pPr>
+        <w:tabs>
+          <w:tab w:val="num" w:pos="5040"/>
+        </w:tabs>
+        <w:ind w:left="5040" w:hanging="360"/>
+      </w:pPr>
+      <w:rPr>
+        <w:rFonts w:ascii="Wingdings" w:hAnsi="Wingdings" w:hint="default"/>
+        <w:sz w:val="20"/>
+      </w:rPr>
+    </w:lvl>
+    <w:lvl w:ilvl="7" w:tentative="1">
+      <w:start w:val="1"/>
+      <w:numFmt w:val="bullet"/>
+      <w:lvlText w:val=""/>
+      <w:lvlJc w:val="left"/>
+      <w:pPr>
+        <w:tabs>
+          <w:tab w:val="num" w:pos="5760"/>
+        </w:tabs>
+        <w:ind w:left="5760" w:hanging="360"/>
+      </w:pPr>
+      <w:rPr>
+        <w:rFonts w:ascii="Wingdings" w:hAnsi="Wingdings" w:hint="default"/>
+        <w:sz w:val="20"/>
+      </w:rPr>
+    </w:lvl>
+    <w:lvl w:ilvl="8" w:tentative="1">
+      <w:start w:val="1"/>
+      <w:numFmt w:val="bullet"/>
+      <w:lvlText w:val=""/>
+      <w:lvlJc w:val="left"/>
+      <w:pPr>
+        <w:tabs>
+          <w:tab w:val="num" w:pos="6480"/>
+        </w:tabs>
+        <w:ind w:left="6480" w:hanging="360"/>
+      </w:pPr>
+      <w:rPr>
+        <w:rFonts w:ascii="Wingdings" w:hAnsi="Wingdings" w:hint="default"/>
+        <w:sz w:val="20"/>
+      </w:rPr>
+    </w:lvl>
+  </w:abstractNum>
+  <w:abstractNum w:abstractNumId="37" w15:restartNumberingAfterBreak="0">
+    <w:nsid w:val="79C53E7B"/>
+    <w:multiLevelType w:val="multilevel"/>
+    <w:tmpl w:val="7D6893D4"/>
+    <w:lvl w:ilvl="0">
+      <w:start w:val="1"/>
+      <w:numFmt w:val="decimal"/>
+      <w:lvlText w:val="%1."/>
+      <w:lvlJc w:val="left"/>
+      <w:pPr>
+        <w:tabs>
+          <w:tab w:val="num" w:pos="720"/>
+        </w:tabs>
+        <w:ind w:left="720" w:hanging="360"/>
+      </w:pPr>
+    </w:lvl>
+    <w:lvl w:ilvl="1">
+      <w:start w:val="1"/>
+      <w:numFmt w:val="bullet"/>
+      <w:lvlText w:val="o"/>
+      <w:lvlJc w:val="left"/>
+      <w:pPr>
+        <w:tabs>
+          <w:tab w:val="num" w:pos="1440"/>
+        </w:tabs>
+        <w:ind w:left="1440" w:hanging="360"/>
+      </w:pPr>
+      <w:rPr>
+        <w:rFonts w:ascii="Courier New" w:hAnsi="Courier New" w:hint="default"/>
+        <w:sz w:val="20"/>
+      </w:rPr>
+    </w:lvl>
+    <w:lvl w:ilvl="2" w:tentative="1">
+      <w:start w:val="1"/>
+      <w:numFmt w:val="decimal"/>
+      <w:lvlText w:val="%3."/>
+      <w:lvlJc w:val="left"/>
+      <w:pPr>
+        <w:tabs>
+          <w:tab w:val="num" w:pos="2160"/>
+        </w:tabs>
+        <w:ind w:left="2160" w:hanging="360"/>
+      </w:pPr>
+    </w:lvl>
+    <w:lvl w:ilvl="3" w:tentative="1">
+      <w:start w:val="1"/>
+      <w:numFmt w:val="decimal"/>
+      <w:lvlText w:val="%4."/>
+      <w:lvlJc w:val="left"/>
+      <w:pPr>
+        <w:tabs>
+          <w:tab w:val="num" w:pos="2880"/>
+        </w:tabs>
+        <w:ind w:left="2880" w:hanging="360"/>
+      </w:pPr>
+    </w:lvl>
+    <w:lvl w:ilvl="4" w:tentative="1">
+      <w:start w:val="1"/>
+      <w:numFmt w:val="decimal"/>
+      <w:lvlText w:val="%5."/>
+      <w:lvlJc w:val="left"/>
+      <w:pPr>
+        <w:tabs>
+          <w:tab w:val="num" w:pos="3600"/>
+        </w:tabs>
+        <w:ind w:left="3600" w:hanging="360"/>
+      </w:pPr>
+    </w:lvl>
+    <w:lvl w:ilvl="5" w:tentative="1">
+      <w:start w:val="1"/>
+      <w:numFmt w:val="decimal"/>
+      <w:lvlText w:val="%6."/>
+      <w:lvlJc w:val="left"/>
+      <w:pPr>
+        <w:tabs>
+          <w:tab w:val="num" w:pos="4320"/>
+        </w:tabs>
+        <w:ind w:left="4320" w:hanging="360"/>
+      </w:pPr>
+    </w:lvl>
+    <w:lvl w:ilvl="6" w:tentative="1">
+      <w:start w:val="1"/>
+      <w:numFmt w:val="decimal"/>
+      <w:lvlText w:val="%7."/>
+      <w:lvlJc w:val="left"/>
+      <w:pPr>
+        <w:tabs>
+          <w:tab w:val="num" w:pos="5040"/>
+        </w:tabs>
+        <w:ind w:left="5040" w:hanging="360"/>
+      </w:pPr>
+    </w:lvl>
+    <w:lvl w:ilvl="7" w:tentative="1">
+      <w:start w:val="1"/>
+      <w:numFmt w:val="decimal"/>
+      <w:lvlText w:val="%8."/>
+      <w:lvlJc w:val="left"/>
+      <w:pPr>
+        <w:tabs>
+          <w:tab w:val="num" w:pos="5760"/>
+        </w:tabs>
+        <w:ind w:left="5760" w:hanging="360"/>
+      </w:pPr>
+    </w:lvl>
+    <w:lvl w:ilvl="8" w:tentative="1">
+      <w:start w:val="1"/>
+      <w:numFmt w:val="decimal"/>
+      <w:lvlText w:val="%9."/>
+      <w:lvlJc w:val="left"/>
+      <w:pPr>
+        <w:tabs>
+          <w:tab w:val="num" w:pos="6480"/>
+        </w:tabs>
+        <w:ind w:left="6480" w:hanging="360"/>
+      </w:pPr>
+    </w:lvl>
+  </w:abstractNum>
+  <w:abstractNum w:abstractNumId="38" w15:restartNumberingAfterBreak="0">
     <w:nsid w:val="7D8A619A"/>
     <w:multiLevelType w:val="multilevel"/>
     <w:tmpl w:val="6EB48672"/>
@@ -2238,44 +7152,238 @@
       </w:pPr>
     </w:lvl>
   </w:abstractNum>
+  <w:abstractNum w:abstractNumId="39" w15:restartNumberingAfterBreak="0">
+    <w:nsid w:val="7F0B1B2E"/>
+    <w:multiLevelType w:val="multilevel"/>
+    <w:tmpl w:val="DB528D7E"/>
+    <w:lvl w:ilvl="0">
+      <w:start w:val="5"/>
+      <w:numFmt w:val="decimal"/>
+      <w:lvlText w:val="%1."/>
+      <w:lvlJc w:val="left"/>
+      <w:pPr>
+        <w:tabs>
+          <w:tab w:val="num" w:pos="720"/>
+        </w:tabs>
+        <w:ind w:left="720" w:hanging="360"/>
+      </w:pPr>
+    </w:lvl>
+    <w:lvl w:ilvl="1" w:tentative="1">
+      <w:start w:val="1"/>
+      <w:numFmt w:val="decimal"/>
+      <w:lvlText w:val="%2."/>
+      <w:lvlJc w:val="left"/>
+      <w:pPr>
+        <w:tabs>
+          <w:tab w:val="num" w:pos="1440"/>
+        </w:tabs>
+        <w:ind w:left="1440" w:hanging="360"/>
+      </w:pPr>
+    </w:lvl>
+    <w:lvl w:ilvl="2" w:tentative="1">
+      <w:start w:val="1"/>
+      <w:numFmt w:val="decimal"/>
+      <w:lvlText w:val="%3."/>
+      <w:lvlJc w:val="left"/>
+      <w:pPr>
+        <w:tabs>
+          <w:tab w:val="num" w:pos="2160"/>
+        </w:tabs>
+        <w:ind w:left="2160" w:hanging="360"/>
+      </w:pPr>
+    </w:lvl>
+    <w:lvl w:ilvl="3" w:tentative="1">
+      <w:start w:val="1"/>
+      <w:numFmt w:val="decimal"/>
+      <w:lvlText w:val="%4."/>
+      <w:lvlJc w:val="left"/>
+      <w:pPr>
+        <w:tabs>
+          <w:tab w:val="num" w:pos="2880"/>
+        </w:tabs>
+        <w:ind w:left="2880" w:hanging="360"/>
+      </w:pPr>
+    </w:lvl>
+    <w:lvl w:ilvl="4" w:tentative="1">
+      <w:start w:val="1"/>
+      <w:numFmt w:val="decimal"/>
+      <w:lvlText w:val="%5."/>
+      <w:lvlJc w:val="left"/>
+      <w:pPr>
+        <w:tabs>
+          <w:tab w:val="num" w:pos="3600"/>
+        </w:tabs>
+        <w:ind w:left="3600" w:hanging="360"/>
+      </w:pPr>
+    </w:lvl>
+    <w:lvl w:ilvl="5" w:tentative="1">
+      <w:start w:val="1"/>
+      <w:numFmt w:val="decimal"/>
+      <w:lvlText w:val="%6."/>
+      <w:lvlJc w:val="left"/>
+      <w:pPr>
+        <w:tabs>
+          <w:tab w:val="num" w:pos="4320"/>
+        </w:tabs>
+        <w:ind w:left="4320" w:hanging="360"/>
+      </w:pPr>
+    </w:lvl>
+    <w:lvl w:ilvl="6" w:tentative="1">
+      <w:start w:val="1"/>
+      <w:numFmt w:val="decimal"/>
+      <w:lvlText w:val="%7."/>
+      <w:lvlJc w:val="left"/>
+      <w:pPr>
+        <w:tabs>
+          <w:tab w:val="num" w:pos="5040"/>
+        </w:tabs>
+        <w:ind w:left="5040" w:hanging="360"/>
+      </w:pPr>
+    </w:lvl>
+    <w:lvl w:ilvl="7" w:tentative="1">
+      <w:start w:val="1"/>
+      <w:numFmt w:val="decimal"/>
+      <w:lvlText w:val="%8."/>
+      <w:lvlJc w:val="left"/>
+      <w:pPr>
+        <w:tabs>
+          <w:tab w:val="num" w:pos="5760"/>
+        </w:tabs>
+        <w:ind w:left="5760" w:hanging="360"/>
+      </w:pPr>
+    </w:lvl>
+    <w:lvl w:ilvl="8" w:tentative="1">
+      <w:start w:val="1"/>
+      <w:numFmt w:val="decimal"/>
+      <w:lvlText w:val="%9."/>
+      <w:lvlJc w:val="left"/>
+      <w:pPr>
+        <w:tabs>
+          <w:tab w:val="num" w:pos="6480"/>
+        </w:tabs>
+        <w:ind w:left="6480" w:hanging="360"/>
+      </w:pPr>
+    </w:lvl>
+  </w:abstractNum>
   <w:num w:numId="1" w16cid:durableId="110443553">
+    <w:abstractNumId w:val="22"/>
+  </w:num>
+  <w:num w:numId="2" w16cid:durableId="743457165">
+    <w:abstractNumId w:val="18"/>
+  </w:num>
+  <w:num w:numId="3" w16cid:durableId="1664869">
+    <w:abstractNumId w:val="2"/>
+  </w:num>
+  <w:num w:numId="4" w16cid:durableId="1681393577">
+    <w:abstractNumId w:val="26"/>
+  </w:num>
+  <w:num w:numId="5" w16cid:durableId="1424497944">
+    <w:abstractNumId w:val="38"/>
+  </w:num>
+  <w:num w:numId="6" w16cid:durableId="70779226">
+    <w:abstractNumId w:val="32"/>
+  </w:num>
+  <w:num w:numId="7" w16cid:durableId="1337925528">
+    <w:abstractNumId w:val="9"/>
+  </w:num>
+  <w:num w:numId="8" w16cid:durableId="927272923">
+    <w:abstractNumId w:val="11"/>
+  </w:num>
+  <w:num w:numId="9" w16cid:durableId="1423598561">
+    <w:abstractNumId w:val="3"/>
+  </w:num>
+  <w:num w:numId="10" w16cid:durableId="499778039">
+    <w:abstractNumId w:val="35"/>
+  </w:num>
+  <w:num w:numId="11" w16cid:durableId="1393582291">
+    <w:abstractNumId w:val="10"/>
+  </w:num>
+  <w:num w:numId="12" w16cid:durableId="857890861">
+    <w:abstractNumId w:val="27"/>
+  </w:num>
+  <w:num w:numId="13" w16cid:durableId="1779132477">
+    <w:abstractNumId w:val="17"/>
+  </w:num>
+  <w:num w:numId="14" w16cid:durableId="1004093379">
+    <w:abstractNumId w:val="31"/>
+  </w:num>
+  <w:num w:numId="15" w16cid:durableId="1127163188">
+    <w:abstractNumId w:val="16"/>
+  </w:num>
+  <w:num w:numId="16" w16cid:durableId="1968244760">
+    <w:abstractNumId w:val="8"/>
+  </w:num>
+  <w:num w:numId="17" w16cid:durableId="1945845541">
+    <w:abstractNumId w:val="20"/>
+  </w:num>
+  <w:num w:numId="18" w16cid:durableId="1042440788">
+    <w:abstractNumId w:val="0"/>
+  </w:num>
+  <w:num w:numId="19" w16cid:durableId="295993175">
+    <w:abstractNumId w:val="4"/>
+  </w:num>
+  <w:num w:numId="20" w16cid:durableId="1602910763">
+    <w:abstractNumId w:val="25"/>
+  </w:num>
+  <w:num w:numId="21" w16cid:durableId="223182054">
+    <w:abstractNumId w:val="13"/>
+  </w:num>
+  <w:num w:numId="22" w16cid:durableId="104347520">
+    <w:abstractNumId w:val="23"/>
+  </w:num>
+  <w:num w:numId="23" w16cid:durableId="1215191175">
+    <w:abstractNumId w:val="37"/>
+  </w:num>
+  <w:num w:numId="24" w16cid:durableId="1630895377">
+    <w:abstractNumId w:val="36"/>
+  </w:num>
+  <w:num w:numId="25" w16cid:durableId="89666965">
+    <w:abstractNumId w:val="19"/>
+  </w:num>
+  <w:num w:numId="26" w16cid:durableId="1124469573">
+    <w:abstractNumId w:val="21"/>
+  </w:num>
+  <w:num w:numId="27" w16cid:durableId="463541961">
     <w:abstractNumId w:val="7"/>
   </w:num>
-  <w:num w:numId="2" w16cid:durableId="743457165">
+  <w:num w:numId="28" w16cid:durableId="1457140587">
+    <w:abstractNumId w:val="28"/>
+  </w:num>
+  <w:num w:numId="29" w16cid:durableId="1262185154">
+    <w:abstractNumId w:val="24"/>
+  </w:num>
+  <w:num w:numId="30" w16cid:durableId="1612128904">
+    <w:abstractNumId w:val="33"/>
+  </w:num>
+  <w:num w:numId="31" w16cid:durableId="794759532">
+    <w:abstractNumId w:val="15"/>
+  </w:num>
+  <w:num w:numId="32" w16cid:durableId="1413240553">
+    <w:abstractNumId w:val="39"/>
+  </w:num>
+  <w:num w:numId="33" w16cid:durableId="1515413801">
+    <w:abstractNumId w:val="1"/>
+  </w:num>
+  <w:num w:numId="34" w16cid:durableId="474374700">
+    <w:abstractNumId w:val="14"/>
+  </w:num>
+  <w:num w:numId="35" w16cid:durableId="1250772093">
+    <w:abstractNumId w:val="34"/>
+  </w:num>
+  <w:num w:numId="36" w16cid:durableId="2109885788">
+    <w:abstractNumId w:val="5"/>
+  </w:num>
+  <w:num w:numId="37" w16cid:durableId="1467242225">
     <w:abstractNumId w:val="6"/>
   </w:num>
-  <w:num w:numId="3" w16cid:durableId="1664869">
-    <w:abstractNumId w:val="0"/>
+  <w:num w:numId="38" w16cid:durableId="1654873893">
+    <w:abstractNumId w:val="30"/>
   </w:num>
-  <w:num w:numId="4" w16cid:durableId="1681393577">
-    <w:abstractNumId w:val="8"/>
-  </w:num>
-  <w:num w:numId="5" w16cid:durableId="1424497944">
+  <w:num w:numId="39" w16cid:durableId="1534808063">
     <w:abstractNumId w:val="12"/>
   </w:num>
-  <w:num w:numId="6" w16cid:durableId="70779226">
-    <w:abstractNumId w:val="10"/>
-  </w:num>
-  <w:num w:numId="7" w16cid:durableId="1337925528">
-    <w:abstractNumId w:val="2"/>
-  </w:num>
-  <w:num w:numId="8" w16cid:durableId="927272923">
-    <w:abstractNumId w:val="4"/>
-  </w:num>
-  <w:num w:numId="9" w16cid:durableId="1423598561">
-    <w:abstractNumId w:val="1"/>
-  </w:num>
-  <w:num w:numId="10" w16cid:durableId="499778039">
-    <w:abstractNumId w:val="11"/>
-  </w:num>
-  <w:num w:numId="11" w16cid:durableId="1393582291">
-    <w:abstractNumId w:val="3"/>
-  </w:num>
-  <w:num w:numId="12" w16cid:durableId="857890861">
-    <w:abstractNumId w:val="9"/>
-  </w:num>
-  <w:num w:numId="13" w16cid:durableId="1779132477">
-    <w:abstractNumId w:val="5"/>
+  <w:num w:numId="40" w16cid:durableId="2002811100">
+    <w:abstractNumId w:val="29"/>
   </w:num>
 </w:numbering>
 </file>
@@ -2680,6 +7788,7 @@
   <w:style w:type="paragraph" w:default="1" w:styleId="Normal">
     <w:name w:val="Normal"/>
     <w:qFormat/>
+    <w:rsid w:val="004F4AA4"/>
   </w:style>
   <w:style w:type="paragraph" w:styleId="Heading1">
     <w:name w:val="heading 1"/>
@@ -2774,7 +7883,6 @@
     <w:next w:val="Normal"/>
     <w:link w:val="Heading5Char"/>
     <w:uiPriority w:val="9"/>
-    <w:semiHidden/>
     <w:unhideWhenUsed/>
     <w:qFormat/>
     <w:rsid w:val="00373810"/>
@@ -2961,7 +8069,6 @@
     <w:basedOn w:val="DefaultParagraphFont"/>
     <w:link w:val="Heading5"/>
     <w:uiPriority w:val="9"/>
-    <w:semiHidden/>
     <w:rsid w:val="00373810"/>
     <w:rPr>
       <w:rFonts w:eastAsiaTheme="majorEastAsia" w:cstheme="majorBidi"/>
@@ -3195,7 +8302,6 @@
     <w:name w:val="Normal (Web)"/>
     <w:basedOn w:val="Normal"/>
     <w:uiPriority w:val="99"/>
-    <w:semiHidden/>
     <w:unhideWhenUsed/>
     <w:rsid w:val="006854AA"/>
     <w:pPr>
@@ -3229,6 +8335,36 @@
     <w:rPr>
       <w:b/>
       <w:bCs/>
+    </w:rPr>
+  </w:style>
+  <w:style w:type="paragraph" w:styleId="HTMLPreformatted">
+    <w:name w:val="HTML Preformatted"/>
+    <w:basedOn w:val="Normal"/>
+    <w:link w:val="HTMLPreformattedChar"/>
+    <w:uiPriority w:val="99"/>
+    <w:semiHidden/>
+    <w:unhideWhenUsed/>
+    <w:rsid w:val="00DD2033"/>
+    <w:pPr>
+      <w:spacing w:after="0" w:line="240" w:lineRule="auto"/>
+    </w:pPr>
+    <w:rPr>
+      <w:rFonts w:ascii="Consolas" w:hAnsi="Consolas"/>
+      <w:sz w:val="20"/>
+      <w:szCs w:val="20"/>
+    </w:rPr>
+  </w:style>
+  <w:style w:type="character" w:customStyle="1" w:styleId="HTMLPreformattedChar">
+    <w:name w:val="HTML Preformatted Char"/>
+    <w:basedOn w:val="DefaultParagraphFont"/>
+    <w:link w:val="HTMLPreformatted"/>
+    <w:uiPriority w:val="99"/>
+    <w:semiHidden/>
+    <w:rsid w:val="00DD2033"/>
+    <w:rPr>
+      <w:rFonts w:ascii="Consolas" w:hAnsi="Consolas"/>
+      <w:sz w:val="20"/>
+      <w:szCs w:val="20"/>
     </w:rPr>
   </w:style>
 </w:styles>

--- a/GandG_YPS_DataLost/Document/CCN Product Proposed for YPS Data Lost.docx
+++ b/GandG_YPS_DataLost/Document/CCN Product Proposed for YPS Data Lost.docx
@@ -284,10 +284,20 @@
         <w:spacing w:before="0" w:beforeAutospacing="0" w:after="0" w:afterAutospacing="0" w:line="360" w:lineRule="auto"/>
       </w:pPr>
       <w:r>
+        <w:rPr>
+          <w:b/>
+          <w:bCs/>
+        </w:rPr>
         <w:t>Each time a YPS transaction reaches the system:</w:t>
       </w:r>
       <w:r>
+        <w:rPr>
+          <w:b/>
+          <w:bCs/>
+        </w:rPr>
         <w:br/>
+      </w:r>
+      <w:r>
         <w:t>a. Check whether a record already exists using the unique key (</w:t>
       </w:r>
       <w:proofErr w:type="spellStart"/>

--- a/GandG_YPS_DataLost/Document/CCN Product Proposed for YPS Data Lost.docx
+++ b/GandG_YPS_DataLost/Document/CCN Product Proposed for YPS Data Lost.docx
@@ -761,6 +761,10 @@
         <w:pStyle w:val="NormalWeb"/>
         <w:spacing w:before="0" w:beforeAutospacing="0" w:after="0" w:afterAutospacing="0" w:line="360" w:lineRule="auto"/>
         <w:ind w:left="360"/>
+        <w:rPr>
+          <w:b/>
+          <w:bCs/>
+        </w:rPr>
       </w:pPr>
       <w:r>
         <w:t xml:space="preserve">h. If any record fails during insertion, rollback the whole import transaction and update </w:t>
@@ -771,7 +775,65 @@
       </w:r>
       <w:proofErr w:type="spellEnd"/>
       <w:r>
-        <w:t xml:space="preserve"> = FAIL with remark.</w:t>
+        <w:t xml:space="preserve"> = FAIL with </w:t>
+      </w:r>
+      <w:proofErr w:type="gramStart"/>
+      <w:r>
+        <w:t>remark</w:t>
+      </w:r>
+      <w:r>
+        <w:rPr>
+          <w:b/>
+          <w:bCs/>
+        </w:rPr>
+        <w:t>.</w:t>
+      </w:r>
+      <w:r>
+        <w:rPr>
+          <w:b/>
+          <w:bCs/>
+        </w:rPr>
+        <w:t>(</w:t>
+      </w:r>
+      <w:proofErr w:type="gramEnd"/>
+      <w:r>
+        <w:rPr>
+          <w:b/>
+          <w:bCs/>
+        </w:rPr>
+        <w:t xml:space="preserve">csv to integration table </w:t>
+      </w:r>
+      <w:proofErr w:type="gramStart"/>
+      <w:r>
+        <w:rPr>
+          <w:b/>
+          <w:bCs/>
+        </w:rPr>
+        <w:t>process ,</w:t>
+      </w:r>
+      <w:proofErr w:type="gramEnd"/>
+      <w:r>
+        <w:rPr>
+          <w:b/>
+          <w:bCs/>
+        </w:rPr>
+        <w:t xml:space="preserve"> not sale </w:t>
+      </w:r>
+      <w:proofErr w:type="spellStart"/>
+      <w:r>
+        <w:rPr>
+          <w:b/>
+          <w:bCs/>
+        </w:rPr>
+        <w:t>tx</w:t>
+      </w:r>
+      <w:proofErr w:type="spellEnd"/>
+      <w:r>
+        <w:rPr>
+          <w:b/>
+          <w:bCs/>
+        </w:rPr>
+        <w:t xml:space="preserve"> process fail)</w:t>
       </w:r>
     </w:p>
     <w:p>
@@ -810,11 +872,22 @@
       </w:r>
       <w:proofErr w:type="spellStart"/>
       <w:r>
+        <w:rPr>
+          <w:b/>
+          <w:bCs/>
+        </w:rPr>
         <w:t>failedTxCount</w:t>
       </w:r>
       <w:proofErr w:type="spellEnd"/>
       <w:r>
-        <w:t xml:space="preserve"> in </w:t>
+        <w:rPr>
+          <w:b/>
+          <w:bCs/>
+        </w:rPr>
+        <w:t xml:space="preserve"> </w:t>
+      </w:r>
+      <w:r>
+        <w:t xml:space="preserve">in </w:t>
       </w:r>
       <w:proofErr w:type="spellStart"/>
       <w:r>
@@ -908,6 +981,7 @@
         <w:ind w:left="720"/>
       </w:pPr>
       <w:r>
+        <w:lastRenderedPageBreak/>
         <w:t>a. Scheduler runs at 7:00 AM daily.</w:t>
       </w:r>
     </w:p>
@@ -918,7 +992,6 @@
         <w:ind w:left="720"/>
       </w:pPr>
       <w:r>
-        <w:lastRenderedPageBreak/>
         <w:t xml:space="preserve">b. Check </w:t>
       </w:r>
       <w:proofErr w:type="spellStart"/>
@@ -1505,7 +1578,7 @@
         </w:rPr>
         <w:lastRenderedPageBreak/>
         <w:drawing>
-          <wp:anchor distT="0" distB="0" distL="114300" distR="114300" simplePos="0" relativeHeight="251658240" behindDoc="1" locked="0" layoutInCell="1" allowOverlap="1">
+          <wp:anchor distT="0" distB="0" distL="114300" distR="114300" simplePos="0" relativeHeight="251658240" behindDoc="1" locked="0" layoutInCell="1" allowOverlap="1" wp14:anchorId="6E29FAD7" wp14:editId="5B890D87">
             <wp:simplePos x="0" y="0"/>
             <wp:positionH relativeFrom="column">
               <wp:posOffset>-394896</wp:posOffset>
@@ -1711,7 +1784,7 @@
           <w:b/>
           <w:bCs/>
         </w:rPr>
-        <w:pict>
+        <w:pict w14:anchorId="33D8E4F6">
           <v:rect id="_x0000_i1025" style="width:0;height:1.5pt" o:hralign="center" o:hrstd="t" o:hr="t" fillcolor="#a0a0a0" stroked="f"/>
         </w:pict>
       </w:r>
